--- a/course_explain.docx
+++ b/course_explain.docx
@@ -3699,7 +3699,7 @@
       </w:pPr>
       <w:r>
         <w:pict>
-          <v:rect id="_x0000_i1037" style="width:0;height:0" o:hralign="center" o:hrstd="t" o:hr="t" fillcolor="#a0a0a0" stroked="f"/>
+          <v:rect id="_x0000_i1031" style="width:0;height:0" o:hralign="center" o:hrstd="t" o:hr="t" fillcolor="#a0a0a0" stroked="f"/>
         </w:pict>
       </w:r>
     </w:p>
@@ -4173,7 +4173,7 @@
       </w:pPr>
       <w:r>
         <w:pict>
-          <v:rect id="_x0000_i1038" style="width:0;height:0" o:hralign="center" o:hrstd="t" o:hr="t" fillcolor="#a0a0a0" stroked="f"/>
+          <v:rect id="_x0000_i1032" style="width:0;height:0" o:hralign="center" o:hrstd="t" o:hr="t" fillcolor="#a0a0a0" stroked="f"/>
         </w:pict>
       </w:r>
     </w:p>
@@ -4697,7 +4697,7 @@
       </w:pPr>
       <w:r>
         <w:pict>
-          <v:rect id="_x0000_i1039" style="width:0;height:0" o:hralign="center" o:hrstd="t" o:hr="t" fillcolor="#a0a0a0" stroked="f"/>
+          <v:rect id="_x0000_i1033" style="width:0;height:0" o:hralign="center" o:hrstd="t" o:hr="t" fillcolor="#a0a0a0" stroked="f"/>
         </w:pict>
       </w:r>
     </w:p>
@@ -4908,7 +4908,7 @@
       </w:pPr>
       <w:r>
         <w:pict>
-          <v:rect id="_x0000_i1040" style="width:0;height:0" o:hralign="center" o:hrstd="t" o:hr="t" fillcolor="#a0a0a0" stroked="f"/>
+          <v:rect id="_x0000_i1034" style="width:0;height:0" o:hralign="center" o:hrstd="t" o:hr="t" fillcolor="#a0a0a0" stroked="f"/>
         </w:pict>
       </w:r>
     </w:p>
@@ -5327,7 +5327,7 @@
       </w:pPr>
       <w:r>
         <w:pict>
-          <v:rect id="_x0000_i1041" style="width:0;height:0" o:hralign="center" o:hrstd="t" o:hr="t" fillcolor="#a0a0a0" stroked="f"/>
+          <v:rect id="_x0000_i1035" style="width:0;height:0" o:hralign="center" o:hrstd="t" o:hr="t" fillcolor="#a0a0a0" stroked="f"/>
         </w:pict>
       </w:r>
     </w:p>
@@ -5430,7 +5430,7 @@
       </w:pPr>
       <w:r>
         <w:pict>
-          <v:rect id="_x0000_i1042" style="width:0;height:0" o:hralign="center" o:hrstd="t" o:hr="t" fillcolor="#a0a0a0" stroked="f"/>
+          <v:rect id="_x0000_i1036" style="width:0;height:0" o:hralign="center" o:hrstd="t" o:hr="t" fillcolor="#a0a0a0" stroked="f"/>
         </w:pict>
       </w:r>
     </w:p>
@@ -5454,18 +5454,7 @@
           <w:szCs w:val="51"/>
         </w:rPr>
         <w:lastRenderedPageBreak/>
-        <w:t>5. Synchronous Comm</w:t>
-      </w:r>
-      <w:bookmarkStart w:id="0" w:name="_GoBack"/>
-      <w:bookmarkEnd w:id="0"/>
-      <w:r>
-        <w:rPr>
-          <w:rFonts w:ascii="Segoe UI" w:hAnsi="Segoe UI" w:cs="Segoe UI"/>
-          <w:color w:val="FFFFFF" w:themeColor="background1"/>
-          <w:sz w:val="51"/>
-          <w:szCs w:val="51"/>
-        </w:rPr>
-        <w:t>unication</w:t>
+        <w:t>5. Synchronous Communication</w:t>
       </w:r>
     </w:p>
     <w:p>
@@ -5805,7 +5794,7 @@
       </w:pPr>
       <w:r>
         <w:pict>
-          <v:rect id="_x0000_i1043" style="width:0;height:0" o:hralign="center" o:hrstd="t" o:hr="t" fillcolor="#a0a0a0" stroked="f"/>
+          <v:rect id="_x0000_i1037" style="width:0;height:0" o:hralign="center" o:hrstd="t" o:hr="t" fillcolor="#a0a0a0" stroked="f"/>
         </w:pict>
       </w:r>
     </w:p>
@@ -6091,7 +6080,7 @@
       </w:pPr>
       <w:r>
         <w:pict>
-          <v:rect id="_x0000_i1044" style="width:0;height:0" o:hralign="center" o:hrstd="t" o:hr="t" fillcolor="#a0a0a0" stroked="f"/>
+          <v:rect id="_x0000_i1038" style="width:0;height:0" o:hralign="center" o:hrstd="t" o:hr="t" fillcolor="#a0a0a0" stroked="f"/>
         </w:pict>
       </w:r>
     </w:p>
@@ -6348,7 +6337,7 @@
       </w:pPr>
       <w:r>
         <w:pict>
-          <v:rect id="_x0000_i1045" style="width:0;height:0" o:hralign="center" o:hrstd="t" o:hr="t" fillcolor="#a0a0a0" stroked="f"/>
+          <v:rect id="_x0000_i1039" style="width:0;height:0" o:hralign="center" o:hrstd="t" o:hr="t" fillcolor="#a0a0a0" stroked="f"/>
         </w:pict>
       </w:r>
     </w:p>
@@ -6610,7 +6599,7 @@
       </w:pPr>
       <w:r>
         <w:pict>
-          <v:rect id="_x0000_i1046" style="width:0;height:0" o:hralign="center" o:hrstd="t" o:hr="t" fillcolor="#a0a0a0" stroked="f"/>
+          <v:rect id="_x0000_i1040" style="width:0;height:0" o:hralign="center" o:hrstd="t" o:hr="t" fillcolor="#a0a0a0" stroked="f"/>
         </w:pict>
       </w:r>
     </w:p>
@@ -6854,7 +6843,7 @@
       </w:pPr>
       <w:r>
         <w:pict>
-          <v:rect id="_x0000_i1047" style="width:0;height:0" o:hralign="center" o:hrstd="t" o:hr="t" fillcolor="#a0a0a0" stroked="f"/>
+          <v:rect id="_x0000_i1041" style="width:0;height:0" o:hralign="center" o:hrstd="t" o:hr="t" fillcolor="#a0a0a0" stroked="f"/>
         </w:pict>
       </w:r>
     </w:p>
@@ -7222,7 +7211,7 @@
       </w:pPr>
       <w:r>
         <w:pict>
-          <v:rect id="_x0000_i1048" style="width:0;height:0" o:hralign="center" o:hrstd="t" o:hr="t" fillcolor="#a0a0a0" stroked="f"/>
+          <v:rect id="_x0000_i1042" style="width:0;height:0" o:hralign="center" o:hrstd="t" o:hr="t" fillcolor="#a0a0a0" stroked="f"/>
         </w:pict>
       </w:r>
     </w:p>
@@ -7436,7 +7425,7 @@
       </w:pPr>
       <w:r>
         <w:pict>
-          <v:rect id="_x0000_i1049" style="width:0;height:0" o:hralign="center" o:hrstd="t" o:hr="t" fillcolor="#a0a0a0" stroked="f"/>
+          <v:rect id="_x0000_i1043" style="width:0;height:0" o:hralign="center" o:hrstd="t" o:hr="t" fillcolor="#a0a0a0" stroked="f"/>
         </w:pict>
       </w:r>
     </w:p>
@@ -7695,7 +7684,7 @@
       </w:pPr>
       <w:r>
         <w:pict>
-          <v:rect id="_x0000_i1050" style="width:0;height:0" o:hralign="center" o:hrstd="t" o:hr="t" fillcolor="#a0a0a0" stroked="f"/>
+          <v:rect id="_x0000_i1044" style="width:0;height:0" o:hralign="center" o:hrstd="t" o:hr="t" fillcolor="#a0a0a0" stroked="f"/>
         </w:pict>
       </w:r>
     </w:p>
@@ -7962,7 +7951,7 @@
       </w:pPr>
       <w:r>
         <w:pict>
-          <v:rect id="_x0000_i1051" style="width:0;height:0" o:hralign="center" o:hrstd="t" o:hr="t" fillcolor="#a0a0a0" stroked="f"/>
+          <v:rect id="_x0000_i1045" style="width:0;height:0" o:hralign="center" o:hrstd="t" o:hr="t" fillcolor="#a0a0a0" stroked="f"/>
         </w:pict>
       </w:r>
     </w:p>
@@ -8545,7 +8534,7 @@
       </w:pPr>
       <w:r>
         <w:pict>
-          <v:rect id="_x0000_i1052" style="width:0;height:0" o:hralign="center" o:hrstd="t" o:hr="t" fillcolor="#a0a0a0" stroked="f"/>
+          <v:rect id="_x0000_i1046" style="width:0;height:0" o:hralign="center" o:hrstd="t" o:hr="t" fillcolor="#a0a0a0" stroked="f"/>
         </w:pict>
       </w:r>
     </w:p>
@@ -8979,7 +8968,7 @@
       </w:pPr>
       <w:r>
         <w:pict>
-          <v:rect id="_x0000_i1053" style="width:0;height:0" o:hralign="center" o:hrstd="t" o:hr="t" fillcolor="#a0a0a0" stroked="f"/>
+          <v:rect id="_x0000_i1047" style="width:0;height:0" o:hralign="center" o:hrstd="t" o:hr="t" fillcolor="#a0a0a0" stroked="f"/>
         </w:pict>
       </w:r>
     </w:p>
@@ -9124,7 +9113,7 @@
       </w:pPr>
       <w:r>
         <w:pict>
-          <v:rect id="_x0000_i1054" style="width:0;height:0" o:hralign="center" o:hrstd="t" o:hr="t" fillcolor="#a0a0a0" stroked="f"/>
+          <v:rect id="_x0000_i1048" style="width:0;height:0" o:hralign="center" o:hrstd="t" o:hr="t" fillcolor="#a0a0a0" stroked="f"/>
         </w:pict>
       </w:r>
     </w:p>
@@ -9724,7 +9713,7 @@
       <w:r>
         <w:lastRenderedPageBreak/>
         <w:pict>
-          <v:rect id="_x0000_i1055" style="width:0;height:0" o:hralign="center" o:hrstd="t" o:hr="t" fillcolor="#a0a0a0" stroked="f"/>
+          <v:rect id="_x0000_i1049" style="width:0;height:0" o:hralign="center" o:hrstd="t" o:hr="t" fillcolor="#a0a0a0" stroked="f"/>
         </w:pict>
       </w:r>
     </w:p>
@@ -9966,330 +9955,3165 @@
       </w:pPr>
       <w:r>
         <w:pict>
+          <v:rect id="_x0000_i1050" style="width:0;height:0" o:hralign="center" o:hrstd="t" o:hr="t" fillcolor="#a0a0a0" stroked="f"/>
+        </w:pict>
+      </w:r>
+    </w:p>
+    <w:p>
+      <w:pPr>
+        <w:pStyle w:val="Heading1"/>
+        <w:shd w:val="clear" w:color="auto" w:fill="000000"/>
+        <w:spacing w:before="0" w:after="192"/>
+        <w:rPr>
+          <w:rFonts w:ascii="Segoe UI" w:hAnsi="Segoe UI" w:cs="Segoe UI"/>
+          <w:sz w:val="51"/>
+          <w:szCs w:val="51"/>
+        </w:rPr>
+      </w:pPr>
+      <w:r>
+        <w:rPr>
+          <w:rFonts w:ascii="Segoe UI" w:hAnsi="Segoe UI" w:cs="Segoe UI"/>
+          <w:sz w:val="51"/>
+          <w:szCs w:val="51"/>
+        </w:rPr>
+        <w:t>12. Very Short Summary for Notes</w:t>
+      </w:r>
+    </w:p>
+    <w:p>
+      <w:pPr>
+        <w:pStyle w:val="text-neutral-a12"/>
+        <w:shd w:val="clear" w:color="auto" w:fill="000000"/>
+        <w:spacing w:before="274" w:beforeAutospacing="0" w:after="274" w:afterAutospacing="0"/>
+        <w:rPr>
+          <w:rFonts w:ascii="Segoe UI" w:hAnsi="Segoe UI" w:cs="Segoe UI"/>
+          <w:sz w:val="21"/>
+          <w:szCs w:val="21"/>
+        </w:rPr>
+      </w:pPr>
+      <w:r>
+        <w:rPr>
+          <w:rFonts w:ascii="Segoe UI" w:hAnsi="Segoe UI" w:cs="Segoe UI"/>
+          <w:sz w:val="21"/>
+          <w:szCs w:val="21"/>
+        </w:rPr>
+        <w:t>You can write this in your notebook:</w:t>
+      </w:r>
+    </w:p>
+    <w:p>
+      <w:pPr>
+        <w:pStyle w:val="Heading3"/>
+        <w:shd w:val="clear" w:color="auto" w:fill="000000"/>
+        <w:spacing w:before="373" w:beforeAutospacing="0" w:after="107" w:afterAutospacing="0"/>
+        <w:rPr>
+          <w:rFonts w:ascii="Segoe UI" w:hAnsi="Segoe UI" w:cs="Segoe UI"/>
+          <w:sz w:val="31"/>
+          <w:szCs w:val="31"/>
+        </w:rPr>
+      </w:pPr>
+      <w:r>
+        <w:rPr>
+          <w:rFonts w:ascii="Segoe UI" w:hAnsi="Segoe UI" w:cs="Segoe UI"/>
+          <w:sz w:val="31"/>
+          <w:szCs w:val="31"/>
+        </w:rPr>
+        <w:t xml:space="preserve">Data in </w:t>
+      </w:r>
+      <w:proofErr w:type="spellStart"/>
+      <w:r>
+        <w:rPr>
+          <w:rFonts w:ascii="Segoe UI" w:hAnsi="Segoe UI" w:cs="Segoe UI"/>
+          <w:sz w:val="31"/>
+          <w:szCs w:val="31"/>
+        </w:rPr>
+        <w:t>Microservices</w:t>
+      </w:r>
+      <w:proofErr w:type="spellEnd"/>
+    </w:p>
+    <w:p>
+      <w:pPr>
+        <w:pStyle w:val="text-neutral-a12"/>
+        <w:shd w:val="clear" w:color="auto" w:fill="000000"/>
+        <w:spacing w:before="0" w:beforeAutospacing="0" w:after="274" w:afterAutospacing="0"/>
+        <w:rPr>
+          <w:rFonts w:ascii="Segoe UI" w:hAnsi="Segoe UI" w:cs="Segoe UI"/>
+          <w:sz w:val="21"/>
+          <w:szCs w:val="21"/>
+        </w:rPr>
+      </w:pPr>
+      <w:r>
+        <w:rPr>
+          <w:rFonts w:ascii="Segoe UI" w:hAnsi="Segoe UI" w:cs="Segoe UI"/>
+          <w:sz w:val="21"/>
+          <w:szCs w:val="21"/>
+        </w:rPr>
+        <w:t xml:space="preserve">The biggest challenge in </w:t>
+      </w:r>
+      <w:proofErr w:type="spellStart"/>
+      <w:r>
+        <w:rPr>
+          <w:rFonts w:ascii="Segoe UI" w:hAnsi="Segoe UI" w:cs="Segoe UI"/>
+          <w:sz w:val="21"/>
+          <w:szCs w:val="21"/>
+        </w:rPr>
+        <w:t>microservices</w:t>
+      </w:r>
+      <w:proofErr w:type="spellEnd"/>
+      <w:r>
+        <w:rPr>
+          <w:rFonts w:ascii="Segoe UI" w:hAnsi="Segoe UI" w:cs="Segoe UI"/>
+          <w:sz w:val="21"/>
+          <w:szCs w:val="21"/>
+        </w:rPr>
+        <w:t xml:space="preserve"> is managing data between independent services.</w:t>
+      </w:r>
+    </w:p>
+    <w:p>
+      <w:pPr>
+        <w:pStyle w:val="Heading3"/>
+        <w:shd w:val="clear" w:color="auto" w:fill="000000"/>
+        <w:spacing w:before="373" w:beforeAutospacing="0" w:after="107" w:afterAutospacing="0"/>
+        <w:rPr>
+          <w:rFonts w:ascii="Segoe UI" w:hAnsi="Segoe UI" w:cs="Segoe UI"/>
+          <w:sz w:val="31"/>
+          <w:szCs w:val="31"/>
+        </w:rPr>
+      </w:pPr>
+      <w:r>
+        <w:rPr>
+          <w:rFonts w:ascii="Segoe UI" w:hAnsi="Segoe UI" w:cs="Segoe UI"/>
+          <w:sz w:val="31"/>
+          <w:szCs w:val="31"/>
+        </w:rPr>
+        <w:t>Database per Service</w:t>
+      </w:r>
+    </w:p>
+    <w:p>
+      <w:pPr>
+        <w:pStyle w:val="text-neutral-a12"/>
+        <w:shd w:val="clear" w:color="auto" w:fill="000000"/>
+        <w:spacing w:before="0" w:beforeAutospacing="0" w:after="274" w:afterAutospacing="0"/>
+        <w:rPr>
+          <w:rFonts w:ascii="Segoe UI" w:hAnsi="Segoe UI" w:cs="Segoe UI"/>
+          <w:sz w:val="21"/>
+          <w:szCs w:val="21"/>
+        </w:rPr>
+      </w:pPr>
+      <w:r>
+        <w:rPr>
+          <w:rFonts w:ascii="Segoe UI" w:hAnsi="Segoe UI" w:cs="Segoe UI"/>
+          <w:sz w:val="21"/>
+          <w:szCs w:val="21"/>
+        </w:rPr>
+        <w:t>Each service should own its own database to ensure loose coupling, independence, and clear data ownership.</w:t>
+      </w:r>
+    </w:p>
+    <w:p>
+      <w:pPr>
+        <w:pStyle w:val="Heading3"/>
+        <w:shd w:val="clear" w:color="auto" w:fill="000000"/>
+        <w:spacing w:before="373" w:beforeAutospacing="0" w:after="107" w:afterAutospacing="0"/>
+        <w:rPr>
+          <w:rFonts w:ascii="Segoe UI" w:hAnsi="Segoe UI" w:cs="Segoe UI"/>
+          <w:sz w:val="31"/>
+          <w:szCs w:val="31"/>
+        </w:rPr>
+      </w:pPr>
+      <w:r>
+        <w:rPr>
+          <w:rFonts w:ascii="Segoe UI" w:hAnsi="Segoe UI" w:cs="Segoe UI"/>
+          <w:sz w:val="31"/>
+          <w:szCs w:val="31"/>
+        </w:rPr>
+        <w:t>Synchronous Communication</w:t>
+      </w:r>
+    </w:p>
+    <w:p>
+      <w:pPr>
+        <w:pStyle w:val="text-neutral-a12"/>
+        <w:shd w:val="clear" w:color="auto" w:fill="000000"/>
+        <w:spacing w:before="0" w:beforeAutospacing="0" w:after="274" w:afterAutospacing="0"/>
+        <w:rPr>
+          <w:rFonts w:ascii="Segoe UI" w:hAnsi="Segoe UI" w:cs="Segoe UI"/>
+          <w:sz w:val="21"/>
+          <w:szCs w:val="21"/>
+        </w:rPr>
+      </w:pPr>
+      <w:r>
+        <w:rPr>
+          <w:rFonts w:ascii="Segoe UI" w:hAnsi="Segoe UI" w:cs="Segoe UI"/>
+          <w:sz w:val="21"/>
+          <w:szCs w:val="21"/>
+        </w:rPr>
+        <w:t>One service sends a request and waits for the response. It is simple but creates stronger dependency.</w:t>
+      </w:r>
+    </w:p>
+    <w:p>
+      <w:pPr>
+        <w:pStyle w:val="Heading3"/>
+        <w:shd w:val="clear" w:color="auto" w:fill="000000"/>
+        <w:spacing w:before="373" w:beforeAutospacing="0" w:after="107" w:afterAutospacing="0"/>
+        <w:rPr>
+          <w:rFonts w:ascii="Segoe UI" w:hAnsi="Segoe UI" w:cs="Segoe UI"/>
+          <w:sz w:val="31"/>
+          <w:szCs w:val="31"/>
+        </w:rPr>
+      </w:pPr>
+      <w:r>
+        <w:rPr>
+          <w:rFonts w:ascii="Segoe UI" w:hAnsi="Segoe UI" w:cs="Segoe UI"/>
+          <w:sz w:val="31"/>
+          <w:szCs w:val="31"/>
+        </w:rPr>
+        <w:t>Asynchronous Communication</w:t>
+      </w:r>
+    </w:p>
+    <w:p>
+      <w:pPr>
+        <w:pStyle w:val="text-neutral-a12"/>
+        <w:shd w:val="clear" w:color="auto" w:fill="000000"/>
+        <w:spacing w:before="0" w:beforeAutospacing="0" w:after="274" w:afterAutospacing="0"/>
+        <w:rPr>
+          <w:rFonts w:ascii="Segoe UI" w:hAnsi="Segoe UI" w:cs="Segoe UI"/>
+          <w:sz w:val="21"/>
+          <w:szCs w:val="21"/>
+        </w:rPr>
+      </w:pPr>
+      <w:r>
+        <w:rPr>
+          <w:rFonts w:ascii="Segoe UI" w:hAnsi="Segoe UI" w:cs="Segoe UI"/>
+          <w:sz w:val="21"/>
+          <w:szCs w:val="21"/>
+        </w:rPr>
+        <w:lastRenderedPageBreak/>
+        <w:t>A service emits an event and does not wait for an immediate response. It improves scalability and loose coupling but adds complexity.</w:t>
+      </w:r>
+    </w:p>
+    <w:p>
+      <w:pPr>
+        <w:pStyle w:val="Heading3"/>
+        <w:shd w:val="clear" w:color="auto" w:fill="000000"/>
+        <w:spacing w:before="373" w:beforeAutospacing="0" w:after="107" w:afterAutospacing="0"/>
+        <w:rPr>
+          <w:rFonts w:ascii="Segoe UI" w:hAnsi="Segoe UI" w:cs="Segoe UI"/>
+          <w:sz w:val="31"/>
+          <w:szCs w:val="31"/>
+        </w:rPr>
+      </w:pPr>
+      <w:r>
+        <w:rPr>
+          <w:rFonts w:ascii="Segoe UI" w:hAnsi="Segoe UI" w:cs="Segoe UI"/>
+          <w:sz w:val="31"/>
+          <w:szCs w:val="31"/>
+        </w:rPr>
+        <w:t>Event Bus</w:t>
+      </w:r>
+    </w:p>
+    <w:p>
+      <w:pPr>
+        <w:pStyle w:val="text-neutral-a12"/>
+        <w:shd w:val="clear" w:color="auto" w:fill="000000"/>
+        <w:spacing w:before="0" w:beforeAutospacing="0" w:after="274" w:afterAutospacing="0"/>
+        <w:rPr>
+          <w:rFonts w:ascii="Segoe UI" w:hAnsi="Segoe UI" w:cs="Segoe UI"/>
+          <w:sz w:val="21"/>
+          <w:szCs w:val="21"/>
+        </w:rPr>
+      </w:pPr>
+      <w:r>
+        <w:rPr>
+          <w:rFonts w:ascii="Segoe UI" w:hAnsi="Segoe UI" w:cs="Segoe UI"/>
+          <w:sz w:val="21"/>
+          <w:szCs w:val="21"/>
+        </w:rPr>
+        <w:t>An event bus receives events from one service and routes them to other interested services.</w:t>
+      </w:r>
+    </w:p>
+    <w:p>
+      <w:pPr>
+        <w:pStyle w:val="Heading3"/>
+        <w:shd w:val="clear" w:color="auto" w:fill="000000"/>
+        <w:spacing w:before="373" w:beforeAutospacing="0" w:after="107" w:afterAutospacing="0"/>
+        <w:rPr>
+          <w:rFonts w:ascii="Segoe UI" w:hAnsi="Segoe UI" w:cs="Segoe UI"/>
+          <w:sz w:val="31"/>
+          <w:szCs w:val="31"/>
+        </w:rPr>
+      </w:pPr>
+      <w:r>
+        <w:rPr>
+          <w:rFonts w:ascii="Segoe UI" w:hAnsi="Segoe UI" w:cs="Segoe UI"/>
+          <w:sz w:val="31"/>
+          <w:szCs w:val="31"/>
+        </w:rPr>
+        <w:t>Routing</w:t>
+      </w:r>
+    </w:p>
+    <w:p>
+      <w:pPr>
+        <w:pStyle w:val="text-neutral-a12"/>
+        <w:shd w:val="clear" w:color="auto" w:fill="000000"/>
+        <w:spacing w:before="0" w:beforeAutospacing="0" w:after="274" w:afterAutospacing="0"/>
+        <w:rPr>
+          <w:rFonts w:ascii="Segoe UI" w:hAnsi="Segoe UI" w:cs="Segoe UI"/>
+          <w:sz w:val="21"/>
+          <w:szCs w:val="21"/>
+        </w:rPr>
+      </w:pPr>
+      <w:r>
+        <w:rPr>
+          <w:rFonts w:ascii="Segoe UI" w:hAnsi="Segoe UI" w:cs="Segoe UI"/>
+          <w:sz w:val="21"/>
+          <w:szCs w:val="21"/>
+        </w:rPr>
+        <w:t>Routing is the process of sending each event to the correct services that need to handle it.</w:t>
+      </w:r>
+    </w:p>
+    <w:p>
+      <w:pPr>
+        <w:spacing w:before="686" w:after="686"/>
+        <w:rPr>
+          <w:rFonts w:ascii="Times New Roman" w:hAnsi="Times New Roman" w:cs="Times New Roman"/>
+        </w:rPr>
+      </w:pPr>
+      <w:r>
+        <w:pict>
+          <v:rect id="_x0000_i1051" style="width:0;height:0" o:hralign="center" o:hrstd="t" o:hr="t" fillcolor="#a0a0a0" stroked="f"/>
+        </w:pict>
+      </w:r>
+    </w:p>
+    <w:p/>
+    <w:p/>
+    <w:p/>
+    <w:p/>
+    <w:p/>
+    <w:p/>
+    <w:p/>
+    <w:p/>
+    <w:p/>
+    <w:p/>
+    <w:p/>
+    <w:p/>
+    <w:p/>
+    <w:p/>
+    <w:p/>
+    <w:p/>
+    <w:p/>
+    <w:p>
+      <w:pPr>
+        <w:shd w:val="clear" w:color="auto" w:fill="000000"/>
+        <w:spacing w:after="274" w:line="240" w:lineRule="auto"/>
+        <w:rPr>
+          <w:rFonts w:ascii="Segoe UI" w:eastAsia="Times New Roman" w:hAnsi="Segoe UI" w:cs="Segoe UI"/>
+          <w:kern w:val="0"/>
+          <w:sz w:val="21"/>
+          <w:szCs w:val="21"/>
+          <w14:ligatures w14:val="none"/>
+        </w:rPr>
+      </w:pPr>
+      <w:r>
+        <w:rPr>
+          <w:rFonts w:ascii="Segoe UI" w:eastAsia="Times New Roman" w:hAnsi="Segoe UI" w:cs="Segoe UI"/>
+          <w:b/>
+          <w:bCs/>
+          <w:kern w:val="0"/>
+          <w:sz w:val="21"/>
+          <w:szCs w:val="21"/>
+          <w14:ligatures w14:val="none"/>
+        </w:rPr>
+        <w:lastRenderedPageBreak/>
+        <w:t>CORS</w:t>
+      </w:r>
+      <w:r>
+        <w:rPr>
+          <w:rFonts w:ascii="Segoe UI" w:eastAsia="Times New Roman" w:hAnsi="Segoe UI" w:cs="Segoe UI"/>
+          <w:kern w:val="0"/>
+          <w:sz w:val="21"/>
+          <w:szCs w:val="21"/>
+          <w14:ligatures w14:val="none"/>
+        </w:rPr>
+        <w:t> stands for </w:t>
+      </w:r>
+      <w:r>
+        <w:rPr>
+          <w:rFonts w:ascii="Segoe UI" w:eastAsia="Times New Roman" w:hAnsi="Segoe UI" w:cs="Segoe UI"/>
+          <w:b/>
+          <w:bCs/>
+          <w:kern w:val="0"/>
+          <w:sz w:val="21"/>
+          <w:szCs w:val="21"/>
+          <w14:ligatures w14:val="none"/>
+        </w:rPr>
+        <w:t>Cross-Origin Resource Sharing</w:t>
+      </w:r>
+      <w:r>
+        <w:rPr>
+          <w:rFonts w:ascii="Segoe UI" w:eastAsia="Times New Roman" w:hAnsi="Segoe UI" w:cs="Segoe UI"/>
+          <w:kern w:val="0"/>
+          <w:sz w:val="21"/>
+          <w:szCs w:val="21"/>
+          <w14:ligatures w14:val="none"/>
+        </w:rPr>
+        <w:t>.</w:t>
+      </w:r>
+    </w:p>
+    <w:p>
+      <w:pPr>
+        <w:shd w:val="clear" w:color="auto" w:fill="000000"/>
+        <w:spacing w:before="274" w:after="274" w:line="240" w:lineRule="auto"/>
+        <w:rPr>
+          <w:rFonts w:ascii="Segoe UI" w:eastAsia="Times New Roman" w:hAnsi="Segoe UI" w:cs="Segoe UI"/>
+          <w:kern w:val="0"/>
+          <w:sz w:val="21"/>
+          <w:szCs w:val="21"/>
+          <w14:ligatures w14:val="none"/>
+        </w:rPr>
+      </w:pPr>
+      <w:r>
+        <w:rPr>
+          <w:rFonts w:ascii="Segoe UI" w:eastAsia="Times New Roman" w:hAnsi="Segoe UI" w:cs="Segoe UI"/>
+          <w:kern w:val="0"/>
+          <w:sz w:val="21"/>
+          <w:szCs w:val="21"/>
+          <w14:ligatures w14:val="none"/>
+        </w:rPr>
+        <w:t>It is a </w:t>
+      </w:r>
+      <w:r>
+        <w:rPr>
+          <w:rFonts w:ascii="Segoe UI" w:eastAsia="Times New Roman" w:hAnsi="Segoe UI" w:cs="Segoe UI"/>
+          <w:b/>
+          <w:bCs/>
+          <w:kern w:val="0"/>
+          <w:sz w:val="21"/>
+          <w:szCs w:val="21"/>
+          <w14:ligatures w14:val="none"/>
+        </w:rPr>
+        <w:t>browser security mechanism</w:t>
+      </w:r>
+      <w:r>
+        <w:rPr>
+          <w:rFonts w:ascii="Segoe UI" w:eastAsia="Times New Roman" w:hAnsi="Segoe UI" w:cs="Segoe UI"/>
+          <w:kern w:val="0"/>
+          <w:sz w:val="21"/>
+          <w:szCs w:val="21"/>
+          <w14:ligatures w14:val="none"/>
+        </w:rPr>
+        <w:t> that controls whether a webpage from one origin can make requests to a different origin.</w:t>
+      </w:r>
+    </w:p>
+    <w:p>
+      <w:pPr>
+        <w:spacing w:before="686" w:after="686" w:line="240" w:lineRule="auto"/>
+        <w:rPr>
+          <w:rFonts w:ascii="Times New Roman" w:eastAsia="Times New Roman" w:hAnsi="Times New Roman" w:cs="Times New Roman"/>
+          <w:kern w:val="0"/>
+          <w14:ligatures w14:val="none"/>
+        </w:rPr>
+      </w:pPr>
+      <w:r>
+        <w:rPr>
+          <w:rFonts w:ascii="Times New Roman" w:eastAsia="Times New Roman" w:hAnsi="Times New Roman" w:cs="Times New Roman"/>
+          <w:kern w:val="0"/>
+          <w14:ligatures w14:val="none"/>
+        </w:rPr>
+        <w:pict>
+          <v:rect id="_x0000_i1052" style="width:0;height:0" o:hralign="center" o:hrstd="t" o:hr="t" fillcolor="#a0a0a0" stroked="f"/>
+        </w:pict>
+      </w:r>
+    </w:p>
+    <w:p>
+      <w:pPr>
+        <w:shd w:val="clear" w:color="auto" w:fill="000000"/>
+        <w:spacing w:after="192" w:line="240" w:lineRule="auto"/>
+        <w:outlineLvl w:val="1"/>
+        <w:rPr>
+          <w:rFonts w:ascii="Segoe UI" w:eastAsia="Times New Roman" w:hAnsi="Segoe UI" w:cs="Segoe UI"/>
+          <w:b/>
+          <w:bCs/>
+          <w:kern w:val="0"/>
+          <w:sz w:val="34"/>
+          <w:szCs w:val="34"/>
+          <w14:ligatures w14:val="none"/>
+        </w:rPr>
+      </w:pPr>
+      <w:r>
+        <w:rPr>
+          <w:rFonts w:ascii="Segoe UI" w:eastAsia="Times New Roman" w:hAnsi="Segoe UI" w:cs="Segoe UI"/>
+          <w:b/>
+          <w:bCs/>
+          <w:kern w:val="0"/>
+          <w:sz w:val="34"/>
+          <w:szCs w:val="34"/>
+          <w14:ligatures w14:val="none"/>
+        </w:rPr>
+        <w:t>1. What is an origin?</w:t>
+      </w:r>
+    </w:p>
+    <w:p>
+      <w:pPr>
+        <w:shd w:val="clear" w:color="auto" w:fill="000000"/>
+        <w:spacing w:after="274" w:line="240" w:lineRule="auto"/>
+        <w:rPr>
+          <w:rFonts w:ascii="Segoe UI" w:eastAsia="Times New Roman" w:hAnsi="Segoe UI" w:cs="Segoe UI"/>
+          <w:kern w:val="0"/>
+          <w:sz w:val="21"/>
+          <w:szCs w:val="21"/>
+          <w14:ligatures w14:val="none"/>
+        </w:rPr>
+      </w:pPr>
+      <w:r>
+        <w:rPr>
+          <w:rFonts w:ascii="Segoe UI" w:eastAsia="Times New Roman" w:hAnsi="Segoe UI" w:cs="Segoe UI"/>
+          <w:kern w:val="0"/>
+          <w:sz w:val="21"/>
+          <w:szCs w:val="21"/>
+          <w14:ligatures w14:val="none"/>
+        </w:rPr>
+        <w:t>An </w:t>
+      </w:r>
+      <w:r>
+        <w:rPr>
+          <w:rFonts w:ascii="Segoe UI" w:eastAsia="Times New Roman" w:hAnsi="Segoe UI" w:cs="Segoe UI"/>
+          <w:b/>
+          <w:bCs/>
+          <w:kern w:val="0"/>
+          <w:sz w:val="21"/>
+          <w:szCs w:val="21"/>
+          <w14:ligatures w14:val="none"/>
+        </w:rPr>
+        <w:t>origin</w:t>
+      </w:r>
+      <w:r>
+        <w:rPr>
+          <w:rFonts w:ascii="Segoe UI" w:eastAsia="Times New Roman" w:hAnsi="Segoe UI" w:cs="Segoe UI"/>
+          <w:kern w:val="0"/>
+          <w:sz w:val="21"/>
+          <w:szCs w:val="21"/>
+          <w14:ligatures w14:val="none"/>
+        </w:rPr>
+        <w:t> is made of:</w:t>
+      </w:r>
+    </w:p>
+    <w:p>
+      <w:pPr>
+        <w:numPr>
+          <w:ilvl w:val="0"/>
+          <w:numId w:val="45"/>
+        </w:numPr>
+        <w:shd w:val="clear" w:color="auto" w:fill="000000"/>
+        <w:spacing w:after="0" w:line="240" w:lineRule="auto"/>
+        <w:ind w:left="0"/>
+        <w:rPr>
+          <w:rFonts w:ascii="Segoe UI" w:eastAsia="Times New Roman" w:hAnsi="Segoe UI" w:cs="Segoe UI"/>
+          <w:kern w:val="0"/>
+          <w:sz w:val="21"/>
+          <w:szCs w:val="21"/>
+          <w14:ligatures w14:val="none"/>
+        </w:rPr>
+      </w:pPr>
+      <w:r>
+        <w:rPr>
+          <w:rFonts w:ascii="Segoe UI" w:eastAsia="Times New Roman" w:hAnsi="Segoe UI" w:cs="Segoe UI"/>
+          <w:b/>
+          <w:bCs/>
+          <w:kern w:val="0"/>
+          <w:sz w:val="21"/>
+          <w:szCs w:val="21"/>
+          <w14:ligatures w14:val="none"/>
+        </w:rPr>
+        <w:t>protocol</w:t>
+      </w:r>
+      <w:r>
+        <w:rPr>
+          <w:rFonts w:ascii="Segoe UI" w:eastAsia="Times New Roman" w:hAnsi="Segoe UI" w:cs="Segoe UI"/>
+          <w:kern w:val="0"/>
+          <w:sz w:val="21"/>
+          <w:szCs w:val="21"/>
+          <w14:ligatures w14:val="none"/>
+        </w:rPr>
+        <w:t> (</w:t>
+      </w:r>
+      <w:r>
+        <w:rPr>
+          <w:rFonts w:ascii="Consolas" w:eastAsia="Times New Roman" w:hAnsi="Consolas" w:cs="Segoe UI"/>
+          <w:color w:val="ABB2BF"/>
+          <w:kern w:val="0"/>
+          <w:sz w:val="21"/>
+          <w:szCs w:val="21"/>
+          <w:shd w:val="clear" w:color="auto" w:fill="282C34"/>
+          <w14:ligatures w14:val="none"/>
+        </w:rPr>
+        <w:t>http</w:t>
+      </w:r>
+      <w:r>
+        <w:rPr>
+          <w:rFonts w:ascii="Segoe UI" w:eastAsia="Times New Roman" w:hAnsi="Segoe UI" w:cs="Segoe UI"/>
+          <w:kern w:val="0"/>
+          <w:sz w:val="21"/>
+          <w:szCs w:val="21"/>
+          <w14:ligatures w14:val="none"/>
+        </w:rPr>
+        <w:t> or </w:t>
+      </w:r>
+      <w:r>
+        <w:rPr>
+          <w:rFonts w:ascii="Consolas" w:eastAsia="Times New Roman" w:hAnsi="Consolas" w:cs="Segoe UI"/>
+          <w:color w:val="ABB2BF"/>
+          <w:kern w:val="0"/>
+          <w:sz w:val="21"/>
+          <w:szCs w:val="21"/>
+          <w:shd w:val="clear" w:color="auto" w:fill="282C34"/>
+          <w14:ligatures w14:val="none"/>
+        </w:rPr>
+        <w:t>https</w:t>
+      </w:r>
+      <w:r>
+        <w:rPr>
+          <w:rFonts w:ascii="Segoe UI" w:eastAsia="Times New Roman" w:hAnsi="Segoe UI" w:cs="Segoe UI"/>
+          <w:kern w:val="0"/>
+          <w:sz w:val="21"/>
+          <w:szCs w:val="21"/>
+          <w14:ligatures w14:val="none"/>
+        </w:rPr>
+        <w:t>)</w:t>
+      </w:r>
+    </w:p>
+    <w:p>
+      <w:pPr>
+        <w:numPr>
+          <w:ilvl w:val="0"/>
+          <w:numId w:val="45"/>
+        </w:numPr>
+        <w:shd w:val="clear" w:color="auto" w:fill="000000"/>
+        <w:spacing w:after="0" w:line="240" w:lineRule="auto"/>
+        <w:ind w:left="0"/>
+        <w:rPr>
+          <w:rFonts w:ascii="Segoe UI" w:eastAsia="Times New Roman" w:hAnsi="Segoe UI" w:cs="Segoe UI"/>
+          <w:kern w:val="0"/>
+          <w:sz w:val="21"/>
+          <w:szCs w:val="21"/>
+          <w14:ligatures w14:val="none"/>
+        </w:rPr>
+      </w:pPr>
+      <w:r>
+        <w:rPr>
+          <w:rFonts w:ascii="Segoe UI" w:eastAsia="Times New Roman" w:hAnsi="Segoe UI" w:cs="Segoe UI"/>
+          <w:b/>
+          <w:bCs/>
+          <w:kern w:val="0"/>
+          <w:sz w:val="21"/>
+          <w:szCs w:val="21"/>
+          <w14:ligatures w14:val="none"/>
+        </w:rPr>
+        <w:t>domain</w:t>
+      </w:r>
+      <w:r>
+        <w:rPr>
+          <w:rFonts w:ascii="Segoe UI" w:eastAsia="Times New Roman" w:hAnsi="Segoe UI" w:cs="Segoe UI"/>
+          <w:kern w:val="0"/>
+          <w:sz w:val="21"/>
+          <w:szCs w:val="21"/>
+          <w14:ligatures w14:val="none"/>
+        </w:rPr>
+        <w:t> (</w:t>
+      </w:r>
+      <w:r>
+        <w:rPr>
+          <w:rFonts w:ascii="Consolas" w:eastAsia="Times New Roman" w:hAnsi="Consolas" w:cs="Segoe UI"/>
+          <w:color w:val="ABB2BF"/>
+          <w:kern w:val="0"/>
+          <w:sz w:val="21"/>
+          <w:szCs w:val="21"/>
+          <w:shd w:val="clear" w:color="auto" w:fill="282C34"/>
+          <w14:ligatures w14:val="none"/>
+        </w:rPr>
+        <w:t>example.com</w:t>
+      </w:r>
+      <w:r>
+        <w:rPr>
+          <w:rFonts w:ascii="Segoe UI" w:eastAsia="Times New Roman" w:hAnsi="Segoe UI" w:cs="Segoe UI"/>
+          <w:kern w:val="0"/>
+          <w:sz w:val="21"/>
+          <w:szCs w:val="21"/>
+          <w14:ligatures w14:val="none"/>
+        </w:rPr>
+        <w:t>)</w:t>
+      </w:r>
+    </w:p>
+    <w:p>
+      <w:pPr>
+        <w:numPr>
+          <w:ilvl w:val="0"/>
+          <w:numId w:val="45"/>
+        </w:numPr>
+        <w:shd w:val="clear" w:color="auto" w:fill="000000"/>
+        <w:spacing w:after="0" w:line="240" w:lineRule="auto"/>
+        <w:ind w:left="0"/>
+        <w:rPr>
+          <w:rFonts w:ascii="Segoe UI" w:eastAsia="Times New Roman" w:hAnsi="Segoe UI" w:cs="Segoe UI"/>
+          <w:kern w:val="0"/>
+          <w:sz w:val="21"/>
+          <w:szCs w:val="21"/>
+          <w14:ligatures w14:val="none"/>
+        </w:rPr>
+      </w:pPr>
+      <w:proofErr w:type="gramStart"/>
+      <w:r>
+        <w:rPr>
+          <w:rFonts w:ascii="Segoe UI" w:eastAsia="Times New Roman" w:hAnsi="Segoe UI" w:cs="Segoe UI"/>
+          <w:b/>
+          <w:bCs/>
+          <w:kern w:val="0"/>
+          <w:sz w:val="21"/>
+          <w:szCs w:val="21"/>
+          <w14:ligatures w14:val="none"/>
+        </w:rPr>
+        <w:t>port</w:t>
+      </w:r>
+      <w:proofErr w:type="gramEnd"/>
+      <w:r>
+        <w:rPr>
+          <w:rFonts w:ascii="Segoe UI" w:eastAsia="Times New Roman" w:hAnsi="Segoe UI" w:cs="Segoe UI"/>
+          <w:kern w:val="0"/>
+          <w:sz w:val="21"/>
+          <w:szCs w:val="21"/>
+          <w14:ligatures w14:val="none"/>
+        </w:rPr>
+        <w:t> (</w:t>
+      </w:r>
+      <w:r>
+        <w:rPr>
+          <w:rFonts w:ascii="Consolas" w:eastAsia="Times New Roman" w:hAnsi="Consolas" w:cs="Segoe UI"/>
+          <w:color w:val="ABB2BF"/>
+          <w:kern w:val="0"/>
+          <w:sz w:val="21"/>
+          <w:szCs w:val="21"/>
+          <w:shd w:val="clear" w:color="auto" w:fill="282C34"/>
+          <w14:ligatures w14:val="none"/>
+        </w:rPr>
+        <w:t>3000</w:t>
+      </w:r>
+      <w:r>
+        <w:rPr>
+          <w:rFonts w:ascii="Segoe UI" w:eastAsia="Times New Roman" w:hAnsi="Segoe UI" w:cs="Segoe UI"/>
+          <w:kern w:val="0"/>
+          <w:sz w:val="21"/>
+          <w:szCs w:val="21"/>
+          <w14:ligatures w14:val="none"/>
+        </w:rPr>
+        <w:t>, </w:t>
+      </w:r>
+      <w:r>
+        <w:rPr>
+          <w:rFonts w:ascii="Consolas" w:eastAsia="Times New Roman" w:hAnsi="Consolas" w:cs="Segoe UI"/>
+          <w:color w:val="ABB2BF"/>
+          <w:kern w:val="0"/>
+          <w:sz w:val="21"/>
+          <w:szCs w:val="21"/>
+          <w:shd w:val="clear" w:color="auto" w:fill="282C34"/>
+          <w14:ligatures w14:val="none"/>
+        </w:rPr>
+        <w:t>4000</w:t>
+      </w:r>
+      <w:r>
+        <w:rPr>
+          <w:rFonts w:ascii="Segoe UI" w:eastAsia="Times New Roman" w:hAnsi="Segoe UI" w:cs="Segoe UI"/>
+          <w:kern w:val="0"/>
+          <w:sz w:val="21"/>
+          <w:szCs w:val="21"/>
+          <w14:ligatures w14:val="none"/>
+        </w:rPr>
+        <w:t>, etc.)</w:t>
+      </w:r>
+    </w:p>
+    <w:p>
+      <w:pPr>
+        <w:shd w:val="clear" w:color="auto" w:fill="000000"/>
+        <w:spacing w:before="274" w:after="274" w:line="240" w:lineRule="auto"/>
+        <w:rPr>
+          <w:rFonts w:ascii="Segoe UI" w:eastAsia="Times New Roman" w:hAnsi="Segoe UI" w:cs="Segoe UI"/>
+          <w:kern w:val="0"/>
+          <w:sz w:val="21"/>
+          <w:szCs w:val="21"/>
+          <w14:ligatures w14:val="none"/>
+        </w:rPr>
+      </w:pPr>
+      <w:r>
+        <w:rPr>
+          <w:rFonts w:ascii="Segoe UI" w:eastAsia="Times New Roman" w:hAnsi="Segoe UI" w:cs="Segoe UI"/>
+          <w:kern w:val="0"/>
+          <w:sz w:val="21"/>
+          <w:szCs w:val="21"/>
+          <w14:ligatures w14:val="none"/>
+        </w:rPr>
+        <w:t>If any of these are different, it is considered a </w:t>
+      </w:r>
+      <w:r>
+        <w:rPr>
+          <w:rFonts w:ascii="Segoe UI" w:eastAsia="Times New Roman" w:hAnsi="Segoe UI" w:cs="Segoe UI"/>
+          <w:b/>
+          <w:bCs/>
+          <w:kern w:val="0"/>
+          <w:sz w:val="21"/>
+          <w:szCs w:val="21"/>
+          <w14:ligatures w14:val="none"/>
+        </w:rPr>
+        <w:t>different origin</w:t>
+      </w:r>
+      <w:r>
+        <w:rPr>
+          <w:rFonts w:ascii="Segoe UI" w:eastAsia="Times New Roman" w:hAnsi="Segoe UI" w:cs="Segoe UI"/>
+          <w:kern w:val="0"/>
+          <w:sz w:val="21"/>
+          <w:szCs w:val="21"/>
+          <w14:ligatures w14:val="none"/>
+        </w:rPr>
+        <w:t>.</w:t>
+      </w:r>
+    </w:p>
+    <w:p>
+      <w:pPr>
+        <w:shd w:val="clear" w:color="auto" w:fill="000000"/>
+        <w:spacing w:before="373" w:after="107" w:line="240" w:lineRule="auto"/>
+        <w:outlineLvl w:val="2"/>
+        <w:rPr>
+          <w:rFonts w:ascii="Segoe UI" w:eastAsia="Times New Roman" w:hAnsi="Segoe UI" w:cs="Segoe UI"/>
+          <w:b/>
+          <w:bCs/>
+          <w:kern w:val="0"/>
+          <w:sz w:val="31"/>
+          <w:szCs w:val="31"/>
+          <w14:ligatures w14:val="none"/>
+        </w:rPr>
+      </w:pPr>
+      <w:r>
+        <w:rPr>
+          <w:rFonts w:ascii="Segoe UI" w:eastAsia="Times New Roman" w:hAnsi="Segoe UI" w:cs="Segoe UI"/>
+          <w:b/>
+          <w:bCs/>
+          <w:kern w:val="0"/>
+          <w:sz w:val="31"/>
+          <w:szCs w:val="31"/>
+          <w14:ligatures w14:val="none"/>
+        </w:rPr>
+        <w:t>Example</w:t>
+      </w:r>
+    </w:p>
+    <w:p>
+      <w:pPr>
+        <w:numPr>
+          <w:ilvl w:val="0"/>
+          <w:numId w:val="46"/>
+        </w:numPr>
+        <w:shd w:val="clear" w:color="auto" w:fill="000000"/>
+        <w:spacing w:after="0" w:line="240" w:lineRule="auto"/>
+        <w:ind w:left="0"/>
+        <w:rPr>
+          <w:rFonts w:ascii="Segoe UI" w:eastAsia="Times New Roman" w:hAnsi="Segoe UI" w:cs="Segoe UI"/>
+          <w:kern w:val="0"/>
+          <w:sz w:val="21"/>
+          <w:szCs w:val="21"/>
+          <w14:ligatures w14:val="none"/>
+        </w:rPr>
+      </w:pPr>
+      <w:r>
+        <w:rPr>
+          <w:rFonts w:ascii="Consolas" w:eastAsia="Times New Roman" w:hAnsi="Consolas" w:cs="Segoe UI"/>
+          <w:color w:val="ABB2BF"/>
+          <w:kern w:val="0"/>
+          <w:sz w:val="21"/>
+          <w:szCs w:val="21"/>
+          <w:shd w:val="clear" w:color="auto" w:fill="282C34"/>
+          <w14:ligatures w14:val="none"/>
+        </w:rPr>
+        <w:t>http://localhost:3000</w:t>
+      </w:r>
+    </w:p>
+    <w:p>
+      <w:pPr>
+        <w:numPr>
+          <w:ilvl w:val="0"/>
+          <w:numId w:val="46"/>
+        </w:numPr>
+        <w:shd w:val="clear" w:color="auto" w:fill="000000"/>
+        <w:spacing w:after="0" w:line="240" w:lineRule="auto"/>
+        <w:ind w:left="0"/>
+        <w:rPr>
+          <w:rFonts w:ascii="Segoe UI" w:eastAsia="Times New Roman" w:hAnsi="Segoe UI" w:cs="Segoe UI"/>
+          <w:kern w:val="0"/>
+          <w:sz w:val="21"/>
+          <w:szCs w:val="21"/>
+          <w14:ligatures w14:val="none"/>
+        </w:rPr>
+      </w:pPr>
+      <w:r>
+        <w:rPr>
+          <w:rFonts w:ascii="Consolas" w:eastAsia="Times New Roman" w:hAnsi="Consolas" w:cs="Segoe UI"/>
+          <w:color w:val="ABB2BF"/>
+          <w:kern w:val="0"/>
+          <w:sz w:val="21"/>
+          <w:szCs w:val="21"/>
+          <w:shd w:val="clear" w:color="auto" w:fill="282C34"/>
+          <w14:ligatures w14:val="none"/>
+        </w:rPr>
+        <w:t>http://localhost:4000</w:t>
+      </w:r>
+    </w:p>
+    <w:p>
+      <w:pPr>
+        <w:shd w:val="clear" w:color="auto" w:fill="000000"/>
+        <w:spacing w:before="274" w:after="274" w:line="240" w:lineRule="auto"/>
+        <w:rPr>
+          <w:rFonts w:ascii="Segoe UI" w:eastAsia="Times New Roman" w:hAnsi="Segoe UI" w:cs="Segoe UI"/>
+          <w:kern w:val="0"/>
+          <w:sz w:val="21"/>
+          <w:szCs w:val="21"/>
+          <w14:ligatures w14:val="none"/>
+        </w:rPr>
+      </w:pPr>
+      <w:r>
+        <w:rPr>
+          <w:rFonts w:ascii="Segoe UI" w:eastAsia="Times New Roman" w:hAnsi="Segoe UI" w:cs="Segoe UI"/>
+          <w:kern w:val="0"/>
+          <w:sz w:val="21"/>
+          <w:szCs w:val="21"/>
+          <w14:ligatures w14:val="none"/>
+        </w:rPr>
+        <w:t>These are </w:t>
+      </w:r>
+      <w:r>
+        <w:rPr>
+          <w:rFonts w:ascii="Segoe UI" w:eastAsia="Times New Roman" w:hAnsi="Segoe UI" w:cs="Segoe UI"/>
+          <w:b/>
+          <w:bCs/>
+          <w:kern w:val="0"/>
+          <w:sz w:val="21"/>
+          <w:szCs w:val="21"/>
+          <w14:ligatures w14:val="none"/>
+        </w:rPr>
+        <w:t>different origins</w:t>
+      </w:r>
+      <w:r>
+        <w:rPr>
+          <w:rFonts w:ascii="Segoe UI" w:eastAsia="Times New Roman" w:hAnsi="Segoe UI" w:cs="Segoe UI"/>
+          <w:kern w:val="0"/>
+          <w:sz w:val="21"/>
+          <w:szCs w:val="21"/>
+          <w14:ligatures w14:val="none"/>
+        </w:rPr>
+        <w:t> because the port is different.</w:t>
+      </w:r>
+    </w:p>
+    <w:p>
+      <w:pPr>
+        <w:spacing w:before="686" w:after="686" w:line="240" w:lineRule="auto"/>
+        <w:rPr>
+          <w:rFonts w:ascii="Times New Roman" w:eastAsia="Times New Roman" w:hAnsi="Times New Roman" w:cs="Times New Roman"/>
+          <w:kern w:val="0"/>
+          <w14:ligatures w14:val="none"/>
+        </w:rPr>
+      </w:pPr>
+      <w:r>
+        <w:rPr>
+          <w:rFonts w:ascii="Times New Roman" w:eastAsia="Times New Roman" w:hAnsi="Times New Roman" w:cs="Times New Roman"/>
+          <w:kern w:val="0"/>
+          <w14:ligatures w14:val="none"/>
+        </w:rPr>
+        <w:pict>
+          <v:rect id="_x0000_i1053" style="width:0;height:0" o:hralign="center" o:hrstd="t" o:hr="t" fillcolor="#a0a0a0" stroked="f"/>
+        </w:pict>
+      </w:r>
+    </w:p>
+    <w:p>
+      <w:pPr>
+        <w:shd w:val="clear" w:color="auto" w:fill="000000"/>
+        <w:spacing w:after="192" w:line="240" w:lineRule="auto"/>
+        <w:outlineLvl w:val="1"/>
+        <w:rPr>
+          <w:rFonts w:ascii="Segoe UI" w:eastAsia="Times New Roman" w:hAnsi="Segoe UI" w:cs="Segoe UI"/>
+          <w:b/>
+          <w:bCs/>
+          <w:kern w:val="0"/>
+          <w:sz w:val="34"/>
+          <w:szCs w:val="34"/>
+          <w14:ligatures w14:val="none"/>
+        </w:rPr>
+      </w:pPr>
+      <w:r>
+        <w:rPr>
+          <w:rFonts w:ascii="Segoe UI" w:eastAsia="Times New Roman" w:hAnsi="Segoe UI" w:cs="Segoe UI"/>
+          <w:b/>
+          <w:bCs/>
+          <w:kern w:val="0"/>
+          <w:sz w:val="34"/>
+          <w:szCs w:val="34"/>
+          <w14:ligatures w14:val="none"/>
+        </w:rPr>
+        <w:t>2. What is a CORS request?</w:t>
+      </w:r>
+    </w:p>
+    <w:p>
+      <w:pPr>
+        <w:shd w:val="clear" w:color="auto" w:fill="000000"/>
+        <w:spacing w:after="274" w:line="240" w:lineRule="auto"/>
+        <w:rPr>
+          <w:rFonts w:ascii="Segoe UI" w:eastAsia="Times New Roman" w:hAnsi="Segoe UI" w:cs="Segoe UI"/>
+          <w:kern w:val="0"/>
+          <w:sz w:val="21"/>
+          <w:szCs w:val="21"/>
+          <w14:ligatures w14:val="none"/>
+        </w:rPr>
+      </w:pPr>
+      <w:r>
+        <w:rPr>
+          <w:rFonts w:ascii="Segoe UI" w:eastAsia="Times New Roman" w:hAnsi="Segoe UI" w:cs="Segoe UI"/>
+          <w:kern w:val="0"/>
+          <w:sz w:val="21"/>
+          <w:szCs w:val="21"/>
+          <w14:ligatures w14:val="none"/>
+        </w:rPr>
+        <w:t>A </w:t>
+      </w:r>
+      <w:r>
+        <w:rPr>
+          <w:rFonts w:ascii="Segoe UI" w:eastAsia="Times New Roman" w:hAnsi="Segoe UI" w:cs="Segoe UI"/>
+          <w:b/>
+          <w:bCs/>
+          <w:kern w:val="0"/>
+          <w:sz w:val="21"/>
+          <w:szCs w:val="21"/>
+          <w14:ligatures w14:val="none"/>
+        </w:rPr>
+        <w:t>CORS request</w:t>
+      </w:r>
+      <w:r>
+        <w:rPr>
+          <w:rFonts w:ascii="Segoe UI" w:eastAsia="Times New Roman" w:hAnsi="Segoe UI" w:cs="Segoe UI"/>
+          <w:kern w:val="0"/>
+          <w:sz w:val="21"/>
+          <w:szCs w:val="21"/>
+          <w14:ligatures w14:val="none"/>
+        </w:rPr>
+        <w:t> happens when:</w:t>
+      </w:r>
+    </w:p>
+    <w:p>
+      <w:pPr>
+        <w:shd w:val="clear" w:color="auto" w:fill="000000"/>
+        <w:spacing w:line="240" w:lineRule="auto"/>
+        <w:rPr>
+          <w:rFonts w:ascii="Segoe UI" w:eastAsia="Times New Roman" w:hAnsi="Segoe UI" w:cs="Segoe UI"/>
+          <w:i/>
+          <w:iCs/>
+          <w:kern w:val="0"/>
+          <w:sz w:val="21"/>
+          <w:szCs w:val="21"/>
+          <w14:ligatures w14:val="none"/>
+        </w:rPr>
+      </w:pPr>
+      <w:proofErr w:type="gramStart"/>
+      <w:r>
+        <w:rPr>
+          <w:rFonts w:ascii="Segoe UI" w:eastAsia="Times New Roman" w:hAnsi="Segoe UI" w:cs="Segoe UI"/>
+          <w:i/>
+          <w:iCs/>
+          <w:kern w:val="0"/>
+          <w:sz w:val="21"/>
+          <w:szCs w:val="21"/>
+          <w14:ligatures w14:val="none"/>
+        </w:rPr>
+        <w:t>a</w:t>
+      </w:r>
+      <w:proofErr w:type="gramEnd"/>
+      <w:r>
+        <w:rPr>
+          <w:rFonts w:ascii="Segoe UI" w:eastAsia="Times New Roman" w:hAnsi="Segoe UI" w:cs="Segoe UI"/>
+          <w:i/>
+          <w:iCs/>
+          <w:kern w:val="0"/>
+          <w:sz w:val="21"/>
+          <w:szCs w:val="21"/>
+          <w14:ligatures w14:val="none"/>
+        </w:rPr>
+        <w:t xml:space="preserve"> frontend running on one origin sends a request to a backend on another origin.</w:t>
+      </w:r>
+    </w:p>
+    <w:p>
+      <w:pPr>
+        <w:shd w:val="clear" w:color="auto" w:fill="000000"/>
+        <w:spacing w:before="373" w:after="107" w:line="240" w:lineRule="auto"/>
+        <w:outlineLvl w:val="2"/>
+        <w:rPr>
+          <w:rFonts w:ascii="Segoe UI" w:eastAsia="Times New Roman" w:hAnsi="Segoe UI" w:cs="Segoe UI"/>
+          <w:b/>
+          <w:bCs/>
+          <w:kern w:val="0"/>
+          <w:sz w:val="31"/>
+          <w:szCs w:val="31"/>
+          <w14:ligatures w14:val="none"/>
+        </w:rPr>
+      </w:pPr>
+      <w:r>
+        <w:rPr>
+          <w:rFonts w:ascii="Segoe UI" w:eastAsia="Times New Roman" w:hAnsi="Segoe UI" w:cs="Segoe UI"/>
+          <w:b/>
+          <w:bCs/>
+          <w:kern w:val="0"/>
+          <w:sz w:val="31"/>
+          <w:szCs w:val="31"/>
+          <w14:ligatures w14:val="none"/>
+        </w:rPr>
+        <w:t>Example</w:t>
+      </w:r>
+    </w:p>
+    <w:p>
+      <w:pPr>
+        <w:shd w:val="clear" w:color="auto" w:fill="000000"/>
+        <w:spacing w:after="274" w:line="240" w:lineRule="auto"/>
+        <w:rPr>
+          <w:rFonts w:ascii="Segoe UI" w:eastAsia="Times New Roman" w:hAnsi="Segoe UI" w:cs="Segoe UI"/>
+          <w:kern w:val="0"/>
+          <w:sz w:val="21"/>
+          <w:szCs w:val="21"/>
+          <w14:ligatures w14:val="none"/>
+        </w:rPr>
+      </w:pPr>
+      <w:r>
+        <w:rPr>
+          <w:rFonts w:ascii="Segoe UI" w:eastAsia="Times New Roman" w:hAnsi="Segoe UI" w:cs="Segoe UI"/>
+          <w:kern w:val="0"/>
+          <w:sz w:val="21"/>
+          <w:szCs w:val="21"/>
+          <w14:ligatures w14:val="none"/>
+        </w:rPr>
+        <w:t>Your React app runs on:</w:t>
+      </w:r>
+    </w:p>
+    <w:p>
+      <w:pPr>
+        <w:numPr>
+          <w:ilvl w:val="0"/>
+          <w:numId w:val="47"/>
+        </w:numPr>
+        <w:shd w:val="clear" w:color="auto" w:fill="000000"/>
+        <w:spacing w:after="0" w:line="240" w:lineRule="auto"/>
+        <w:ind w:left="0"/>
+        <w:rPr>
+          <w:rFonts w:ascii="Segoe UI" w:eastAsia="Times New Roman" w:hAnsi="Segoe UI" w:cs="Segoe UI"/>
+          <w:kern w:val="0"/>
+          <w:sz w:val="21"/>
+          <w:szCs w:val="21"/>
+          <w14:ligatures w14:val="none"/>
+        </w:rPr>
+      </w:pPr>
+      <w:r>
+        <w:rPr>
+          <w:rFonts w:ascii="Consolas" w:eastAsia="Times New Roman" w:hAnsi="Consolas" w:cs="Segoe UI"/>
+          <w:color w:val="ABB2BF"/>
+          <w:kern w:val="0"/>
+          <w:sz w:val="21"/>
+          <w:szCs w:val="21"/>
+          <w:shd w:val="clear" w:color="auto" w:fill="282C34"/>
+          <w14:ligatures w14:val="none"/>
+        </w:rPr>
+        <w:t>http://localhost:3000</w:t>
+      </w:r>
+    </w:p>
+    <w:p>
+      <w:pPr>
+        <w:shd w:val="clear" w:color="auto" w:fill="000000"/>
+        <w:spacing w:before="274" w:after="274" w:line="240" w:lineRule="auto"/>
+        <w:rPr>
+          <w:rFonts w:ascii="Segoe UI" w:eastAsia="Times New Roman" w:hAnsi="Segoe UI" w:cs="Segoe UI"/>
+          <w:kern w:val="0"/>
+          <w:sz w:val="21"/>
+          <w:szCs w:val="21"/>
+          <w14:ligatures w14:val="none"/>
+        </w:rPr>
+      </w:pPr>
+      <w:r>
+        <w:rPr>
+          <w:rFonts w:ascii="Segoe UI" w:eastAsia="Times New Roman" w:hAnsi="Segoe UI" w:cs="Segoe UI"/>
+          <w:kern w:val="0"/>
+          <w:sz w:val="21"/>
+          <w:szCs w:val="21"/>
+          <w14:ligatures w14:val="none"/>
+        </w:rPr>
+        <w:t>Your API runs on:</w:t>
+      </w:r>
+    </w:p>
+    <w:p>
+      <w:pPr>
+        <w:numPr>
+          <w:ilvl w:val="0"/>
+          <w:numId w:val="48"/>
+        </w:numPr>
+        <w:shd w:val="clear" w:color="auto" w:fill="000000"/>
+        <w:spacing w:after="0" w:line="240" w:lineRule="auto"/>
+        <w:ind w:left="0"/>
+        <w:rPr>
+          <w:rFonts w:ascii="Segoe UI" w:eastAsia="Times New Roman" w:hAnsi="Segoe UI" w:cs="Segoe UI"/>
+          <w:kern w:val="0"/>
+          <w:sz w:val="21"/>
+          <w:szCs w:val="21"/>
+          <w14:ligatures w14:val="none"/>
+        </w:rPr>
+      </w:pPr>
+      <w:r>
+        <w:rPr>
+          <w:rFonts w:ascii="Consolas" w:eastAsia="Times New Roman" w:hAnsi="Consolas" w:cs="Segoe UI"/>
+          <w:color w:val="ABB2BF"/>
+          <w:kern w:val="0"/>
+          <w:sz w:val="21"/>
+          <w:szCs w:val="21"/>
+          <w:shd w:val="clear" w:color="auto" w:fill="282C34"/>
+          <w14:ligatures w14:val="none"/>
+        </w:rPr>
+        <w:lastRenderedPageBreak/>
+        <w:t>http://localhost:4000</w:t>
+      </w:r>
+    </w:p>
+    <w:p>
+      <w:pPr>
+        <w:shd w:val="clear" w:color="auto" w:fill="000000"/>
+        <w:spacing w:before="274" w:after="274" w:line="240" w:lineRule="auto"/>
+        <w:rPr>
+          <w:rFonts w:ascii="Segoe UI" w:eastAsia="Times New Roman" w:hAnsi="Segoe UI" w:cs="Segoe UI"/>
+          <w:kern w:val="0"/>
+          <w:sz w:val="21"/>
+          <w:szCs w:val="21"/>
+          <w14:ligatures w14:val="none"/>
+        </w:rPr>
+      </w:pPr>
+      <w:r>
+        <w:rPr>
+          <w:rFonts w:ascii="Segoe UI" w:eastAsia="Times New Roman" w:hAnsi="Segoe UI" w:cs="Segoe UI"/>
+          <w:kern w:val="0"/>
+          <w:sz w:val="21"/>
+          <w:szCs w:val="21"/>
+          <w14:ligatures w14:val="none"/>
+        </w:rPr>
+        <w:t xml:space="preserve">When </w:t>
+      </w:r>
+      <w:proofErr w:type="gramStart"/>
+      <w:r>
+        <w:rPr>
+          <w:rFonts w:ascii="Segoe UI" w:eastAsia="Times New Roman" w:hAnsi="Segoe UI" w:cs="Segoe UI"/>
+          <w:kern w:val="0"/>
+          <w:sz w:val="21"/>
+          <w:szCs w:val="21"/>
+          <w14:ligatures w14:val="none"/>
+        </w:rPr>
+        <w:t>React</w:t>
+      </w:r>
+      <w:proofErr w:type="gramEnd"/>
+      <w:r>
+        <w:rPr>
+          <w:rFonts w:ascii="Segoe UI" w:eastAsia="Times New Roman" w:hAnsi="Segoe UI" w:cs="Segoe UI"/>
+          <w:kern w:val="0"/>
+          <w:sz w:val="21"/>
+          <w:szCs w:val="21"/>
+          <w14:ligatures w14:val="none"/>
+        </w:rPr>
+        <w:t xml:space="preserve"> tries to fetch data from port 4000, that is a </w:t>
+      </w:r>
+      <w:r>
+        <w:rPr>
+          <w:rFonts w:ascii="Segoe UI" w:eastAsia="Times New Roman" w:hAnsi="Segoe UI" w:cs="Segoe UI"/>
+          <w:b/>
+          <w:bCs/>
+          <w:kern w:val="0"/>
+          <w:sz w:val="21"/>
+          <w:szCs w:val="21"/>
+          <w14:ligatures w14:val="none"/>
+        </w:rPr>
+        <w:t>cross-origin request</w:t>
+      </w:r>
+      <w:r>
+        <w:rPr>
+          <w:rFonts w:ascii="Segoe UI" w:eastAsia="Times New Roman" w:hAnsi="Segoe UI" w:cs="Segoe UI"/>
+          <w:kern w:val="0"/>
+          <w:sz w:val="21"/>
+          <w:szCs w:val="21"/>
+          <w14:ligatures w14:val="none"/>
+        </w:rPr>
+        <w:t>, so the browser applies </w:t>
+      </w:r>
+      <w:r>
+        <w:rPr>
+          <w:rFonts w:ascii="Segoe UI" w:eastAsia="Times New Roman" w:hAnsi="Segoe UI" w:cs="Segoe UI"/>
+          <w:b/>
+          <w:bCs/>
+          <w:kern w:val="0"/>
+          <w:sz w:val="21"/>
+          <w:szCs w:val="21"/>
+          <w14:ligatures w14:val="none"/>
+        </w:rPr>
+        <w:t>CORS rules</w:t>
+      </w:r>
+      <w:r>
+        <w:rPr>
+          <w:rFonts w:ascii="Segoe UI" w:eastAsia="Times New Roman" w:hAnsi="Segoe UI" w:cs="Segoe UI"/>
+          <w:kern w:val="0"/>
+          <w:sz w:val="21"/>
+          <w:szCs w:val="21"/>
+          <w14:ligatures w14:val="none"/>
+        </w:rPr>
+        <w:t>.</w:t>
+      </w:r>
+    </w:p>
+    <w:p>
+      <w:pPr>
+        <w:spacing w:before="686" w:after="686" w:line="240" w:lineRule="auto"/>
+        <w:rPr>
+          <w:rFonts w:ascii="Times New Roman" w:eastAsia="Times New Roman" w:hAnsi="Times New Roman" w:cs="Times New Roman"/>
+          <w:kern w:val="0"/>
+          <w14:ligatures w14:val="none"/>
+        </w:rPr>
+      </w:pPr>
+      <w:r>
+        <w:rPr>
+          <w:rFonts w:ascii="Times New Roman" w:eastAsia="Times New Roman" w:hAnsi="Times New Roman" w:cs="Times New Roman"/>
+          <w:kern w:val="0"/>
+          <w14:ligatures w14:val="none"/>
+        </w:rPr>
+        <w:pict>
+          <v:rect id="_x0000_i1054" style="width:0;height:0" o:hralign="center" o:hrstd="t" o:hr="t" fillcolor="#a0a0a0" stroked="f"/>
+        </w:pict>
+      </w:r>
+    </w:p>
+    <w:p>
+      <w:pPr>
+        <w:shd w:val="clear" w:color="auto" w:fill="000000"/>
+        <w:spacing w:after="192" w:line="240" w:lineRule="auto"/>
+        <w:outlineLvl w:val="1"/>
+        <w:rPr>
+          <w:rFonts w:ascii="Segoe UI" w:eastAsia="Times New Roman" w:hAnsi="Segoe UI" w:cs="Segoe UI"/>
+          <w:b/>
+          <w:bCs/>
+          <w:kern w:val="0"/>
+          <w:sz w:val="34"/>
+          <w:szCs w:val="34"/>
+          <w14:ligatures w14:val="none"/>
+        </w:rPr>
+      </w:pPr>
+      <w:r>
+        <w:rPr>
+          <w:rFonts w:ascii="Segoe UI" w:eastAsia="Times New Roman" w:hAnsi="Segoe UI" w:cs="Segoe UI"/>
+          <w:b/>
+          <w:bCs/>
+          <w:kern w:val="0"/>
+          <w:sz w:val="34"/>
+          <w:szCs w:val="34"/>
+          <w14:ligatures w14:val="none"/>
+        </w:rPr>
+        <w:t>3. Why does CORS exist?</w:t>
+      </w:r>
+    </w:p>
+    <w:p>
+      <w:pPr>
+        <w:shd w:val="clear" w:color="auto" w:fill="000000"/>
+        <w:spacing w:after="274" w:line="240" w:lineRule="auto"/>
+        <w:rPr>
+          <w:rFonts w:ascii="Segoe UI" w:eastAsia="Times New Roman" w:hAnsi="Segoe UI" w:cs="Segoe UI"/>
+          <w:kern w:val="0"/>
+          <w:sz w:val="21"/>
+          <w:szCs w:val="21"/>
+          <w14:ligatures w14:val="none"/>
+        </w:rPr>
+      </w:pPr>
+      <w:r>
+        <w:rPr>
+          <w:rFonts w:ascii="Segoe UI" w:eastAsia="Times New Roman" w:hAnsi="Segoe UI" w:cs="Segoe UI"/>
+          <w:kern w:val="0"/>
+          <w:sz w:val="21"/>
+          <w:szCs w:val="21"/>
+          <w14:ligatures w14:val="none"/>
+        </w:rPr>
+        <w:t>CORS exists for </w:t>
+      </w:r>
+      <w:r>
+        <w:rPr>
+          <w:rFonts w:ascii="Segoe UI" w:eastAsia="Times New Roman" w:hAnsi="Segoe UI" w:cs="Segoe UI"/>
+          <w:b/>
+          <w:bCs/>
+          <w:kern w:val="0"/>
+          <w:sz w:val="21"/>
+          <w:szCs w:val="21"/>
+          <w14:ligatures w14:val="none"/>
+        </w:rPr>
+        <w:t>security</w:t>
+      </w:r>
+      <w:r>
+        <w:rPr>
+          <w:rFonts w:ascii="Segoe UI" w:eastAsia="Times New Roman" w:hAnsi="Segoe UI" w:cs="Segoe UI"/>
+          <w:kern w:val="0"/>
+          <w:sz w:val="21"/>
+          <w:szCs w:val="21"/>
+          <w14:ligatures w14:val="none"/>
+        </w:rPr>
+        <w:t>.</w:t>
+      </w:r>
+    </w:p>
+    <w:p>
+      <w:pPr>
+        <w:shd w:val="clear" w:color="auto" w:fill="000000"/>
+        <w:spacing w:before="274" w:after="274" w:line="240" w:lineRule="auto"/>
+        <w:rPr>
+          <w:rFonts w:ascii="Segoe UI" w:eastAsia="Times New Roman" w:hAnsi="Segoe UI" w:cs="Segoe UI"/>
+          <w:kern w:val="0"/>
+          <w:sz w:val="21"/>
+          <w:szCs w:val="21"/>
+          <w14:ligatures w14:val="none"/>
+        </w:rPr>
+      </w:pPr>
+      <w:r>
+        <w:rPr>
+          <w:rFonts w:ascii="Segoe UI" w:eastAsia="Times New Roman" w:hAnsi="Segoe UI" w:cs="Segoe UI"/>
+          <w:kern w:val="0"/>
+          <w:sz w:val="21"/>
+          <w:szCs w:val="21"/>
+          <w14:ligatures w14:val="none"/>
+        </w:rPr>
+        <w:t>Without it, any website could make requests to another site’s server and possibly misuse user data.</w:t>
+      </w:r>
+    </w:p>
+    <w:p>
+      <w:pPr>
+        <w:shd w:val="clear" w:color="auto" w:fill="000000"/>
+        <w:spacing w:before="274" w:after="274" w:line="240" w:lineRule="auto"/>
+        <w:rPr>
+          <w:rFonts w:ascii="Segoe UI" w:eastAsia="Times New Roman" w:hAnsi="Segoe UI" w:cs="Segoe UI"/>
+          <w:kern w:val="0"/>
+          <w:sz w:val="21"/>
+          <w:szCs w:val="21"/>
+          <w14:ligatures w14:val="none"/>
+        </w:rPr>
+      </w:pPr>
+      <w:r>
+        <w:rPr>
+          <w:rFonts w:ascii="Segoe UI" w:eastAsia="Times New Roman" w:hAnsi="Segoe UI" w:cs="Segoe UI"/>
+          <w:kern w:val="0"/>
+          <w:sz w:val="21"/>
+          <w:szCs w:val="21"/>
+          <w14:ligatures w14:val="none"/>
+        </w:rPr>
+        <w:t>So the browser checks whether the server allows that cross-origin request.</w:t>
+      </w:r>
+    </w:p>
+    <w:p>
+      <w:pPr>
+        <w:spacing w:before="686" w:after="686" w:line="240" w:lineRule="auto"/>
+        <w:rPr>
+          <w:rFonts w:ascii="Times New Roman" w:eastAsia="Times New Roman" w:hAnsi="Times New Roman" w:cs="Times New Roman"/>
+          <w:kern w:val="0"/>
+          <w14:ligatures w14:val="none"/>
+        </w:rPr>
+      </w:pPr>
+      <w:r>
+        <w:rPr>
+          <w:rFonts w:ascii="Times New Roman" w:eastAsia="Times New Roman" w:hAnsi="Times New Roman" w:cs="Times New Roman"/>
+          <w:kern w:val="0"/>
+          <w14:ligatures w14:val="none"/>
+        </w:rPr>
+        <w:pict>
+          <v:rect id="_x0000_i1055" style="width:0;height:0" o:hralign="center" o:hrstd="t" o:hr="t" fillcolor="#a0a0a0" stroked="f"/>
+        </w:pict>
+      </w:r>
+    </w:p>
+    <w:p>
+      <w:pPr>
+        <w:shd w:val="clear" w:color="auto" w:fill="000000"/>
+        <w:spacing w:after="192" w:line="240" w:lineRule="auto"/>
+        <w:outlineLvl w:val="1"/>
+        <w:rPr>
+          <w:rFonts w:ascii="Segoe UI" w:eastAsia="Times New Roman" w:hAnsi="Segoe UI" w:cs="Segoe UI"/>
+          <w:b/>
+          <w:bCs/>
+          <w:kern w:val="0"/>
+          <w:sz w:val="34"/>
+          <w:szCs w:val="34"/>
+          <w14:ligatures w14:val="none"/>
+        </w:rPr>
+      </w:pPr>
+      <w:r>
+        <w:rPr>
+          <w:rFonts w:ascii="Segoe UI" w:eastAsia="Times New Roman" w:hAnsi="Segoe UI" w:cs="Segoe UI"/>
+          <w:b/>
+          <w:bCs/>
+          <w:kern w:val="0"/>
+          <w:sz w:val="34"/>
+          <w:szCs w:val="34"/>
+          <w14:ligatures w14:val="none"/>
+        </w:rPr>
+        <w:t>4. How it works</w:t>
+      </w:r>
+    </w:p>
+    <w:p>
+      <w:pPr>
+        <w:shd w:val="clear" w:color="auto" w:fill="000000"/>
+        <w:spacing w:after="274" w:line="240" w:lineRule="auto"/>
+        <w:rPr>
+          <w:rFonts w:ascii="Segoe UI" w:eastAsia="Times New Roman" w:hAnsi="Segoe UI" w:cs="Segoe UI"/>
+          <w:kern w:val="0"/>
+          <w:sz w:val="21"/>
+          <w:szCs w:val="21"/>
+          <w14:ligatures w14:val="none"/>
+        </w:rPr>
+      </w:pPr>
+      <w:r>
+        <w:rPr>
+          <w:rFonts w:ascii="Segoe UI" w:eastAsia="Times New Roman" w:hAnsi="Segoe UI" w:cs="Segoe UI"/>
+          <w:kern w:val="0"/>
+          <w:sz w:val="21"/>
+          <w:szCs w:val="21"/>
+          <w14:ligatures w14:val="none"/>
+        </w:rPr>
+        <w:t>When the browser sends a request to another origin, the server must respond with special headers like:</w:t>
+      </w:r>
+    </w:p>
+    <w:p>
+      <w:pPr>
+        <w:numPr>
+          <w:ilvl w:val="0"/>
+          <w:numId w:val="49"/>
+        </w:numPr>
+        <w:shd w:val="clear" w:color="auto" w:fill="000000"/>
+        <w:spacing w:after="0" w:line="240" w:lineRule="auto"/>
+        <w:ind w:left="0"/>
+        <w:rPr>
+          <w:rFonts w:ascii="Segoe UI" w:eastAsia="Times New Roman" w:hAnsi="Segoe UI" w:cs="Segoe UI"/>
+          <w:kern w:val="0"/>
+          <w:sz w:val="21"/>
+          <w:szCs w:val="21"/>
+          <w14:ligatures w14:val="none"/>
+        </w:rPr>
+      </w:pPr>
+      <w:r>
+        <w:rPr>
+          <w:rFonts w:ascii="Consolas" w:eastAsia="Times New Roman" w:hAnsi="Consolas" w:cs="Segoe UI"/>
+          <w:color w:val="ABB2BF"/>
+          <w:kern w:val="0"/>
+          <w:sz w:val="21"/>
+          <w:szCs w:val="21"/>
+          <w:shd w:val="clear" w:color="auto" w:fill="282C34"/>
+          <w14:ligatures w14:val="none"/>
+        </w:rPr>
+        <w:t>Access-Control-Allow-Origin</w:t>
+      </w:r>
+    </w:p>
+    <w:p>
+      <w:pPr>
+        <w:shd w:val="clear" w:color="auto" w:fill="000000"/>
+        <w:spacing w:before="274" w:after="274" w:line="240" w:lineRule="auto"/>
+        <w:rPr>
+          <w:rFonts w:ascii="Segoe UI" w:eastAsia="Times New Roman" w:hAnsi="Segoe UI" w:cs="Segoe UI"/>
+          <w:kern w:val="0"/>
+          <w:sz w:val="21"/>
+          <w:szCs w:val="21"/>
+          <w14:ligatures w14:val="none"/>
+        </w:rPr>
+      </w:pPr>
+      <w:r>
+        <w:rPr>
+          <w:rFonts w:ascii="Segoe UI" w:eastAsia="Times New Roman" w:hAnsi="Segoe UI" w:cs="Segoe UI"/>
+          <w:kern w:val="0"/>
+          <w:sz w:val="21"/>
+          <w:szCs w:val="21"/>
+          <w14:ligatures w14:val="none"/>
+        </w:rPr>
+        <w:t>If the server allows the origin, the browser lets the frontend access the response.</w:t>
+      </w:r>
+    </w:p>
+    <w:p>
+      <w:pPr>
+        <w:shd w:val="clear" w:color="auto" w:fill="000000"/>
+        <w:spacing w:before="274" w:after="274" w:line="240" w:lineRule="auto"/>
+        <w:rPr>
+          <w:rFonts w:ascii="Segoe UI" w:eastAsia="Times New Roman" w:hAnsi="Segoe UI" w:cs="Segoe UI"/>
+          <w:kern w:val="0"/>
+          <w:sz w:val="21"/>
+          <w:szCs w:val="21"/>
+          <w14:ligatures w14:val="none"/>
+        </w:rPr>
+      </w:pPr>
+      <w:r>
+        <w:rPr>
+          <w:rFonts w:ascii="Segoe UI" w:eastAsia="Times New Roman" w:hAnsi="Segoe UI" w:cs="Segoe UI"/>
+          <w:kern w:val="0"/>
+          <w:sz w:val="21"/>
+          <w:szCs w:val="21"/>
+          <w14:ligatures w14:val="none"/>
+        </w:rPr>
+        <w:t>If not, the browser blocks it.</w:t>
+      </w:r>
+    </w:p>
+    <w:p>
+      <w:pPr>
+        <w:spacing w:before="686" w:after="686" w:line="240" w:lineRule="auto"/>
+        <w:rPr>
+          <w:rFonts w:ascii="Times New Roman" w:eastAsia="Times New Roman" w:hAnsi="Times New Roman" w:cs="Times New Roman"/>
+          <w:kern w:val="0"/>
+          <w14:ligatures w14:val="none"/>
+        </w:rPr>
+      </w:pPr>
+      <w:r>
+        <w:rPr>
+          <w:rFonts w:ascii="Times New Roman" w:eastAsia="Times New Roman" w:hAnsi="Times New Roman" w:cs="Times New Roman"/>
+          <w:kern w:val="0"/>
+          <w14:ligatures w14:val="none"/>
+        </w:rPr>
+        <w:pict>
           <v:rect id="_x0000_i1056" style="width:0;height:0" o:hralign="center" o:hrstd="t" o:hr="t" fillcolor="#a0a0a0" stroked="f"/>
         </w:pict>
       </w:r>
     </w:p>
     <w:p>
       <w:pPr>
-        <w:pStyle w:val="Heading1"/>
-        <w:shd w:val="clear" w:color="auto" w:fill="000000"/>
-        <w:spacing w:before="0" w:after="192"/>
-        <w:rPr>
-          <w:rFonts w:ascii="Segoe UI" w:hAnsi="Segoe UI" w:cs="Segoe UI"/>
-          <w:sz w:val="51"/>
-          <w:szCs w:val="51"/>
-        </w:rPr>
-      </w:pPr>
-      <w:r>
-        <w:rPr>
-          <w:rFonts w:ascii="Segoe UI" w:hAnsi="Segoe UI" w:cs="Segoe UI"/>
-          <w:sz w:val="51"/>
-          <w:szCs w:val="51"/>
-        </w:rPr>
-        <w:t>12. Very Short Summary for Notes</w:t>
-      </w:r>
-    </w:p>
-    <w:p>
-      <w:pPr>
-        <w:pStyle w:val="text-neutral-a12"/>
-        <w:shd w:val="clear" w:color="auto" w:fill="000000"/>
-        <w:spacing w:before="274" w:beforeAutospacing="0" w:after="274" w:afterAutospacing="0"/>
-        <w:rPr>
-          <w:rFonts w:ascii="Segoe UI" w:hAnsi="Segoe UI" w:cs="Segoe UI"/>
-          <w:sz w:val="21"/>
-          <w:szCs w:val="21"/>
-        </w:rPr>
-      </w:pPr>
-      <w:r>
-        <w:rPr>
-          <w:rFonts w:ascii="Segoe UI" w:hAnsi="Segoe UI" w:cs="Segoe UI"/>
-          <w:sz w:val="21"/>
-          <w:szCs w:val="21"/>
-        </w:rPr>
-        <w:t>You can write this in your notebook:</w:t>
-      </w:r>
-    </w:p>
-    <w:p>
-      <w:pPr>
-        <w:pStyle w:val="Heading3"/>
-        <w:shd w:val="clear" w:color="auto" w:fill="000000"/>
-        <w:spacing w:before="373" w:beforeAutospacing="0" w:after="107" w:afterAutospacing="0"/>
-        <w:rPr>
-          <w:rFonts w:ascii="Segoe UI" w:hAnsi="Segoe UI" w:cs="Segoe UI"/>
-          <w:sz w:val="31"/>
-          <w:szCs w:val="31"/>
-        </w:rPr>
-      </w:pPr>
-      <w:r>
-        <w:rPr>
-          <w:rFonts w:ascii="Segoe UI" w:hAnsi="Segoe UI" w:cs="Segoe UI"/>
-          <w:sz w:val="31"/>
-          <w:szCs w:val="31"/>
-        </w:rPr>
-        <w:t xml:space="preserve">Data in </w:t>
-      </w:r>
+        <w:shd w:val="clear" w:color="auto" w:fill="000000"/>
+        <w:spacing w:after="192" w:line="240" w:lineRule="auto"/>
+        <w:outlineLvl w:val="1"/>
+        <w:rPr>
+          <w:rFonts w:ascii="Segoe UI" w:eastAsia="Times New Roman" w:hAnsi="Segoe UI" w:cs="Segoe UI"/>
+          <w:b/>
+          <w:bCs/>
+          <w:kern w:val="0"/>
+          <w:sz w:val="34"/>
+          <w:szCs w:val="34"/>
+          <w14:ligatures w14:val="none"/>
+        </w:rPr>
+      </w:pPr>
+      <w:r>
+        <w:rPr>
+          <w:rFonts w:ascii="Segoe UI" w:eastAsia="Times New Roman" w:hAnsi="Segoe UI" w:cs="Segoe UI"/>
+          <w:b/>
+          <w:bCs/>
+          <w:kern w:val="0"/>
+          <w:sz w:val="34"/>
+          <w:szCs w:val="34"/>
+          <w14:ligatures w14:val="none"/>
+        </w:rPr>
+        <w:t>5. Example</w:t>
+      </w:r>
+    </w:p>
+    <w:p>
+      <w:pPr>
+        <w:shd w:val="clear" w:color="auto" w:fill="000000"/>
+        <w:spacing w:after="274" w:line="240" w:lineRule="auto"/>
+        <w:rPr>
+          <w:rFonts w:ascii="Segoe UI" w:eastAsia="Times New Roman" w:hAnsi="Segoe UI" w:cs="Segoe UI"/>
+          <w:kern w:val="0"/>
+          <w:sz w:val="21"/>
+          <w:szCs w:val="21"/>
+          <w14:ligatures w14:val="none"/>
+        </w:rPr>
+      </w:pPr>
+      <w:r>
+        <w:rPr>
+          <w:rFonts w:ascii="Segoe UI" w:eastAsia="Times New Roman" w:hAnsi="Segoe UI" w:cs="Segoe UI"/>
+          <w:kern w:val="0"/>
+          <w:sz w:val="21"/>
+          <w:szCs w:val="21"/>
+          <w14:ligatures w14:val="none"/>
+        </w:rPr>
+        <w:t>Frontend:</w:t>
+      </w:r>
+    </w:p>
+    <w:p>
+      <w:pPr>
+        <w:tabs>
+          <w:tab w:val="left" w:pos="916"/>
+          <w:tab w:val="left" w:pos="1832"/>
+          <w:tab w:val="left" w:pos="2748"/>
+          <w:tab w:val="left" w:pos="3664"/>
+          <w:tab w:val="left" w:pos="4580"/>
+          <w:tab w:val="left" w:pos="5496"/>
+          <w:tab w:val="left" w:pos="6412"/>
+          <w:tab w:val="left" w:pos="7328"/>
+          <w:tab w:val="left" w:pos="8244"/>
+          <w:tab w:val="left" w:pos="9160"/>
+          <w:tab w:val="left" w:pos="10076"/>
+          <w:tab w:val="left" w:pos="10992"/>
+          <w:tab w:val="left" w:pos="11908"/>
+          <w:tab w:val="left" w:pos="12824"/>
+          <w:tab w:val="left" w:pos="13740"/>
+          <w:tab w:val="left" w:pos="14656"/>
+        </w:tabs>
+        <w:spacing w:after="0" w:line="240" w:lineRule="auto"/>
+        <w:rPr>
+          <w:rFonts w:ascii="Consolas" w:eastAsia="Times New Roman" w:hAnsi="Consolas" w:cs="Courier New"/>
+          <w:color w:val="D1D5DB"/>
+          <w:kern w:val="0"/>
+          <w:sz w:val="21"/>
+          <w:szCs w:val="21"/>
+          <w14:ligatures w14:val="none"/>
+        </w:rPr>
+      </w:pPr>
       <w:proofErr w:type="spellStart"/>
-      <w:r>
-        <w:rPr>
-          <w:rFonts w:ascii="Segoe UI" w:hAnsi="Segoe UI" w:cs="Segoe UI"/>
-          <w:sz w:val="31"/>
-          <w:szCs w:val="31"/>
-        </w:rPr>
-        <w:t>Microservices</w:t>
+      <w:proofErr w:type="gramStart"/>
+      <w:r>
+        <w:rPr>
+          <w:rFonts w:ascii="Consolas" w:eastAsia="Times New Roman" w:hAnsi="Consolas" w:cs="Courier New"/>
+          <w:color w:val="B8AFC9"/>
+          <w:kern w:val="0"/>
+          <w:sz w:val="21"/>
+          <w:szCs w:val="21"/>
+          <w14:ligatures w14:val="none"/>
+        </w:rPr>
+        <w:t>js</w:t>
       </w:r>
       <w:proofErr w:type="spellEnd"/>
-    </w:p>
-    <w:p>
-      <w:pPr>
-        <w:pStyle w:val="text-neutral-a12"/>
-        <w:shd w:val="clear" w:color="auto" w:fill="000000"/>
-        <w:spacing w:before="0" w:beforeAutospacing="0" w:after="274" w:afterAutospacing="0"/>
-        <w:rPr>
-          <w:rFonts w:ascii="Segoe UI" w:hAnsi="Segoe UI" w:cs="Segoe UI"/>
-          <w:sz w:val="21"/>
-          <w:szCs w:val="21"/>
-        </w:rPr>
-      </w:pPr>
-      <w:r>
-        <w:rPr>
-          <w:rFonts w:ascii="Segoe UI" w:hAnsi="Segoe UI" w:cs="Segoe UI"/>
-          <w:sz w:val="21"/>
-          <w:szCs w:val="21"/>
-        </w:rPr>
-        <w:t xml:space="preserve">The biggest challenge in </w:t>
+      <w:proofErr w:type="gramEnd"/>
+    </w:p>
+    <w:p>
+      <w:pPr>
+        <w:shd w:val="clear" w:color="auto" w:fill="282C34"/>
+        <w:tabs>
+          <w:tab w:val="left" w:pos="916"/>
+          <w:tab w:val="left" w:pos="1832"/>
+          <w:tab w:val="left" w:pos="2748"/>
+          <w:tab w:val="left" w:pos="3664"/>
+          <w:tab w:val="left" w:pos="4580"/>
+          <w:tab w:val="left" w:pos="5496"/>
+          <w:tab w:val="left" w:pos="6412"/>
+          <w:tab w:val="left" w:pos="7328"/>
+          <w:tab w:val="left" w:pos="8244"/>
+          <w:tab w:val="left" w:pos="9160"/>
+          <w:tab w:val="left" w:pos="10076"/>
+          <w:tab w:val="left" w:pos="10992"/>
+          <w:tab w:val="left" w:pos="11908"/>
+          <w:tab w:val="left" w:pos="12824"/>
+          <w:tab w:val="left" w:pos="13740"/>
+          <w:tab w:val="left" w:pos="14656"/>
+        </w:tabs>
+        <w:spacing w:after="0" w:line="240" w:lineRule="auto"/>
+        <w:rPr>
+          <w:rFonts w:ascii="Consolas" w:eastAsia="Times New Roman" w:hAnsi="Consolas" w:cs="Courier New"/>
+          <w:color w:val="ABB2BF"/>
+          <w:kern w:val="0"/>
+          <w:sz w:val="20"/>
+          <w:szCs w:val="20"/>
+          <w14:ligatures w14:val="none"/>
+        </w:rPr>
+      </w:pPr>
+      <w:proofErr w:type="gramStart"/>
+      <w:r>
+        <w:rPr>
+          <w:rFonts w:ascii="Consolas" w:eastAsia="Times New Roman" w:hAnsi="Consolas" w:cs="Courier New"/>
+          <w:color w:val="61AFEF"/>
+          <w:kern w:val="0"/>
+          <w:sz w:val="17"/>
+          <w:szCs w:val="17"/>
+          <w:shd w:val="clear" w:color="auto" w:fill="282C34"/>
+          <w14:ligatures w14:val="none"/>
+        </w:rPr>
+        <w:t>fetch</w:t>
+      </w:r>
+      <w:r>
+        <w:rPr>
+          <w:rFonts w:ascii="Consolas" w:eastAsia="Times New Roman" w:hAnsi="Consolas" w:cs="Courier New"/>
+          <w:color w:val="ABB2BF"/>
+          <w:kern w:val="0"/>
+          <w:sz w:val="17"/>
+          <w:szCs w:val="17"/>
+          <w:shd w:val="clear" w:color="auto" w:fill="282C34"/>
+          <w14:ligatures w14:val="none"/>
+        </w:rPr>
+        <w:t>(</w:t>
+      </w:r>
+      <w:proofErr w:type="gramEnd"/>
+      <w:r>
+        <w:rPr>
+          <w:rFonts w:ascii="Consolas" w:eastAsia="Times New Roman" w:hAnsi="Consolas" w:cs="Courier New"/>
+          <w:color w:val="98C379"/>
+          <w:kern w:val="0"/>
+          <w:sz w:val="17"/>
+          <w:szCs w:val="17"/>
+          <w:shd w:val="clear" w:color="auto" w:fill="282C34"/>
+          <w14:ligatures w14:val="none"/>
+        </w:rPr>
+        <w:t>'http://localhost:4000/</w:t>
       </w:r>
       <w:proofErr w:type="spellStart"/>
       <w:r>
         <w:rPr>
-          <w:rFonts w:ascii="Segoe UI" w:hAnsi="Segoe UI" w:cs="Segoe UI"/>
-          <w:sz w:val="21"/>
-          <w:szCs w:val="21"/>
-        </w:rPr>
-        <w:t>microservices</w:t>
+          <w:rFonts w:ascii="Consolas" w:eastAsia="Times New Roman" w:hAnsi="Consolas" w:cs="Courier New"/>
+          <w:color w:val="98C379"/>
+          <w:kern w:val="0"/>
+          <w:sz w:val="17"/>
+          <w:szCs w:val="17"/>
+          <w:shd w:val="clear" w:color="auto" w:fill="282C34"/>
+          <w14:ligatures w14:val="none"/>
+        </w:rPr>
+        <w:t>api</w:t>
       </w:r>
       <w:proofErr w:type="spellEnd"/>
       <w:r>
         <w:rPr>
-          <w:rFonts w:ascii="Segoe UI" w:hAnsi="Segoe UI" w:cs="Segoe UI"/>
-          <w:sz w:val="21"/>
-          <w:szCs w:val="21"/>
-        </w:rPr>
-        <w:t xml:space="preserve"> is managing data between independent services.</w:t>
-      </w:r>
-    </w:p>
-    <w:p>
-      <w:pPr>
-        <w:pStyle w:val="Heading3"/>
-        <w:shd w:val="clear" w:color="auto" w:fill="000000"/>
-        <w:spacing w:before="373" w:beforeAutospacing="0" w:after="107" w:afterAutospacing="0"/>
-        <w:rPr>
-          <w:rFonts w:ascii="Segoe UI" w:hAnsi="Segoe UI" w:cs="Segoe UI"/>
-          <w:sz w:val="31"/>
-          <w:szCs w:val="31"/>
-        </w:rPr>
-      </w:pPr>
-      <w:r>
-        <w:rPr>
-          <w:rFonts w:ascii="Segoe UI" w:hAnsi="Segoe UI" w:cs="Segoe UI"/>
-          <w:sz w:val="31"/>
-          <w:szCs w:val="31"/>
-        </w:rPr>
-        <w:t>Database per Service</w:t>
-      </w:r>
-    </w:p>
-    <w:p>
-      <w:pPr>
-        <w:pStyle w:val="text-neutral-a12"/>
-        <w:shd w:val="clear" w:color="auto" w:fill="000000"/>
-        <w:spacing w:before="0" w:beforeAutospacing="0" w:after="274" w:afterAutospacing="0"/>
-        <w:rPr>
-          <w:rFonts w:ascii="Segoe UI" w:hAnsi="Segoe UI" w:cs="Segoe UI"/>
-          <w:sz w:val="21"/>
-          <w:szCs w:val="21"/>
-        </w:rPr>
-      </w:pPr>
-      <w:r>
-        <w:rPr>
-          <w:rFonts w:ascii="Segoe UI" w:hAnsi="Segoe UI" w:cs="Segoe UI"/>
-          <w:sz w:val="21"/>
-          <w:szCs w:val="21"/>
-        </w:rPr>
-        <w:t>Each service should own its own database to ensure loose coupling, independence, and clear data ownership.</w:t>
-      </w:r>
-    </w:p>
-    <w:p>
-      <w:pPr>
-        <w:pStyle w:val="Heading3"/>
-        <w:shd w:val="clear" w:color="auto" w:fill="000000"/>
-        <w:spacing w:before="373" w:beforeAutospacing="0" w:after="107" w:afterAutospacing="0"/>
-        <w:rPr>
-          <w:rFonts w:ascii="Segoe UI" w:hAnsi="Segoe UI" w:cs="Segoe UI"/>
-          <w:sz w:val="31"/>
-          <w:szCs w:val="31"/>
-        </w:rPr>
-      </w:pPr>
-      <w:r>
-        <w:rPr>
-          <w:rFonts w:ascii="Segoe UI" w:hAnsi="Segoe UI" w:cs="Segoe UI"/>
-          <w:sz w:val="31"/>
-          <w:szCs w:val="31"/>
-        </w:rPr>
-        <w:t>Synchronous Communication</w:t>
-      </w:r>
-    </w:p>
-    <w:p>
-      <w:pPr>
-        <w:pStyle w:val="text-neutral-a12"/>
-        <w:shd w:val="clear" w:color="auto" w:fill="000000"/>
-        <w:spacing w:before="0" w:beforeAutospacing="0" w:after="274" w:afterAutospacing="0"/>
-        <w:rPr>
-          <w:rFonts w:ascii="Segoe UI" w:hAnsi="Segoe UI" w:cs="Segoe UI"/>
-          <w:sz w:val="21"/>
-          <w:szCs w:val="21"/>
-        </w:rPr>
-      </w:pPr>
-      <w:r>
-        <w:rPr>
-          <w:rFonts w:ascii="Segoe UI" w:hAnsi="Segoe UI" w:cs="Segoe UI"/>
-          <w:sz w:val="21"/>
-          <w:szCs w:val="21"/>
-        </w:rPr>
-        <w:t>One service sends a request and waits for the response. It is simple but creates stronger dependency.</w:t>
-      </w:r>
-    </w:p>
-    <w:p>
-      <w:pPr>
-        <w:pStyle w:val="Heading3"/>
-        <w:shd w:val="clear" w:color="auto" w:fill="000000"/>
-        <w:spacing w:before="373" w:beforeAutospacing="0" w:after="107" w:afterAutospacing="0"/>
-        <w:rPr>
-          <w:rFonts w:ascii="Segoe UI" w:hAnsi="Segoe UI" w:cs="Segoe UI"/>
-          <w:sz w:val="31"/>
-          <w:szCs w:val="31"/>
-        </w:rPr>
-      </w:pPr>
-      <w:r>
-        <w:rPr>
-          <w:rFonts w:ascii="Segoe UI" w:hAnsi="Segoe UI" w:cs="Segoe UI"/>
-          <w:sz w:val="31"/>
-          <w:szCs w:val="31"/>
-        </w:rPr>
-        <w:t>Asynchronous Communication</w:t>
-      </w:r>
-    </w:p>
-    <w:p>
-      <w:pPr>
-        <w:pStyle w:val="text-neutral-a12"/>
-        <w:shd w:val="clear" w:color="auto" w:fill="000000"/>
-        <w:spacing w:before="0" w:beforeAutospacing="0" w:after="274" w:afterAutospacing="0"/>
-        <w:rPr>
-          <w:rFonts w:ascii="Segoe UI" w:hAnsi="Segoe UI" w:cs="Segoe UI"/>
-          <w:sz w:val="21"/>
-          <w:szCs w:val="21"/>
-        </w:rPr>
-      </w:pPr>
-      <w:r>
-        <w:rPr>
-          <w:rFonts w:ascii="Segoe UI" w:hAnsi="Segoe UI" w:cs="Segoe UI"/>
-          <w:sz w:val="21"/>
-          <w:szCs w:val="21"/>
+          <w:rFonts w:ascii="Consolas" w:eastAsia="Times New Roman" w:hAnsi="Consolas" w:cs="Courier New"/>
+          <w:color w:val="98C379"/>
+          <w:kern w:val="0"/>
+          <w:sz w:val="17"/>
+          <w:szCs w:val="17"/>
+          <w:shd w:val="clear" w:color="auto" w:fill="282C34"/>
+          <w14:ligatures w14:val="none"/>
+        </w:rPr>
+        <w:t>/users'</w:t>
+      </w:r>
+      <w:r>
+        <w:rPr>
+          <w:rFonts w:ascii="Consolas" w:eastAsia="Times New Roman" w:hAnsi="Consolas" w:cs="Courier New"/>
+          <w:color w:val="ABB2BF"/>
+          <w:kern w:val="0"/>
+          <w:sz w:val="17"/>
+          <w:szCs w:val="17"/>
+          <w:shd w:val="clear" w:color="auto" w:fill="282C34"/>
+          <w14:ligatures w14:val="none"/>
+        </w:rPr>
+        <w:t>)</w:t>
+      </w:r>
+    </w:p>
+    <w:p>
+      <w:pPr>
+        <w:shd w:val="clear" w:color="auto" w:fill="000000"/>
+        <w:spacing w:before="274" w:after="274" w:line="240" w:lineRule="auto"/>
+        <w:rPr>
+          <w:rFonts w:ascii="Segoe UI" w:eastAsia="Times New Roman" w:hAnsi="Segoe UI" w:cs="Segoe UI"/>
+          <w:kern w:val="0"/>
+          <w:sz w:val="21"/>
+          <w:szCs w:val="21"/>
+          <w14:ligatures w14:val="none"/>
+        </w:rPr>
+      </w:pPr>
+      <w:r>
+        <w:rPr>
+          <w:rFonts w:ascii="Segoe UI" w:eastAsia="Times New Roman" w:hAnsi="Segoe UI" w:cs="Segoe UI"/>
+          <w:kern w:val="0"/>
+          <w:sz w:val="21"/>
+          <w:szCs w:val="21"/>
+          <w14:ligatures w14:val="none"/>
         </w:rPr>
         <w:lastRenderedPageBreak/>
-        <w:t>A service emits an event and does not wait for an immediate response. It improves scalability and loose coupling but adds complexity.</w:t>
-      </w:r>
-    </w:p>
-    <w:p>
-      <w:pPr>
-        <w:pStyle w:val="Heading3"/>
-        <w:shd w:val="clear" w:color="auto" w:fill="000000"/>
-        <w:spacing w:before="373" w:beforeAutospacing="0" w:after="107" w:afterAutospacing="0"/>
-        <w:rPr>
-          <w:rFonts w:ascii="Segoe UI" w:hAnsi="Segoe UI" w:cs="Segoe UI"/>
-          <w:sz w:val="31"/>
-          <w:szCs w:val="31"/>
-        </w:rPr>
-      </w:pPr>
-      <w:r>
-        <w:rPr>
-          <w:rFonts w:ascii="Segoe UI" w:hAnsi="Segoe UI" w:cs="Segoe UI"/>
-          <w:sz w:val="31"/>
-          <w:szCs w:val="31"/>
-        </w:rPr>
-        <w:t>Event Bus</w:t>
-      </w:r>
-    </w:p>
-    <w:p>
-      <w:pPr>
-        <w:pStyle w:val="text-neutral-a12"/>
-        <w:shd w:val="clear" w:color="auto" w:fill="000000"/>
-        <w:spacing w:before="0" w:beforeAutospacing="0" w:after="274" w:afterAutospacing="0"/>
-        <w:rPr>
-          <w:rFonts w:ascii="Segoe UI" w:hAnsi="Segoe UI" w:cs="Segoe UI"/>
-          <w:sz w:val="21"/>
-          <w:szCs w:val="21"/>
-        </w:rPr>
-      </w:pPr>
-      <w:r>
-        <w:rPr>
-          <w:rFonts w:ascii="Segoe UI" w:hAnsi="Segoe UI" w:cs="Segoe UI"/>
-          <w:sz w:val="21"/>
-          <w:szCs w:val="21"/>
-        </w:rPr>
-        <w:t>An event bus receives events from one service and routes them to other interested services.</w:t>
-      </w:r>
-    </w:p>
-    <w:p>
-      <w:pPr>
-        <w:pStyle w:val="Heading3"/>
-        <w:shd w:val="clear" w:color="auto" w:fill="000000"/>
-        <w:spacing w:before="373" w:beforeAutospacing="0" w:after="107" w:afterAutospacing="0"/>
-        <w:rPr>
-          <w:rFonts w:ascii="Segoe UI" w:hAnsi="Segoe UI" w:cs="Segoe UI"/>
-          <w:sz w:val="31"/>
-          <w:szCs w:val="31"/>
-        </w:rPr>
-      </w:pPr>
-      <w:r>
-        <w:rPr>
-          <w:rFonts w:ascii="Segoe UI" w:hAnsi="Segoe UI" w:cs="Segoe UI"/>
-          <w:sz w:val="31"/>
-          <w:szCs w:val="31"/>
-        </w:rPr>
-        <w:t>Routing</w:t>
-      </w:r>
-    </w:p>
-    <w:p>
-      <w:pPr>
-        <w:pStyle w:val="text-neutral-a12"/>
-        <w:shd w:val="clear" w:color="auto" w:fill="000000"/>
-        <w:spacing w:before="0" w:beforeAutospacing="0" w:after="274" w:afterAutospacing="0"/>
-        <w:rPr>
-          <w:rFonts w:ascii="Segoe UI" w:hAnsi="Segoe UI" w:cs="Segoe UI"/>
-          <w:sz w:val="21"/>
-          <w:szCs w:val="21"/>
-        </w:rPr>
-      </w:pPr>
-      <w:r>
-        <w:rPr>
-          <w:rFonts w:ascii="Segoe UI" w:hAnsi="Segoe UI" w:cs="Segoe UI"/>
-          <w:sz w:val="21"/>
-          <w:szCs w:val="21"/>
-        </w:rPr>
-        <w:t>Routing is the process of sending each event to the correct services that need to handle it.</w:t>
-      </w:r>
-    </w:p>
-    <w:p>
-      <w:pPr>
-        <w:spacing w:before="686" w:after="686"/>
-        <w:rPr>
-          <w:rFonts w:ascii="Times New Roman" w:hAnsi="Times New Roman" w:cs="Times New Roman"/>
-        </w:rPr>
-      </w:pPr>
-      <w:r>
+        <w:t>If the backend sends:</w:t>
+      </w:r>
+    </w:p>
+    <w:p>
+      <w:pPr>
+        <w:tabs>
+          <w:tab w:val="left" w:pos="916"/>
+          <w:tab w:val="left" w:pos="1832"/>
+          <w:tab w:val="left" w:pos="2748"/>
+          <w:tab w:val="left" w:pos="3664"/>
+          <w:tab w:val="left" w:pos="4580"/>
+          <w:tab w:val="left" w:pos="5496"/>
+          <w:tab w:val="left" w:pos="6412"/>
+          <w:tab w:val="left" w:pos="7328"/>
+          <w:tab w:val="left" w:pos="8244"/>
+          <w:tab w:val="left" w:pos="9160"/>
+          <w:tab w:val="left" w:pos="10076"/>
+          <w:tab w:val="left" w:pos="10992"/>
+          <w:tab w:val="left" w:pos="11908"/>
+          <w:tab w:val="left" w:pos="12824"/>
+          <w:tab w:val="left" w:pos="13740"/>
+          <w:tab w:val="left" w:pos="14656"/>
+        </w:tabs>
+        <w:spacing w:after="0" w:line="240" w:lineRule="auto"/>
+        <w:rPr>
+          <w:rFonts w:ascii="Consolas" w:eastAsia="Times New Roman" w:hAnsi="Consolas" w:cs="Courier New"/>
+          <w:color w:val="D1D5DB"/>
+          <w:kern w:val="0"/>
+          <w:sz w:val="21"/>
+          <w:szCs w:val="21"/>
+          <w14:ligatures w14:val="none"/>
+        </w:rPr>
+      </w:pPr>
+      <w:proofErr w:type="gramStart"/>
+      <w:r>
+        <w:rPr>
+          <w:rFonts w:ascii="Consolas" w:eastAsia="Times New Roman" w:hAnsi="Consolas" w:cs="Courier New"/>
+          <w:color w:val="B8AFC9"/>
+          <w:kern w:val="0"/>
+          <w:sz w:val="21"/>
+          <w:szCs w:val="21"/>
+          <w14:ligatures w14:val="none"/>
+        </w:rPr>
+        <w:t>http</w:t>
+      </w:r>
+      <w:proofErr w:type="gramEnd"/>
+    </w:p>
+    <w:p>
+      <w:pPr>
+        <w:shd w:val="clear" w:color="auto" w:fill="282C34"/>
+        <w:tabs>
+          <w:tab w:val="left" w:pos="916"/>
+          <w:tab w:val="left" w:pos="1832"/>
+          <w:tab w:val="left" w:pos="2748"/>
+          <w:tab w:val="left" w:pos="3664"/>
+          <w:tab w:val="left" w:pos="4580"/>
+          <w:tab w:val="left" w:pos="5496"/>
+          <w:tab w:val="left" w:pos="6412"/>
+          <w:tab w:val="left" w:pos="7328"/>
+          <w:tab w:val="left" w:pos="8244"/>
+          <w:tab w:val="left" w:pos="9160"/>
+          <w:tab w:val="left" w:pos="10076"/>
+          <w:tab w:val="left" w:pos="10992"/>
+          <w:tab w:val="left" w:pos="11908"/>
+          <w:tab w:val="left" w:pos="12824"/>
+          <w:tab w:val="left" w:pos="13740"/>
+          <w:tab w:val="left" w:pos="14656"/>
+        </w:tabs>
+        <w:spacing w:after="0" w:line="240" w:lineRule="auto"/>
+        <w:rPr>
+          <w:rFonts w:ascii="Consolas" w:eastAsia="Times New Roman" w:hAnsi="Consolas" w:cs="Courier New"/>
+          <w:color w:val="ABB2BF"/>
+          <w:kern w:val="0"/>
+          <w:sz w:val="20"/>
+          <w:szCs w:val="20"/>
+          <w14:ligatures w14:val="none"/>
+        </w:rPr>
+      </w:pPr>
+      <w:r>
+        <w:rPr>
+          <w:rFonts w:ascii="Consolas" w:eastAsia="Times New Roman" w:hAnsi="Consolas" w:cs="Courier New"/>
+          <w:color w:val="C678DD"/>
+          <w:kern w:val="0"/>
+          <w:sz w:val="17"/>
+          <w:szCs w:val="17"/>
+          <w:shd w:val="clear" w:color="auto" w:fill="282C34"/>
+          <w14:ligatures w14:val="none"/>
+        </w:rPr>
+        <w:t>Access-Control-Allow-Origin</w:t>
+      </w:r>
+      <w:r>
+        <w:rPr>
+          <w:rFonts w:ascii="Consolas" w:eastAsia="Times New Roman" w:hAnsi="Consolas" w:cs="Courier New"/>
+          <w:color w:val="ABB2BF"/>
+          <w:kern w:val="0"/>
+          <w:sz w:val="17"/>
+          <w:szCs w:val="17"/>
+          <w:shd w:val="clear" w:color="auto" w:fill="282C34"/>
+          <w14:ligatures w14:val="none"/>
+        </w:rPr>
+        <w:t>: http://localhost:3000</w:t>
+      </w:r>
+    </w:p>
+    <w:p>
+      <w:pPr>
+        <w:shd w:val="clear" w:color="auto" w:fill="000000"/>
+        <w:spacing w:before="274" w:after="274" w:line="240" w:lineRule="auto"/>
+        <w:rPr>
+          <w:rFonts w:ascii="Segoe UI" w:eastAsia="Times New Roman" w:hAnsi="Segoe UI" w:cs="Segoe UI"/>
+          <w:kern w:val="0"/>
+          <w:sz w:val="21"/>
+          <w:szCs w:val="21"/>
+          <w14:ligatures w14:val="none"/>
+        </w:rPr>
+      </w:pPr>
+      <w:proofErr w:type="gramStart"/>
+      <w:r>
+        <w:rPr>
+          <w:rFonts w:ascii="Segoe UI" w:eastAsia="Times New Roman" w:hAnsi="Segoe UI" w:cs="Segoe UI"/>
+          <w:kern w:val="0"/>
+          <w:sz w:val="21"/>
+          <w:szCs w:val="21"/>
+          <w14:ligatures w14:val="none"/>
+        </w:rPr>
+        <w:t>then</w:t>
+      </w:r>
+      <w:proofErr w:type="gramEnd"/>
+      <w:r>
+        <w:rPr>
+          <w:rFonts w:ascii="Segoe UI" w:eastAsia="Times New Roman" w:hAnsi="Segoe UI" w:cs="Segoe UI"/>
+          <w:kern w:val="0"/>
+          <w:sz w:val="21"/>
+          <w:szCs w:val="21"/>
+          <w14:ligatures w14:val="none"/>
+        </w:rPr>
+        <w:t xml:space="preserve"> the browser allows the request.</w:t>
+      </w:r>
+    </w:p>
+    <w:p>
+      <w:pPr>
+        <w:shd w:val="clear" w:color="auto" w:fill="000000"/>
+        <w:spacing w:before="274" w:after="274" w:line="240" w:lineRule="auto"/>
+        <w:rPr>
+          <w:rFonts w:ascii="Segoe UI" w:eastAsia="Times New Roman" w:hAnsi="Segoe UI" w:cs="Segoe UI"/>
+          <w:kern w:val="0"/>
+          <w:sz w:val="21"/>
+          <w:szCs w:val="21"/>
+          <w14:ligatures w14:val="none"/>
+        </w:rPr>
+      </w:pPr>
+      <w:r>
+        <w:rPr>
+          <w:rFonts w:ascii="Segoe UI" w:eastAsia="Times New Roman" w:hAnsi="Segoe UI" w:cs="Segoe UI"/>
+          <w:kern w:val="0"/>
+          <w:sz w:val="21"/>
+          <w:szCs w:val="21"/>
+          <w14:ligatures w14:val="none"/>
+        </w:rPr>
+        <w:t>If this header is missing or wrong, you get a </w:t>
+      </w:r>
+      <w:r>
+        <w:rPr>
+          <w:rFonts w:ascii="Segoe UI" w:eastAsia="Times New Roman" w:hAnsi="Segoe UI" w:cs="Segoe UI"/>
+          <w:b/>
+          <w:bCs/>
+          <w:kern w:val="0"/>
+          <w:sz w:val="21"/>
+          <w:szCs w:val="21"/>
+          <w14:ligatures w14:val="none"/>
+        </w:rPr>
+        <w:t>CORS error</w:t>
+      </w:r>
+      <w:r>
+        <w:rPr>
+          <w:rFonts w:ascii="Segoe UI" w:eastAsia="Times New Roman" w:hAnsi="Segoe UI" w:cs="Segoe UI"/>
+          <w:kern w:val="0"/>
+          <w:sz w:val="21"/>
+          <w:szCs w:val="21"/>
+          <w14:ligatures w14:val="none"/>
+        </w:rPr>
+        <w:t> in the browser.</w:t>
+      </w:r>
+    </w:p>
+    <w:p>
+      <w:pPr>
+        <w:spacing w:before="686" w:after="686" w:line="240" w:lineRule="auto"/>
+        <w:rPr>
+          <w:rFonts w:ascii="Times New Roman" w:eastAsia="Times New Roman" w:hAnsi="Times New Roman" w:cs="Times New Roman"/>
+          <w:kern w:val="0"/>
+          <w14:ligatures w14:val="none"/>
+        </w:rPr>
+      </w:pPr>
+      <w:r>
+        <w:rPr>
+          <w:rFonts w:ascii="Times New Roman" w:eastAsia="Times New Roman" w:hAnsi="Times New Roman" w:cs="Times New Roman"/>
+          <w:kern w:val="0"/>
+          <w14:ligatures w14:val="none"/>
+        </w:rPr>
         <w:pict>
           <v:rect id="_x0000_i1057" style="width:0;height:0" o:hralign="center" o:hrstd="t" o:hr="t" fillcolor="#a0a0a0" stroked="f"/>
         </w:pict>
+      </w:r>
+    </w:p>
+    <w:p>
+      <w:pPr>
+        <w:shd w:val="clear" w:color="auto" w:fill="000000"/>
+        <w:spacing w:after="192" w:line="240" w:lineRule="auto"/>
+        <w:outlineLvl w:val="1"/>
+        <w:rPr>
+          <w:rFonts w:ascii="Segoe UI" w:eastAsia="Times New Roman" w:hAnsi="Segoe UI" w:cs="Segoe UI"/>
+          <w:b/>
+          <w:bCs/>
+          <w:kern w:val="0"/>
+          <w:sz w:val="34"/>
+          <w:szCs w:val="34"/>
+          <w14:ligatures w14:val="none"/>
+        </w:rPr>
+      </w:pPr>
+      <w:r>
+        <w:rPr>
+          <w:rFonts w:ascii="Segoe UI" w:eastAsia="Times New Roman" w:hAnsi="Segoe UI" w:cs="Segoe UI"/>
+          <w:b/>
+          <w:bCs/>
+          <w:kern w:val="0"/>
+          <w:sz w:val="34"/>
+          <w:szCs w:val="34"/>
+          <w14:ligatures w14:val="none"/>
+        </w:rPr>
+        <w:t>6. Important point</w:t>
+      </w:r>
+    </w:p>
+    <w:p>
+      <w:pPr>
+        <w:shd w:val="clear" w:color="auto" w:fill="000000"/>
+        <w:spacing w:after="274" w:line="240" w:lineRule="auto"/>
+        <w:rPr>
+          <w:rFonts w:ascii="Segoe UI" w:eastAsia="Times New Roman" w:hAnsi="Segoe UI" w:cs="Segoe UI"/>
+          <w:kern w:val="0"/>
+          <w:sz w:val="21"/>
+          <w:szCs w:val="21"/>
+          <w14:ligatures w14:val="none"/>
+        </w:rPr>
+      </w:pPr>
+      <w:r>
+        <w:rPr>
+          <w:rFonts w:ascii="Segoe UI" w:eastAsia="Times New Roman" w:hAnsi="Segoe UI" w:cs="Segoe UI"/>
+          <w:kern w:val="0"/>
+          <w:sz w:val="21"/>
+          <w:szCs w:val="21"/>
+          <w14:ligatures w14:val="none"/>
+        </w:rPr>
+        <w:t>CORS is mainly enforced by the </w:t>
+      </w:r>
+      <w:r>
+        <w:rPr>
+          <w:rFonts w:ascii="Segoe UI" w:eastAsia="Times New Roman" w:hAnsi="Segoe UI" w:cs="Segoe UI"/>
+          <w:b/>
+          <w:bCs/>
+          <w:kern w:val="0"/>
+          <w:sz w:val="21"/>
+          <w:szCs w:val="21"/>
+          <w14:ligatures w14:val="none"/>
+        </w:rPr>
+        <w:t>browser</w:t>
+      </w:r>
+      <w:r>
+        <w:rPr>
+          <w:rFonts w:ascii="Segoe UI" w:eastAsia="Times New Roman" w:hAnsi="Segoe UI" w:cs="Segoe UI"/>
+          <w:kern w:val="0"/>
+          <w:sz w:val="21"/>
+          <w:szCs w:val="21"/>
+          <w14:ligatures w14:val="none"/>
+        </w:rPr>
+        <w:t>.</w:t>
+      </w:r>
+    </w:p>
+    <w:p>
+      <w:pPr>
+        <w:shd w:val="clear" w:color="auto" w:fill="000000"/>
+        <w:spacing w:before="274" w:after="274" w:line="240" w:lineRule="auto"/>
+        <w:rPr>
+          <w:rFonts w:ascii="Segoe UI" w:eastAsia="Times New Roman" w:hAnsi="Segoe UI" w:cs="Segoe UI"/>
+          <w:kern w:val="0"/>
+          <w:sz w:val="21"/>
+          <w:szCs w:val="21"/>
+          <w14:ligatures w14:val="none"/>
+        </w:rPr>
+      </w:pPr>
+      <w:r>
+        <w:rPr>
+          <w:rFonts w:ascii="Segoe UI" w:eastAsia="Times New Roman" w:hAnsi="Segoe UI" w:cs="Segoe UI"/>
+          <w:kern w:val="0"/>
+          <w:sz w:val="21"/>
+          <w:szCs w:val="21"/>
+          <w14:ligatures w14:val="none"/>
+        </w:rPr>
+        <w:t>That means:</w:t>
+      </w:r>
+    </w:p>
+    <w:p>
+      <w:pPr>
+        <w:numPr>
+          <w:ilvl w:val="0"/>
+          <w:numId w:val="50"/>
+        </w:numPr>
+        <w:shd w:val="clear" w:color="auto" w:fill="000000"/>
+        <w:spacing w:before="68" w:after="68" w:line="240" w:lineRule="auto"/>
+        <w:ind w:left="0"/>
+        <w:rPr>
+          <w:rFonts w:ascii="Segoe UI" w:eastAsia="Times New Roman" w:hAnsi="Segoe UI" w:cs="Segoe UI"/>
+          <w:kern w:val="0"/>
+          <w:sz w:val="21"/>
+          <w:szCs w:val="21"/>
+          <w14:ligatures w14:val="none"/>
+        </w:rPr>
+      </w:pPr>
+      <w:r>
+        <w:rPr>
+          <w:rFonts w:ascii="Segoe UI" w:eastAsia="Times New Roman" w:hAnsi="Segoe UI" w:cs="Segoe UI"/>
+          <w:kern w:val="0"/>
+          <w:sz w:val="21"/>
+          <w:szCs w:val="21"/>
+          <w14:ligatures w14:val="none"/>
+        </w:rPr>
+        <w:t>browser blocks disallowed cross-origin requests</w:t>
+      </w:r>
+    </w:p>
+    <w:p>
+      <w:pPr>
+        <w:numPr>
+          <w:ilvl w:val="0"/>
+          <w:numId w:val="50"/>
+        </w:numPr>
+        <w:shd w:val="clear" w:color="auto" w:fill="000000"/>
+        <w:spacing w:before="68" w:after="68" w:line="240" w:lineRule="auto"/>
+        <w:ind w:left="0"/>
+        <w:rPr>
+          <w:rFonts w:ascii="Segoe UI" w:eastAsia="Times New Roman" w:hAnsi="Segoe UI" w:cs="Segoe UI"/>
+          <w:kern w:val="0"/>
+          <w:sz w:val="21"/>
+          <w:szCs w:val="21"/>
+          <w14:ligatures w14:val="none"/>
+        </w:rPr>
+      </w:pPr>
+      <w:r>
+        <w:rPr>
+          <w:rFonts w:ascii="Segoe UI" w:eastAsia="Times New Roman" w:hAnsi="Segoe UI" w:cs="Segoe UI"/>
+          <w:kern w:val="0"/>
+          <w:sz w:val="21"/>
+          <w:szCs w:val="21"/>
+          <w14:ligatures w14:val="none"/>
+        </w:rPr>
+        <w:t>server-to-server requests usually do not have this problem in the same way</w:t>
+      </w:r>
+    </w:p>
+    <w:p>
+      <w:pPr>
+        <w:spacing w:before="686" w:after="686" w:line="240" w:lineRule="auto"/>
+        <w:rPr>
+          <w:rFonts w:ascii="Times New Roman" w:eastAsia="Times New Roman" w:hAnsi="Times New Roman" w:cs="Times New Roman"/>
+          <w:kern w:val="0"/>
+          <w14:ligatures w14:val="none"/>
+        </w:rPr>
+      </w:pPr>
+      <w:r>
+        <w:rPr>
+          <w:rFonts w:ascii="Times New Roman" w:eastAsia="Times New Roman" w:hAnsi="Times New Roman" w:cs="Times New Roman"/>
+          <w:kern w:val="0"/>
+          <w14:ligatures w14:val="none"/>
+        </w:rPr>
+        <w:pict>
+          <v:rect id="_x0000_i1058" style="width:0;height:0" o:hralign="center" o:hrstd="t" o:hr="t" fillcolor="#a0a0a0" stroked="f"/>
+        </w:pict>
+      </w:r>
+    </w:p>
+    <w:p>
+      <w:pPr>
+        <w:shd w:val="clear" w:color="auto" w:fill="000000"/>
+        <w:spacing w:after="192" w:line="240" w:lineRule="auto"/>
+        <w:outlineLvl w:val="1"/>
+        <w:rPr>
+          <w:rFonts w:ascii="Segoe UI" w:eastAsia="Times New Roman" w:hAnsi="Segoe UI" w:cs="Segoe UI"/>
+          <w:b/>
+          <w:bCs/>
+          <w:kern w:val="0"/>
+          <w:sz w:val="34"/>
+          <w:szCs w:val="34"/>
+          <w14:ligatures w14:val="none"/>
+        </w:rPr>
+      </w:pPr>
+      <w:r>
+        <w:rPr>
+          <w:rFonts w:ascii="Segoe UI" w:eastAsia="Times New Roman" w:hAnsi="Segoe UI" w:cs="Segoe UI"/>
+          <w:b/>
+          <w:bCs/>
+          <w:kern w:val="0"/>
+          <w:sz w:val="34"/>
+          <w:szCs w:val="34"/>
+          <w14:ligatures w14:val="none"/>
+        </w:rPr>
+        <w:t xml:space="preserve">7. </w:t>
+      </w:r>
+      <w:proofErr w:type="gramStart"/>
+      <w:r>
+        <w:rPr>
+          <w:rFonts w:ascii="Segoe UI" w:eastAsia="Times New Roman" w:hAnsi="Segoe UI" w:cs="Segoe UI"/>
+          <w:b/>
+          <w:bCs/>
+          <w:kern w:val="0"/>
+          <w:sz w:val="34"/>
+          <w:szCs w:val="34"/>
+          <w14:ligatures w14:val="none"/>
+        </w:rPr>
+        <w:t>In</w:t>
+      </w:r>
+      <w:proofErr w:type="gramEnd"/>
+      <w:r>
+        <w:rPr>
+          <w:rFonts w:ascii="Segoe UI" w:eastAsia="Times New Roman" w:hAnsi="Segoe UI" w:cs="Segoe UI"/>
+          <w:b/>
+          <w:bCs/>
+          <w:kern w:val="0"/>
+          <w:sz w:val="34"/>
+          <w:szCs w:val="34"/>
+          <w14:ligatures w14:val="none"/>
+        </w:rPr>
+        <w:t xml:space="preserve"> simple words</w:t>
+      </w:r>
+    </w:p>
+    <w:p>
+      <w:pPr>
+        <w:shd w:val="clear" w:color="auto" w:fill="000000"/>
+        <w:spacing w:after="274" w:line="240" w:lineRule="auto"/>
+        <w:rPr>
+          <w:rFonts w:ascii="Segoe UI" w:eastAsia="Times New Roman" w:hAnsi="Segoe UI" w:cs="Segoe UI"/>
+          <w:kern w:val="0"/>
+          <w:sz w:val="21"/>
+          <w:szCs w:val="21"/>
+          <w14:ligatures w14:val="none"/>
+        </w:rPr>
+      </w:pPr>
+      <w:r>
+        <w:rPr>
+          <w:rFonts w:ascii="Segoe UI" w:eastAsia="Times New Roman" w:hAnsi="Segoe UI" w:cs="Segoe UI"/>
+          <w:kern w:val="0"/>
+          <w:sz w:val="21"/>
+          <w:szCs w:val="21"/>
+          <w14:ligatures w14:val="none"/>
+        </w:rPr>
+        <w:t>CORS is a rule that says:</w:t>
+      </w:r>
+    </w:p>
+    <w:p>
+      <w:pPr>
+        <w:shd w:val="clear" w:color="auto" w:fill="000000"/>
+        <w:spacing w:line="240" w:lineRule="auto"/>
+        <w:rPr>
+          <w:rFonts w:ascii="Segoe UI" w:eastAsia="Times New Roman" w:hAnsi="Segoe UI" w:cs="Segoe UI"/>
+          <w:i/>
+          <w:iCs/>
+          <w:kern w:val="0"/>
+          <w:sz w:val="21"/>
+          <w:szCs w:val="21"/>
+          <w14:ligatures w14:val="none"/>
+        </w:rPr>
+      </w:pPr>
+      <w:r>
+        <w:rPr>
+          <w:rFonts w:ascii="Segoe UI" w:eastAsia="Times New Roman" w:hAnsi="Segoe UI" w:cs="Segoe UI"/>
+          <w:i/>
+          <w:iCs/>
+          <w:kern w:val="0"/>
+          <w:sz w:val="21"/>
+          <w:szCs w:val="21"/>
+          <w14:ligatures w14:val="none"/>
+        </w:rPr>
+        <w:t>“This frontend is only allowed to access this backend if the backend gives permission.”</w:t>
+      </w:r>
+    </w:p>
+    <w:p>
+      <w:pPr>
+        <w:spacing w:before="686" w:after="686" w:line="240" w:lineRule="auto"/>
+        <w:rPr>
+          <w:rFonts w:ascii="Times New Roman" w:eastAsia="Times New Roman" w:hAnsi="Times New Roman" w:cs="Times New Roman"/>
+          <w:kern w:val="0"/>
+          <w14:ligatures w14:val="none"/>
+        </w:rPr>
+      </w:pPr>
+      <w:r>
+        <w:rPr>
+          <w:rFonts w:ascii="Times New Roman" w:eastAsia="Times New Roman" w:hAnsi="Times New Roman" w:cs="Times New Roman"/>
+          <w:kern w:val="0"/>
+          <w14:ligatures w14:val="none"/>
+        </w:rPr>
+        <w:pict>
+          <v:rect id="_x0000_i1059" style="width:0;height:0" o:hralign="center" o:hrstd="t" o:hr="t" fillcolor="#a0a0a0" stroked="f"/>
+        </w:pict>
+      </w:r>
+    </w:p>
+    <w:p>
+      <w:pPr>
+        <w:shd w:val="clear" w:color="auto" w:fill="000000"/>
+        <w:spacing w:after="192" w:line="240" w:lineRule="auto"/>
+        <w:outlineLvl w:val="1"/>
+        <w:rPr>
+          <w:rFonts w:ascii="Segoe UI" w:eastAsia="Times New Roman" w:hAnsi="Segoe UI" w:cs="Segoe UI"/>
+          <w:b/>
+          <w:bCs/>
+          <w:kern w:val="0"/>
+          <w:sz w:val="34"/>
+          <w:szCs w:val="34"/>
+          <w14:ligatures w14:val="none"/>
+        </w:rPr>
+      </w:pPr>
+      <w:r>
+        <w:rPr>
+          <w:rFonts w:ascii="Segoe UI" w:eastAsia="Times New Roman" w:hAnsi="Segoe UI" w:cs="Segoe UI"/>
+          <w:b/>
+          <w:bCs/>
+          <w:kern w:val="0"/>
+          <w:sz w:val="34"/>
+          <w:szCs w:val="34"/>
+          <w14:ligatures w14:val="none"/>
+        </w:rPr>
+        <w:t xml:space="preserve">8. </w:t>
+      </w:r>
+      <w:proofErr w:type="gramStart"/>
+      <w:r>
+        <w:rPr>
+          <w:rFonts w:ascii="Segoe UI" w:eastAsia="Times New Roman" w:hAnsi="Segoe UI" w:cs="Segoe UI"/>
+          <w:b/>
+          <w:bCs/>
+          <w:kern w:val="0"/>
+          <w:sz w:val="34"/>
+          <w:szCs w:val="34"/>
+          <w14:ligatures w14:val="none"/>
+        </w:rPr>
+        <w:t>In</w:t>
+      </w:r>
+      <w:proofErr w:type="gramEnd"/>
+      <w:r>
+        <w:rPr>
+          <w:rFonts w:ascii="Segoe UI" w:eastAsia="Times New Roman" w:hAnsi="Segoe UI" w:cs="Segoe UI"/>
+          <w:b/>
+          <w:bCs/>
+          <w:kern w:val="0"/>
+          <w:sz w:val="34"/>
+          <w:szCs w:val="34"/>
+          <w14:ligatures w14:val="none"/>
+        </w:rPr>
+        <w:t xml:space="preserve"> Node.js / Express</w:t>
+      </w:r>
+    </w:p>
+    <w:p>
+      <w:pPr>
+        <w:shd w:val="clear" w:color="auto" w:fill="000000"/>
+        <w:spacing w:after="0" w:line="240" w:lineRule="auto"/>
+        <w:rPr>
+          <w:rFonts w:ascii="Segoe UI" w:eastAsia="Times New Roman" w:hAnsi="Segoe UI" w:cs="Segoe UI"/>
+          <w:kern w:val="0"/>
+          <w:sz w:val="21"/>
+          <w:szCs w:val="21"/>
+          <w14:ligatures w14:val="none"/>
+        </w:rPr>
+      </w:pPr>
+      <w:r>
+        <w:rPr>
+          <w:rFonts w:ascii="Segoe UI" w:eastAsia="Times New Roman" w:hAnsi="Segoe UI" w:cs="Segoe UI"/>
+          <w:kern w:val="0"/>
+          <w:sz w:val="21"/>
+          <w:szCs w:val="21"/>
+          <w14:ligatures w14:val="none"/>
+        </w:rPr>
+        <w:t>You often enable CORS using the </w:t>
+      </w:r>
+      <w:proofErr w:type="spellStart"/>
+      <w:r>
+        <w:rPr>
+          <w:rFonts w:ascii="Consolas" w:eastAsia="Times New Roman" w:hAnsi="Consolas" w:cs="Segoe UI"/>
+          <w:color w:val="ABB2BF"/>
+          <w:kern w:val="0"/>
+          <w:sz w:val="21"/>
+          <w:szCs w:val="21"/>
+          <w:shd w:val="clear" w:color="auto" w:fill="282C34"/>
+          <w14:ligatures w14:val="none"/>
+        </w:rPr>
+        <w:t>cors</w:t>
+      </w:r>
+      <w:proofErr w:type="spellEnd"/>
+      <w:r>
+        <w:rPr>
+          <w:rFonts w:ascii="Segoe UI" w:eastAsia="Times New Roman" w:hAnsi="Segoe UI" w:cs="Segoe UI"/>
+          <w:kern w:val="0"/>
+          <w:sz w:val="21"/>
+          <w:szCs w:val="21"/>
+          <w14:ligatures w14:val="none"/>
+        </w:rPr>
+        <w:t> package:</w:t>
+      </w:r>
+    </w:p>
+    <w:p>
+      <w:pPr>
+        <w:tabs>
+          <w:tab w:val="left" w:pos="916"/>
+          <w:tab w:val="left" w:pos="1832"/>
+          <w:tab w:val="left" w:pos="2748"/>
+          <w:tab w:val="left" w:pos="3664"/>
+          <w:tab w:val="left" w:pos="4580"/>
+          <w:tab w:val="left" w:pos="5496"/>
+          <w:tab w:val="left" w:pos="6412"/>
+          <w:tab w:val="left" w:pos="7328"/>
+          <w:tab w:val="left" w:pos="8244"/>
+          <w:tab w:val="left" w:pos="9160"/>
+          <w:tab w:val="left" w:pos="10076"/>
+          <w:tab w:val="left" w:pos="10992"/>
+          <w:tab w:val="left" w:pos="11908"/>
+          <w:tab w:val="left" w:pos="12824"/>
+          <w:tab w:val="left" w:pos="13740"/>
+          <w:tab w:val="left" w:pos="14656"/>
+        </w:tabs>
+        <w:spacing w:after="0" w:line="240" w:lineRule="auto"/>
+        <w:rPr>
+          <w:rFonts w:ascii="Consolas" w:eastAsia="Times New Roman" w:hAnsi="Consolas" w:cs="Courier New"/>
+          <w:color w:val="D1D5DB"/>
+          <w:kern w:val="0"/>
+          <w:sz w:val="21"/>
+          <w:szCs w:val="21"/>
+          <w14:ligatures w14:val="none"/>
+        </w:rPr>
+      </w:pPr>
+      <w:proofErr w:type="spellStart"/>
+      <w:proofErr w:type="gramStart"/>
+      <w:r>
+        <w:rPr>
+          <w:rFonts w:ascii="Consolas" w:eastAsia="Times New Roman" w:hAnsi="Consolas" w:cs="Courier New"/>
+          <w:color w:val="B8AFC9"/>
+          <w:kern w:val="0"/>
+          <w:sz w:val="21"/>
+          <w:szCs w:val="21"/>
+          <w14:ligatures w14:val="none"/>
+        </w:rPr>
+        <w:t>js</w:t>
+      </w:r>
+      <w:proofErr w:type="spellEnd"/>
+      <w:proofErr w:type="gramEnd"/>
+    </w:p>
+    <w:p>
+      <w:pPr>
+        <w:shd w:val="clear" w:color="auto" w:fill="282C34"/>
+        <w:tabs>
+          <w:tab w:val="left" w:pos="916"/>
+          <w:tab w:val="left" w:pos="1832"/>
+          <w:tab w:val="left" w:pos="2748"/>
+          <w:tab w:val="left" w:pos="3664"/>
+          <w:tab w:val="left" w:pos="4580"/>
+          <w:tab w:val="left" w:pos="5496"/>
+          <w:tab w:val="left" w:pos="6412"/>
+          <w:tab w:val="left" w:pos="7328"/>
+          <w:tab w:val="left" w:pos="8244"/>
+          <w:tab w:val="left" w:pos="9160"/>
+          <w:tab w:val="left" w:pos="10076"/>
+          <w:tab w:val="left" w:pos="10992"/>
+          <w:tab w:val="left" w:pos="11908"/>
+          <w:tab w:val="left" w:pos="12824"/>
+          <w:tab w:val="left" w:pos="13740"/>
+          <w:tab w:val="left" w:pos="14656"/>
+        </w:tabs>
+        <w:spacing w:after="0" w:line="240" w:lineRule="auto"/>
+        <w:rPr>
+          <w:rFonts w:ascii="Consolas" w:eastAsia="Times New Roman" w:hAnsi="Consolas" w:cs="Courier New"/>
+          <w:color w:val="ABB2BF"/>
+          <w:kern w:val="0"/>
+          <w:sz w:val="17"/>
+          <w:szCs w:val="17"/>
+          <w:shd w:val="clear" w:color="auto" w:fill="282C34"/>
+          <w14:ligatures w14:val="none"/>
+        </w:rPr>
+      </w:pPr>
+      <w:proofErr w:type="spellStart"/>
+      <w:proofErr w:type="gramStart"/>
+      <w:r>
+        <w:rPr>
+          <w:rFonts w:ascii="Consolas" w:eastAsia="Times New Roman" w:hAnsi="Consolas" w:cs="Courier New"/>
+          <w:color w:val="C678DD"/>
+          <w:kern w:val="0"/>
+          <w:sz w:val="17"/>
+          <w:szCs w:val="17"/>
+          <w:shd w:val="clear" w:color="auto" w:fill="282C34"/>
+          <w14:ligatures w14:val="none"/>
+        </w:rPr>
+        <w:t>const</w:t>
+      </w:r>
+      <w:proofErr w:type="spellEnd"/>
+      <w:proofErr w:type="gramEnd"/>
+      <w:r>
+        <w:rPr>
+          <w:rFonts w:ascii="Consolas" w:eastAsia="Times New Roman" w:hAnsi="Consolas" w:cs="Courier New"/>
+          <w:color w:val="ABB2BF"/>
+          <w:kern w:val="0"/>
+          <w:sz w:val="17"/>
+          <w:szCs w:val="17"/>
+          <w:shd w:val="clear" w:color="auto" w:fill="282C34"/>
+          <w14:ligatures w14:val="none"/>
+        </w:rPr>
+        <w:t xml:space="preserve"> </w:t>
+      </w:r>
+      <w:proofErr w:type="spellStart"/>
+      <w:r>
+        <w:rPr>
+          <w:rFonts w:ascii="Consolas" w:eastAsia="Times New Roman" w:hAnsi="Consolas" w:cs="Courier New"/>
+          <w:color w:val="ABB2BF"/>
+          <w:kern w:val="0"/>
+          <w:sz w:val="17"/>
+          <w:szCs w:val="17"/>
+          <w:shd w:val="clear" w:color="auto" w:fill="282C34"/>
+          <w14:ligatures w14:val="none"/>
+        </w:rPr>
+        <w:t>cors</w:t>
+      </w:r>
+      <w:proofErr w:type="spellEnd"/>
+      <w:r>
+        <w:rPr>
+          <w:rFonts w:ascii="Consolas" w:eastAsia="Times New Roman" w:hAnsi="Consolas" w:cs="Courier New"/>
+          <w:color w:val="ABB2BF"/>
+          <w:kern w:val="0"/>
+          <w:sz w:val="17"/>
+          <w:szCs w:val="17"/>
+          <w:shd w:val="clear" w:color="auto" w:fill="282C34"/>
+          <w14:ligatures w14:val="none"/>
+        </w:rPr>
+        <w:t xml:space="preserve"> </w:t>
+      </w:r>
+      <w:r>
+        <w:rPr>
+          <w:rFonts w:ascii="Consolas" w:eastAsia="Times New Roman" w:hAnsi="Consolas" w:cs="Courier New"/>
+          <w:color w:val="61AFEF"/>
+          <w:kern w:val="0"/>
+          <w:sz w:val="17"/>
+          <w:szCs w:val="17"/>
+          <w:shd w:val="clear" w:color="auto" w:fill="282C34"/>
+          <w14:ligatures w14:val="none"/>
+        </w:rPr>
+        <w:t>=</w:t>
+      </w:r>
+      <w:r>
+        <w:rPr>
+          <w:rFonts w:ascii="Consolas" w:eastAsia="Times New Roman" w:hAnsi="Consolas" w:cs="Courier New"/>
+          <w:color w:val="ABB2BF"/>
+          <w:kern w:val="0"/>
+          <w:sz w:val="17"/>
+          <w:szCs w:val="17"/>
+          <w:shd w:val="clear" w:color="auto" w:fill="282C34"/>
+          <w14:ligatures w14:val="none"/>
+        </w:rPr>
+        <w:t xml:space="preserve"> </w:t>
+      </w:r>
+      <w:r>
+        <w:rPr>
+          <w:rFonts w:ascii="Consolas" w:eastAsia="Times New Roman" w:hAnsi="Consolas" w:cs="Courier New"/>
+          <w:color w:val="61AFEF"/>
+          <w:kern w:val="0"/>
+          <w:sz w:val="17"/>
+          <w:szCs w:val="17"/>
+          <w:shd w:val="clear" w:color="auto" w:fill="282C34"/>
+          <w14:ligatures w14:val="none"/>
+        </w:rPr>
+        <w:t>require</w:t>
+      </w:r>
+      <w:r>
+        <w:rPr>
+          <w:rFonts w:ascii="Consolas" w:eastAsia="Times New Roman" w:hAnsi="Consolas" w:cs="Courier New"/>
+          <w:color w:val="ABB2BF"/>
+          <w:kern w:val="0"/>
+          <w:sz w:val="17"/>
+          <w:szCs w:val="17"/>
+          <w:shd w:val="clear" w:color="auto" w:fill="282C34"/>
+          <w14:ligatures w14:val="none"/>
+        </w:rPr>
+        <w:t>(</w:t>
+      </w:r>
+      <w:r>
+        <w:rPr>
+          <w:rFonts w:ascii="Consolas" w:eastAsia="Times New Roman" w:hAnsi="Consolas" w:cs="Courier New"/>
+          <w:color w:val="98C379"/>
+          <w:kern w:val="0"/>
+          <w:sz w:val="17"/>
+          <w:szCs w:val="17"/>
+          <w:shd w:val="clear" w:color="auto" w:fill="282C34"/>
+          <w14:ligatures w14:val="none"/>
+        </w:rPr>
+        <w:t>'</w:t>
+      </w:r>
+      <w:proofErr w:type="spellStart"/>
+      <w:r>
+        <w:rPr>
+          <w:rFonts w:ascii="Consolas" w:eastAsia="Times New Roman" w:hAnsi="Consolas" w:cs="Courier New"/>
+          <w:color w:val="98C379"/>
+          <w:kern w:val="0"/>
+          <w:sz w:val="17"/>
+          <w:szCs w:val="17"/>
+          <w:shd w:val="clear" w:color="auto" w:fill="282C34"/>
+          <w14:ligatures w14:val="none"/>
+        </w:rPr>
+        <w:t>cors</w:t>
+      </w:r>
+      <w:proofErr w:type="spellEnd"/>
+      <w:r>
+        <w:rPr>
+          <w:rFonts w:ascii="Consolas" w:eastAsia="Times New Roman" w:hAnsi="Consolas" w:cs="Courier New"/>
+          <w:color w:val="98C379"/>
+          <w:kern w:val="0"/>
+          <w:sz w:val="17"/>
+          <w:szCs w:val="17"/>
+          <w:shd w:val="clear" w:color="auto" w:fill="282C34"/>
+          <w14:ligatures w14:val="none"/>
+        </w:rPr>
+        <w:t>'</w:t>
+      </w:r>
+      <w:r>
+        <w:rPr>
+          <w:rFonts w:ascii="Consolas" w:eastAsia="Times New Roman" w:hAnsi="Consolas" w:cs="Courier New"/>
+          <w:color w:val="ABB2BF"/>
+          <w:kern w:val="0"/>
+          <w:sz w:val="17"/>
+          <w:szCs w:val="17"/>
+          <w:shd w:val="clear" w:color="auto" w:fill="282C34"/>
+          <w14:ligatures w14:val="none"/>
+        </w:rPr>
+        <w:t>);</w:t>
+      </w:r>
+    </w:p>
+    <w:p>
+      <w:pPr>
+        <w:shd w:val="clear" w:color="auto" w:fill="282C34"/>
+        <w:tabs>
+          <w:tab w:val="left" w:pos="916"/>
+          <w:tab w:val="left" w:pos="1832"/>
+          <w:tab w:val="left" w:pos="2748"/>
+          <w:tab w:val="left" w:pos="3664"/>
+          <w:tab w:val="left" w:pos="4580"/>
+          <w:tab w:val="left" w:pos="5496"/>
+          <w:tab w:val="left" w:pos="6412"/>
+          <w:tab w:val="left" w:pos="7328"/>
+          <w:tab w:val="left" w:pos="8244"/>
+          <w:tab w:val="left" w:pos="9160"/>
+          <w:tab w:val="left" w:pos="10076"/>
+          <w:tab w:val="left" w:pos="10992"/>
+          <w:tab w:val="left" w:pos="11908"/>
+          <w:tab w:val="left" w:pos="12824"/>
+          <w:tab w:val="left" w:pos="13740"/>
+          <w:tab w:val="left" w:pos="14656"/>
+        </w:tabs>
+        <w:spacing w:after="0" w:line="240" w:lineRule="auto"/>
+        <w:rPr>
+          <w:rFonts w:ascii="Consolas" w:eastAsia="Times New Roman" w:hAnsi="Consolas" w:cs="Courier New"/>
+          <w:color w:val="ABB2BF"/>
+          <w:kern w:val="0"/>
+          <w:sz w:val="20"/>
+          <w:szCs w:val="20"/>
+          <w14:ligatures w14:val="none"/>
+        </w:rPr>
+      </w:pPr>
+      <w:proofErr w:type="spellStart"/>
+      <w:proofErr w:type="gramStart"/>
+      <w:r>
+        <w:rPr>
+          <w:rFonts w:ascii="Consolas" w:eastAsia="Times New Roman" w:hAnsi="Consolas" w:cs="Courier New"/>
+          <w:color w:val="ABB2BF"/>
+          <w:kern w:val="0"/>
+          <w:sz w:val="17"/>
+          <w:szCs w:val="17"/>
+          <w:shd w:val="clear" w:color="auto" w:fill="282C34"/>
+          <w14:ligatures w14:val="none"/>
+        </w:rPr>
+        <w:t>app.</w:t>
+      </w:r>
+      <w:r>
+        <w:rPr>
+          <w:rFonts w:ascii="Consolas" w:eastAsia="Times New Roman" w:hAnsi="Consolas" w:cs="Courier New"/>
+          <w:color w:val="61AFEF"/>
+          <w:kern w:val="0"/>
+          <w:sz w:val="17"/>
+          <w:szCs w:val="17"/>
+          <w:shd w:val="clear" w:color="auto" w:fill="282C34"/>
+          <w14:ligatures w14:val="none"/>
+        </w:rPr>
+        <w:t>use</w:t>
+      </w:r>
+      <w:proofErr w:type="spellEnd"/>
+      <w:r>
+        <w:rPr>
+          <w:rFonts w:ascii="Consolas" w:eastAsia="Times New Roman" w:hAnsi="Consolas" w:cs="Courier New"/>
+          <w:color w:val="ABB2BF"/>
+          <w:kern w:val="0"/>
+          <w:sz w:val="17"/>
+          <w:szCs w:val="17"/>
+          <w:shd w:val="clear" w:color="auto" w:fill="282C34"/>
+          <w14:ligatures w14:val="none"/>
+        </w:rPr>
+        <w:t>(</w:t>
+      </w:r>
+      <w:proofErr w:type="spellStart"/>
+      <w:proofErr w:type="gramEnd"/>
+      <w:r>
+        <w:rPr>
+          <w:rFonts w:ascii="Consolas" w:eastAsia="Times New Roman" w:hAnsi="Consolas" w:cs="Courier New"/>
+          <w:color w:val="61AFEF"/>
+          <w:kern w:val="0"/>
+          <w:sz w:val="17"/>
+          <w:szCs w:val="17"/>
+          <w:shd w:val="clear" w:color="auto" w:fill="282C34"/>
+          <w14:ligatures w14:val="none"/>
+        </w:rPr>
+        <w:t>cors</w:t>
+      </w:r>
+      <w:proofErr w:type="spellEnd"/>
+      <w:r>
+        <w:rPr>
+          <w:rFonts w:ascii="Consolas" w:eastAsia="Times New Roman" w:hAnsi="Consolas" w:cs="Courier New"/>
+          <w:color w:val="ABB2BF"/>
+          <w:kern w:val="0"/>
+          <w:sz w:val="17"/>
+          <w:szCs w:val="17"/>
+          <w:shd w:val="clear" w:color="auto" w:fill="282C34"/>
+          <w14:ligatures w14:val="none"/>
+        </w:rPr>
+        <w:t>());</w:t>
+      </w:r>
+    </w:p>
+    <w:p>
+      <w:pPr>
+        <w:shd w:val="clear" w:color="auto" w:fill="000000"/>
+        <w:spacing w:before="274" w:after="274" w:line="240" w:lineRule="auto"/>
+        <w:rPr>
+          <w:rFonts w:ascii="Segoe UI" w:eastAsia="Times New Roman" w:hAnsi="Segoe UI" w:cs="Segoe UI"/>
+          <w:kern w:val="0"/>
+          <w:sz w:val="21"/>
+          <w:szCs w:val="21"/>
+          <w14:ligatures w14:val="none"/>
+        </w:rPr>
+      </w:pPr>
+      <w:r>
+        <w:rPr>
+          <w:rFonts w:ascii="Segoe UI" w:eastAsia="Times New Roman" w:hAnsi="Segoe UI" w:cs="Segoe UI"/>
+          <w:kern w:val="0"/>
+          <w:sz w:val="21"/>
+          <w:szCs w:val="21"/>
+          <w14:ligatures w14:val="none"/>
+        </w:rPr>
+        <w:lastRenderedPageBreak/>
+        <w:t>Or allow a specific origin:</w:t>
+      </w:r>
+    </w:p>
+    <w:p>
+      <w:pPr>
+        <w:tabs>
+          <w:tab w:val="left" w:pos="916"/>
+          <w:tab w:val="left" w:pos="1832"/>
+          <w:tab w:val="left" w:pos="2748"/>
+          <w:tab w:val="left" w:pos="3664"/>
+          <w:tab w:val="left" w:pos="4580"/>
+          <w:tab w:val="left" w:pos="5496"/>
+          <w:tab w:val="left" w:pos="6412"/>
+          <w:tab w:val="left" w:pos="7328"/>
+          <w:tab w:val="left" w:pos="8244"/>
+          <w:tab w:val="left" w:pos="9160"/>
+          <w:tab w:val="left" w:pos="10076"/>
+          <w:tab w:val="left" w:pos="10992"/>
+          <w:tab w:val="left" w:pos="11908"/>
+          <w:tab w:val="left" w:pos="12824"/>
+          <w:tab w:val="left" w:pos="13740"/>
+          <w:tab w:val="left" w:pos="14656"/>
+        </w:tabs>
+        <w:spacing w:after="0" w:line="240" w:lineRule="auto"/>
+        <w:rPr>
+          <w:rFonts w:ascii="Consolas" w:eastAsia="Times New Roman" w:hAnsi="Consolas" w:cs="Courier New"/>
+          <w:color w:val="D1D5DB"/>
+          <w:kern w:val="0"/>
+          <w:sz w:val="21"/>
+          <w:szCs w:val="21"/>
+          <w14:ligatures w14:val="none"/>
+        </w:rPr>
+      </w:pPr>
+      <w:proofErr w:type="spellStart"/>
+      <w:proofErr w:type="gramStart"/>
+      <w:r>
+        <w:rPr>
+          <w:rFonts w:ascii="Consolas" w:eastAsia="Times New Roman" w:hAnsi="Consolas" w:cs="Courier New"/>
+          <w:color w:val="B8AFC9"/>
+          <w:kern w:val="0"/>
+          <w:sz w:val="21"/>
+          <w:szCs w:val="21"/>
+          <w14:ligatures w14:val="none"/>
+        </w:rPr>
+        <w:t>js</w:t>
+      </w:r>
+      <w:proofErr w:type="spellEnd"/>
+      <w:proofErr w:type="gramEnd"/>
+    </w:p>
+    <w:p>
+      <w:pPr>
+        <w:shd w:val="clear" w:color="auto" w:fill="282C34"/>
+        <w:tabs>
+          <w:tab w:val="left" w:pos="916"/>
+          <w:tab w:val="left" w:pos="1832"/>
+          <w:tab w:val="left" w:pos="2748"/>
+          <w:tab w:val="left" w:pos="3664"/>
+          <w:tab w:val="left" w:pos="4580"/>
+          <w:tab w:val="left" w:pos="5496"/>
+          <w:tab w:val="left" w:pos="6412"/>
+          <w:tab w:val="left" w:pos="7328"/>
+          <w:tab w:val="left" w:pos="8244"/>
+          <w:tab w:val="left" w:pos="9160"/>
+          <w:tab w:val="left" w:pos="10076"/>
+          <w:tab w:val="left" w:pos="10992"/>
+          <w:tab w:val="left" w:pos="11908"/>
+          <w:tab w:val="left" w:pos="12824"/>
+          <w:tab w:val="left" w:pos="13740"/>
+          <w:tab w:val="left" w:pos="14656"/>
+        </w:tabs>
+        <w:spacing w:after="0" w:line="240" w:lineRule="auto"/>
+        <w:rPr>
+          <w:rFonts w:ascii="Consolas" w:eastAsia="Times New Roman" w:hAnsi="Consolas" w:cs="Courier New"/>
+          <w:color w:val="ABB2BF"/>
+          <w:kern w:val="0"/>
+          <w:sz w:val="17"/>
+          <w:szCs w:val="17"/>
+          <w:shd w:val="clear" w:color="auto" w:fill="282C34"/>
+          <w14:ligatures w14:val="none"/>
+        </w:rPr>
+      </w:pPr>
+      <w:proofErr w:type="spellStart"/>
+      <w:proofErr w:type="gramStart"/>
+      <w:r>
+        <w:rPr>
+          <w:rFonts w:ascii="Consolas" w:eastAsia="Times New Roman" w:hAnsi="Consolas" w:cs="Courier New"/>
+          <w:color w:val="ABB2BF"/>
+          <w:kern w:val="0"/>
+          <w:sz w:val="17"/>
+          <w:szCs w:val="17"/>
+          <w:shd w:val="clear" w:color="auto" w:fill="282C34"/>
+          <w14:ligatures w14:val="none"/>
+        </w:rPr>
+        <w:t>app.</w:t>
+      </w:r>
+      <w:r>
+        <w:rPr>
+          <w:rFonts w:ascii="Consolas" w:eastAsia="Times New Roman" w:hAnsi="Consolas" w:cs="Courier New"/>
+          <w:color w:val="61AFEF"/>
+          <w:kern w:val="0"/>
+          <w:sz w:val="17"/>
+          <w:szCs w:val="17"/>
+          <w:shd w:val="clear" w:color="auto" w:fill="282C34"/>
+          <w14:ligatures w14:val="none"/>
+        </w:rPr>
+        <w:t>use</w:t>
+      </w:r>
+      <w:proofErr w:type="spellEnd"/>
+      <w:r>
+        <w:rPr>
+          <w:rFonts w:ascii="Consolas" w:eastAsia="Times New Roman" w:hAnsi="Consolas" w:cs="Courier New"/>
+          <w:color w:val="ABB2BF"/>
+          <w:kern w:val="0"/>
+          <w:sz w:val="17"/>
+          <w:szCs w:val="17"/>
+          <w:shd w:val="clear" w:color="auto" w:fill="282C34"/>
+          <w14:ligatures w14:val="none"/>
+        </w:rPr>
+        <w:t>(</w:t>
+      </w:r>
+      <w:proofErr w:type="spellStart"/>
+      <w:proofErr w:type="gramEnd"/>
+      <w:r>
+        <w:rPr>
+          <w:rFonts w:ascii="Consolas" w:eastAsia="Times New Roman" w:hAnsi="Consolas" w:cs="Courier New"/>
+          <w:color w:val="61AFEF"/>
+          <w:kern w:val="0"/>
+          <w:sz w:val="17"/>
+          <w:szCs w:val="17"/>
+          <w:shd w:val="clear" w:color="auto" w:fill="282C34"/>
+          <w14:ligatures w14:val="none"/>
+        </w:rPr>
+        <w:t>cors</w:t>
+      </w:r>
+      <w:proofErr w:type="spellEnd"/>
+      <w:r>
+        <w:rPr>
+          <w:rFonts w:ascii="Consolas" w:eastAsia="Times New Roman" w:hAnsi="Consolas" w:cs="Courier New"/>
+          <w:color w:val="ABB2BF"/>
+          <w:kern w:val="0"/>
+          <w:sz w:val="17"/>
+          <w:szCs w:val="17"/>
+          <w:shd w:val="clear" w:color="auto" w:fill="282C34"/>
+          <w14:ligatures w14:val="none"/>
+        </w:rPr>
+        <w:t>({</w:t>
+      </w:r>
+    </w:p>
+    <w:p>
+      <w:pPr>
+        <w:shd w:val="clear" w:color="auto" w:fill="282C34"/>
+        <w:tabs>
+          <w:tab w:val="left" w:pos="916"/>
+          <w:tab w:val="left" w:pos="1832"/>
+          <w:tab w:val="left" w:pos="2748"/>
+          <w:tab w:val="left" w:pos="3664"/>
+          <w:tab w:val="left" w:pos="4580"/>
+          <w:tab w:val="left" w:pos="5496"/>
+          <w:tab w:val="left" w:pos="6412"/>
+          <w:tab w:val="left" w:pos="7328"/>
+          <w:tab w:val="left" w:pos="8244"/>
+          <w:tab w:val="left" w:pos="9160"/>
+          <w:tab w:val="left" w:pos="10076"/>
+          <w:tab w:val="left" w:pos="10992"/>
+          <w:tab w:val="left" w:pos="11908"/>
+          <w:tab w:val="left" w:pos="12824"/>
+          <w:tab w:val="left" w:pos="13740"/>
+          <w:tab w:val="left" w:pos="14656"/>
+        </w:tabs>
+        <w:spacing w:after="0" w:line="240" w:lineRule="auto"/>
+        <w:rPr>
+          <w:rFonts w:ascii="Consolas" w:eastAsia="Times New Roman" w:hAnsi="Consolas" w:cs="Courier New"/>
+          <w:color w:val="ABB2BF"/>
+          <w:kern w:val="0"/>
+          <w:sz w:val="17"/>
+          <w:szCs w:val="17"/>
+          <w:shd w:val="clear" w:color="auto" w:fill="282C34"/>
+          <w14:ligatures w14:val="none"/>
+        </w:rPr>
+      </w:pPr>
+      <w:r>
+        <w:rPr>
+          <w:rFonts w:ascii="Consolas" w:eastAsia="Times New Roman" w:hAnsi="Consolas" w:cs="Courier New"/>
+          <w:color w:val="ABB2BF"/>
+          <w:kern w:val="0"/>
+          <w:sz w:val="17"/>
+          <w:szCs w:val="17"/>
+          <w:shd w:val="clear" w:color="auto" w:fill="282C34"/>
+          <w14:ligatures w14:val="none"/>
+        </w:rPr>
+        <w:t xml:space="preserve">  </w:t>
+      </w:r>
+      <w:proofErr w:type="gramStart"/>
+      <w:r>
+        <w:rPr>
+          <w:rFonts w:ascii="Consolas" w:eastAsia="Times New Roman" w:hAnsi="Consolas" w:cs="Courier New"/>
+          <w:color w:val="E06C75"/>
+          <w:kern w:val="0"/>
+          <w:sz w:val="17"/>
+          <w:szCs w:val="17"/>
+          <w:shd w:val="clear" w:color="auto" w:fill="282C34"/>
+          <w14:ligatures w14:val="none"/>
+        </w:rPr>
+        <w:t>origin</w:t>
+      </w:r>
+      <w:proofErr w:type="gramEnd"/>
+      <w:r>
+        <w:rPr>
+          <w:rFonts w:ascii="Consolas" w:eastAsia="Times New Roman" w:hAnsi="Consolas" w:cs="Courier New"/>
+          <w:color w:val="61AFEF"/>
+          <w:kern w:val="0"/>
+          <w:sz w:val="17"/>
+          <w:szCs w:val="17"/>
+          <w:shd w:val="clear" w:color="auto" w:fill="282C34"/>
+          <w14:ligatures w14:val="none"/>
+        </w:rPr>
+        <w:t>:</w:t>
+      </w:r>
+      <w:r>
+        <w:rPr>
+          <w:rFonts w:ascii="Consolas" w:eastAsia="Times New Roman" w:hAnsi="Consolas" w:cs="Courier New"/>
+          <w:color w:val="ABB2BF"/>
+          <w:kern w:val="0"/>
+          <w:sz w:val="17"/>
+          <w:szCs w:val="17"/>
+          <w:shd w:val="clear" w:color="auto" w:fill="282C34"/>
+          <w14:ligatures w14:val="none"/>
+        </w:rPr>
+        <w:t xml:space="preserve"> </w:t>
+      </w:r>
+      <w:r>
+        <w:rPr>
+          <w:rFonts w:ascii="Consolas" w:eastAsia="Times New Roman" w:hAnsi="Consolas" w:cs="Courier New"/>
+          <w:color w:val="98C379"/>
+          <w:kern w:val="0"/>
+          <w:sz w:val="17"/>
+          <w:szCs w:val="17"/>
+          <w:shd w:val="clear" w:color="auto" w:fill="282C34"/>
+          <w14:ligatures w14:val="none"/>
+        </w:rPr>
+        <w:t>'http://localhost:3000'</w:t>
+      </w:r>
+    </w:p>
+    <w:p>
+      <w:pPr>
+        <w:shd w:val="clear" w:color="auto" w:fill="282C34"/>
+        <w:tabs>
+          <w:tab w:val="left" w:pos="916"/>
+          <w:tab w:val="left" w:pos="1832"/>
+          <w:tab w:val="left" w:pos="2748"/>
+          <w:tab w:val="left" w:pos="3664"/>
+          <w:tab w:val="left" w:pos="4580"/>
+          <w:tab w:val="left" w:pos="5496"/>
+          <w:tab w:val="left" w:pos="6412"/>
+          <w:tab w:val="left" w:pos="7328"/>
+          <w:tab w:val="left" w:pos="8244"/>
+          <w:tab w:val="left" w:pos="9160"/>
+          <w:tab w:val="left" w:pos="10076"/>
+          <w:tab w:val="left" w:pos="10992"/>
+          <w:tab w:val="left" w:pos="11908"/>
+          <w:tab w:val="left" w:pos="12824"/>
+          <w:tab w:val="left" w:pos="13740"/>
+          <w:tab w:val="left" w:pos="14656"/>
+        </w:tabs>
+        <w:spacing w:after="0" w:line="240" w:lineRule="auto"/>
+        <w:rPr>
+          <w:rFonts w:ascii="Consolas" w:eastAsia="Times New Roman" w:hAnsi="Consolas" w:cs="Courier New"/>
+          <w:color w:val="ABB2BF"/>
+          <w:kern w:val="0"/>
+          <w:sz w:val="20"/>
+          <w:szCs w:val="20"/>
+          <w14:ligatures w14:val="none"/>
+        </w:rPr>
+      </w:pPr>
+      <w:r>
+        <w:rPr>
+          <w:rFonts w:ascii="Consolas" w:eastAsia="Times New Roman" w:hAnsi="Consolas" w:cs="Courier New"/>
+          <w:color w:val="ABB2BF"/>
+          <w:kern w:val="0"/>
+          <w:sz w:val="17"/>
+          <w:szCs w:val="17"/>
+          <w:shd w:val="clear" w:color="auto" w:fill="282C34"/>
+          <w14:ligatures w14:val="none"/>
+        </w:rPr>
+        <w:t>}));</w:t>
+      </w:r>
+    </w:p>
+    <w:p>
+      <w:pPr>
+        <w:spacing w:before="686" w:after="686" w:line="240" w:lineRule="auto"/>
+        <w:rPr>
+          <w:rFonts w:ascii="Times New Roman" w:eastAsia="Times New Roman" w:hAnsi="Times New Roman" w:cs="Times New Roman"/>
+          <w:kern w:val="0"/>
+          <w14:ligatures w14:val="none"/>
+        </w:rPr>
+      </w:pPr>
+      <w:bookmarkStart w:id="0" w:name="_GoBack"/>
+      <w:r>
+        <w:rPr>
+          <w:rFonts w:ascii="Times New Roman" w:eastAsia="Times New Roman" w:hAnsi="Times New Roman" w:cs="Times New Roman"/>
+          <w:kern w:val="0"/>
+          <w14:ligatures w14:val="none"/>
+        </w:rPr>
+        <w:pict>
+          <v:rect id="_x0000_i1060" style="width:0;height:0" o:hralign="center" o:hrstd="t" o:hr="t" fillcolor="#a0a0a0" stroked="f"/>
+        </w:pict>
+      </w:r>
+      <w:bookmarkEnd w:id="0"/>
+    </w:p>
+    <w:p>
+      <w:pPr>
+        <w:shd w:val="clear" w:color="auto" w:fill="000000"/>
+        <w:spacing w:after="192" w:line="240" w:lineRule="auto"/>
+        <w:outlineLvl w:val="1"/>
+        <w:rPr>
+          <w:rFonts w:ascii="Segoe UI" w:eastAsia="Times New Roman" w:hAnsi="Segoe UI" w:cs="Segoe UI"/>
+          <w:b/>
+          <w:bCs/>
+          <w:kern w:val="0"/>
+          <w:sz w:val="34"/>
+          <w:szCs w:val="34"/>
+          <w14:ligatures w14:val="none"/>
+        </w:rPr>
+      </w:pPr>
+      <w:r>
+        <w:rPr>
+          <w:rFonts w:ascii="Segoe UI" w:eastAsia="Times New Roman" w:hAnsi="Segoe UI" w:cs="Segoe UI"/>
+          <w:b/>
+          <w:bCs/>
+          <w:kern w:val="0"/>
+          <w:sz w:val="34"/>
+          <w:szCs w:val="34"/>
+          <w14:ligatures w14:val="none"/>
+        </w:rPr>
+        <w:t>9. Short definition for notes</w:t>
+      </w:r>
+    </w:p>
+    <w:p>
+      <w:pPr>
+        <w:shd w:val="clear" w:color="auto" w:fill="000000"/>
+        <w:spacing w:after="274" w:line="240" w:lineRule="auto"/>
+        <w:rPr>
+          <w:rFonts w:ascii="Segoe UI" w:eastAsia="Times New Roman" w:hAnsi="Segoe UI" w:cs="Segoe UI"/>
+          <w:kern w:val="0"/>
+          <w:sz w:val="21"/>
+          <w:szCs w:val="21"/>
+          <w14:ligatures w14:val="none"/>
+        </w:rPr>
+      </w:pPr>
+      <w:r>
+        <w:rPr>
+          <w:rFonts w:ascii="Segoe UI" w:eastAsia="Times New Roman" w:hAnsi="Segoe UI" w:cs="Segoe UI"/>
+          <w:b/>
+          <w:bCs/>
+          <w:kern w:val="0"/>
+          <w:sz w:val="21"/>
+          <w:szCs w:val="21"/>
+          <w14:ligatures w14:val="none"/>
+        </w:rPr>
+        <w:t>CORS (Cross-Origin Resource Sharing)</w:t>
+      </w:r>
+      <w:r>
+        <w:rPr>
+          <w:rFonts w:ascii="Segoe UI" w:eastAsia="Times New Roman" w:hAnsi="Segoe UI" w:cs="Segoe UI"/>
+          <w:kern w:val="0"/>
+          <w:sz w:val="21"/>
+          <w:szCs w:val="21"/>
+          <w14:ligatures w14:val="none"/>
+        </w:rPr>
+        <w:t> is a browser security feature that allows or blocks requests from a web application running on one origin to a server on another origin.</w:t>
       </w:r>
     </w:p>
     <w:p/>
@@ -10455,6 +13279,155 @@
     </w:lvl>
   </w:abstractNum>
   <w:abstractNum w:abstractNumId="1" w15:restartNumberingAfterBreak="0">
+    <w:nsid w:val="0B062078"/>
+    <w:multiLevelType w:val="multilevel"/>
+    <w:tmpl w:val="A5F083DE"/>
+    <w:lvl w:ilvl="0">
+      <w:start w:val="1"/>
+      <w:numFmt w:val="bullet"/>
+      <w:lvlText w:val=""/>
+      <w:lvlJc w:val="left"/>
+      <w:pPr>
+        <w:tabs>
+          <w:tab w:val="num" w:pos="720"/>
+        </w:tabs>
+        <w:ind w:left="720" w:hanging="360"/>
+      </w:pPr>
+      <w:rPr>
+        <w:rFonts w:ascii="Symbol" w:hAnsi="Symbol" w:hint="default"/>
+        <w:sz w:val="20"/>
+      </w:rPr>
+    </w:lvl>
+    <w:lvl w:ilvl="1" w:tentative="1">
+      <w:start w:val="1"/>
+      <w:numFmt w:val="bullet"/>
+      <w:lvlText w:val=""/>
+      <w:lvlJc w:val="left"/>
+      <w:pPr>
+        <w:tabs>
+          <w:tab w:val="num" w:pos="1440"/>
+        </w:tabs>
+        <w:ind w:left="1440" w:hanging="360"/>
+      </w:pPr>
+      <w:rPr>
+        <w:rFonts w:ascii="Symbol" w:hAnsi="Symbol" w:hint="default"/>
+        <w:sz w:val="20"/>
+      </w:rPr>
+    </w:lvl>
+    <w:lvl w:ilvl="2" w:tentative="1">
+      <w:start w:val="1"/>
+      <w:numFmt w:val="bullet"/>
+      <w:lvlText w:val=""/>
+      <w:lvlJc w:val="left"/>
+      <w:pPr>
+        <w:tabs>
+          <w:tab w:val="num" w:pos="2160"/>
+        </w:tabs>
+        <w:ind w:left="2160" w:hanging="360"/>
+      </w:pPr>
+      <w:rPr>
+        <w:rFonts w:ascii="Symbol" w:hAnsi="Symbol" w:hint="default"/>
+        <w:sz w:val="20"/>
+      </w:rPr>
+    </w:lvl>
+    <w:lvl w:ilvl="3" w:tentative="1">
+      <w:start w:val="1"/>
+      <w:numFmt w:val="bullet"/>
+      <w:lvlText w:val=""/>
+      <w:lvlJc w:val="left"/>
+      <w:pPr>
+        <w:tabs>
+          <w:tab w:val="num" w:pos="2880"/>
+        </w:tabs>
+        <w:ind w:left="2880" w:hanging="360"/>
+      </w:pPr>
+      <w:rPr>
+        <w:rFonts w:ascii="Symbol" w:hAnsi="Symbol" w:hint="default"/>
+        <w:sz w:val="20"/>
+      </w:rPr>
+    </w:lvl>
+    <w:lvl w:ilvl="4" w:tentative="1">
+      <w:start w:val="1"/>
+      <w:numFmt w:val="bullet"/>
+      <w:lvlText w:val=""/>
+      <w:lvlJc w:val="left"/>
+      <w:pPr>
+        <w:tabs>
+          <w:tab w:val="num" w:pos="3600"/>
+        </w:tabs>
+        <w:ind w:left="3600" w:hanging="360"/>
+      </w:pPr>
+      <w:rPr>
+        <w:rFonts w:ascii="Symbol" w:hAnsi="Symbol" w:hint="default"/>
+        <w:sz w:val="20"/>
+      </w:rPr>
+    </w:lvl>
+    <w:lvl w:ilvl="5" w:tentative="1">
+      <w:start w:val="1"/>
+      <w:numFmt w:val="bullet"/>
+      <w:lvlText w:val=""/>
+      <w:lvlJc w:val="left"/>
+      <w:pPr>
+        <w:tabs>
+          <w:tab w:val="num" w:pos="4320"/>
+        </w:tabs>
+        <w:ind w:left="4320" w:hanging="360"/>
+      </w:pPr>
+      <w:rPr>
+        <w:rFonts w:ascii="Symbol" w:hAnsi="Symbol" w:hint="default"/>
+        <w:sz w:val="20"/>
+      </w:rPr>
+    </w:lvl>
+    <w:lvl w:ilvl="6" w:tentative="1">
+      <w:start w:val="1"/>
+      <w:numFmt w:val="bullet"/>
+      <w:lvlText w:val=""/>
+      <w:lvlJc w:val="left"/>
+      <w:pPr>
+        <w:tabs>
+          <w:tab w:val="num" w:pos="5040"/>
+        </w:tabs>
+        <w:ind w:left="5040" w:hanging="360"/>
+      </w:pPr>
+      <w:rPr>
+        <w:rFonts w:ascii="Symbol" w:hAnsi="Symbol" w:hint="default"/>
+        <w:sz w:val="20"/>
+      </w:rPr>
+    </w:lvl>
+    <w:lvl w:ilvl="7" w:tentative="1">
+      <w:start w:val="1"/>
+      <w:numFmt w:val="bullet"/>
+      <w:lvlText w:val=""/>
+      <w:lvlJc w:val="left"/>
+      <w:pPr>
+        <w:tabs>
+          <w:tab w:val="num" w:pos="5760"/>
+        </w:tabs>
+        <w:ind w:left="5760" w:hanging="360"/>
+      </w:pPr>
+      <w:rPr>
+        <w:rFonts w:ascii="Symbol" w:hAnsi="Symbol" w:hint="default"/>
+        <w:sz w:val="20"/>
+      </w:rPr>
+    </w:lvl>
+    <w:lvl w:ilvl="8" w:tentative="1">
+      <w:start w:val="1"/>
+      <w:numFmt w:val="bullet"/>
+      <w:lvlText w:val=""/>
+      <w:lvlJc w:val="left"/>
+      <w:pPr>
+        <w:tabs>
+          <w:tab w:val="num" w:pos="6480"/>
+        </w:tabs>
+        <w:ind w:left="6480" w:hanging="360"/>
+      </w:pPr>
+      <w:rPr>
+        <w:rFonts w:ascii="Symbol" w:hAnsi="Symbol" w:hint="default"/>
+        <w:sz w:val="20"/>
+      </w:rPr>
+    </w:lvl>
+  </w:abstractNum>
+  <w:abstractNum w:abstractNumId="2" w15:restartNumberingAfterBreak="0">
     <w:nsid w:val="0C59657E"/>
     <w:multiLevelType w:val="multilevel"/>
     <w:tmpl w:val="CC662022"/>
@@ -10603,7 +13576,7 @@
       </w:rPr>
     </w:lvl>
   </w:abstractNum>
-  <w:abstractNum w:abstractNumId="2" w15:restartNumberingAfterBreak="0">
+  <w:abstractNum w:abstractNumId="3" w15:restartNumberingAfterBreak="0">
     <w:nsid w:val="0DE65791"/>
     <w:multiLevelType w:val="multilevel"/>
     <w:tmpl w:val="276473D2"/>
@@ -10752,7 +13725,7 @@
       </w:rPr>
     </w:lvl>
   </w:abstractNum>
-  <w:abstractNum w:abstractNumId="3" w15:restartNumberingAfterBreak="0">
+  <w:abstractNum w:abstractNumId="4" w15:restartNumberingAfterBreak="0">
     <w:nsid w:val="125632DB"/>
     <w:multiLevelType w:val="multilevel"/>
     <w:tmpl w:val="54A80642"/>
@@ -10901,7 +13874,7 @@
       </w:rPr>
     </w:lvl>
   </w:abstractNum>
-  <w:abstractNum w:abstractNumId="4" w15:restartNumberingAfterBreak="0">
+  <w:abstractNum w:abstractNumId="5" w15:restartNumberingAfterBreak="0">
     <w:nsid w:val="12E175A8"/>
     <w:multiLevelType w:val="multilevel"/>
     <w:tmpl w:val="F6C20972"/>
@@ -11050,7 +14023,7 @@
       </w:rPr>
     </w:lvl>
   </w:abstractNum>
-  <w:abstractNum w:abstractNumId="5" w15:restartNumberingAfterBreak="0">
+  <w:abstractNum w:abstractNumId="6" w15:restartNumberingAfterBreak="0">
     <w:nsid w:val="154D4D6C"/>
     <w:multiLevelType w:val="multilevel"/>
     <w:tmpl w:val="D4905A48"/>
@@ -11199,7 +14172,7 @@
       </w:rPr>
     </w:lvl>
   </w:abstractNum>
-  <w:abstractNum w:abstractNumId="6" w15:restartNumberingAfterBreak="0">
+  <w:abstractNum w:abstractNumId="7" w15:restartNumberingAfterBreak="0">
     <w:nsid w:val="15842070"/>
     <w:multiLevelType w:val="multilevel"/>
     <w:tmpl w:val="60D8AAD8"/>
@@ -11348,7 +14321,7 @@
       </w:rPr>
     </w:lvl>
   </w:abstractNum>
-  <w:abstractNum w:abstractNumId="7" w15:restartNumberingAfterBreak="0">
+  <w:abstractNum w:abstractNumId="8" w15:restartNumberingAfterBreak="0">
     <w:nsid w:val="18B344D7"/>
     <w:multiLevelType w:val="multilevel"/>
     <w:tmpl w:val="455EACBE"/>
@@ -11497,7 +14470,156 @@
       </w:rPr>
     </w:lvl>
   </w:abstractNum>
-  <w:abstractNum w:abstractNumId="8" w15:restartNumberingAfterBreak="0">
+  <w:abstractNum w:abstractNumId="9" w15:restartNumberingAfterBreak="0">
+    <w:nsid w:val="1CCA1B1D"/>
+    <w:multiLevelType w:val="multilevel"/>
+    <w:tmpl w:val="E1228866"/>
+    <w:lvl w:ilvl="0">
+      <w:start w:val="1"/>
+      <w:numFmt w:val="bullet"/>
+      <w:lvlText w:val=""/>
+      <w:lvlJc w:val="left"/>
+      <w:pPr>
+        <w:tabs>
+          <w:tab w:val="num" w:pos="720"/>
+        </w:tabs>
+        <w:ind w:left="720" w:hanging="360"/>
+      </w:pPr>
+      <w:rPr>
+        <w:rFonts w:ascii="Symbol" w:hAnsi="Symbol" w:hint="default"/>
+        <w:sz w:val="20"/>
+      </w:rPr>
+    </w:lvl>
+    <w:lvl w:ilvl="1" w:tentative="1">
+      <w:start w:val="1"/>
+      <w:numFmt w:val="bullet"/>
+      <w:lvlText w:val=""/>
+      <w:lvlJc w:val="left"/>
+      <w:pPr>
+        <w:tabs>
+          <w:tab w:val="num" w:pos="1440"/>
+        </w:tabs>
+        <w:ind w:left="1440" w:hanging="360"/>
+      </w:pPr>
+      <w:rPr>
+        <w:rFonts w:ascii="Symbol" w:hAnsi="Symbol" w:hint="default"/>
+        <w:sz w:val="20"/>
+      </w:rPr>
+    </w:lvl>
+    <w:lvl w:ilvl="2" w:tentative="1">
+      <w:start w:val="1"/>
+      <w:numFmt w:val="bullet"/>
+      <w:lvlText w:val=""/>
+      <w:lvlJc w:val="left"/>
+      <w:pPr>
+        <w:tabs>
+          <w:tab w:val="num" w:pos="2160"/>
+        </w:tabs>
+        <w:ind w:left="2160" w:hanging="360"/>
+      </w:pPr>
+      <w:rPr>
+        <w:rFonts w:ascii="Symbol" w:hAnsi="Symbol" w:hint="default"/>
+        <w:sz w:val="20"/>
+      </w:rPr>
+    </w:lvl>
+    <w:lvl w:ilvl="3" w:tentative="1">
+      <w:start w:val="1"/>
+      <w:numFmt w:val="bullet"/>
+      <w:lvlText w:val=""/>
+      <w:lvlJc w:val="left"/>
+      <w:pPr>
+        <w:tabs>
+          <w:tab w:val="num" w:pos="2880"/>
+        </w:tabs>
+        <w:ind w:left="2880" w:hanging="360"/>
+      </w:pPr>
+      <w:rPr>
+        <w:rFonts w:ascii="Symbol" w:hAnsi="Symbol" w:hint="default"/>
+        <w:sz w:val="20"/>
+      </w:rPr>
+    </w:lvl>
+    <w:lvl w:ilvl="4" w:tentative="1">
+      <w:start w:val="1"/>
+      <w:numFmt w:val="bullet"/>
+      <w:lvlText w:val=""/>
+      <w:lvlJc w:val="left"/>
+      <w:pPr>
+        <w:tabs>
+          <w:tab w:val="num" w:pos="3600"/>
+        </w:tabs>
+        <w:ind w:left="3600" w:hanging="360"/>
+      </w:pPr>
+      <w:rPr>
+        <w:rFonts w:ascii="Symbol" w:hAnsi="Symbol" w:hint="default"/>
+        <w:sz w:val="20"/>
+      </w:rPr>
+    </w:lvl>
+    <w:lvl w:ilvl="5" w:tentative="1">
+      <w:start w:val="1"/>
+      <w:numFmt w:val="bullet"/>
+      <w:lvlText w:val=""/>
+      <w:lvlJc w:val="left"/>
+      <w:pPr>
+        <w:tabs>
+          <w:tab w:val="num" w:pos="4320"/>
+        </w:tabs>
+        <w:ind w:left="4320" w:hanging="360"/>
+      </w:pPr>
+      <w:rPr>
+        <w:rFonts w:ascii="Symbol" w:hAnsi="Symbol" w:hint="default"/>
+        <w:sz w:val="20"/>
+      </w:rPr>
+    </w:lvl>
+    <w:lvl w:ilvl="6" w:tentative="1">
+      <w:start w:val="1"/>
+      <w:numFmt w:val="bullet"/>
+      <w:lvlText w:val=""/>
+      <w:lvlJc w:val="left"/>
+      <w:pPr>
+        <w:tabs>
+          <w:tab w:val="num" w:pos="5040"/>
+        </w:tabs>
+        <w:ind w:left="5040" w:hanging="360"/>
+      </w:pPr>
+      <w:rPr>
+        <w:rFonts w:ascii="Symbol" w:hAnsi="Symbol" w:hint="default"/>
+        <w:sz w:val="20"/>
+      </w:rPr>
+    </w:lvl>
+    <w:lvl w:ilvl="7" w:tentative="1">
+      <w:start w:val="1"/>
+      <w:numFmt w:val="bullet"/>
+      <w:lvlText w:val=""/>
+      <w:lvlJc w:val="left"/>
+      <w:pPr>
+        <w:tabs>
+          <w:tab w:val="num" w:pos="5760"/>
+        </w:tabs>
+        <w:ind w:left="5760" w:hanging="360"/>
+      </w:pPr>
+      <w:rPr>
+        <w:rFonts w:ascii="Symbol" w:hAnsi="Symbol" w:hint="default"/>
+        <w:sz w:val="20"/>
+      </w:rPr>
+    </w:lvl>
+    <w:lvl w:ilvl="8" w:tentative="1">
+      <w:start w:val="1"/>
+      <w:numFmt w:val="bullet"/>
+      <w:lvlText w:val=""/>
+      <w:lvlJc w:val="left"/>
+      <w:pPr>
+        <w:tabs>
+          <w:tab w:val="num" w:pos="6480"/>
+        </w:tabs>
+        <w:ind w:left="6480" w:hanging="360"/>
+      </w:pPr>
+      <w:rPr>
+        <w:rFonts w:ascii="Symbol" w:hAnsi="Symbol" w:hint="default"/>
+        <w:sz w:val="20"/>
+      </w:rPr>
+    </w:lvl>
+  </w:abstractNum>
+  <w:abstractNum w:abstractNumId="10" w15:restartNumberingAfterBreak="0">
     <w:nsid w:val="20551194"/>
     <w:multiLevelType w:val="multilevel"/>
     <w:tmpl w:val="05002FE8"/>
@@ -11646,7 +14768,7 @@
       </w:rPr>
     </w:lvl>
   </w:abstractNum>
-  <w:abstractNum w:abstractNumId="9" w15:restartNumberingAfterBreak="0">
+  <w:abstractNum w:abstractNumId="11" w15:restartNumberingAfterBreak="0">
     <w:nsid w:val="2400570E"/>
     <w:multiLevelType w:val="multilevel"/>
     <w:tmpl w:val="0F602AB4"/>
@@ -11795,7 +14917,7 @@
       </w:rPr>
     </w:lvl>
   </w:abstractNum>
-  <w:abstractNum w:abstractNumId="10" w15:restartNumberingAfterBreak="0">
+  <w:abstractNum w:abstractNumId="12" w15:restartNumberingAfterBreak="0">
     <w:nsid w:val="28C2423F"/>
     <w:multiLevelType w:val="multilevel"/>
     <w:tmpl w:val="56B24DF2"/>
@@ -11944,7 +15066,7 @@
       </w:rPr>
     </w:lvl>
   </w:abstractNum>
-  <w:abstractNum w:abstractNumId="11" w15:restartNumberingAfterBreak="0">
+  <w:abstractNum w:abstractNumId="13" w15:restartNumberingAfterBreak="0">
     <w:nsid w:val="29112DCB"/>
     <w:multiLevelType w:val="multilevel"/>
     <w:tmpl w:val="1CB22512"/>
@@ -12093,7 +15215,156 @@
       </w:rPr>
     </w:lvl>
   </w:abstractNum>
-  <w:abstractNum w:abstractNumId="12" w15:restartNumberingAfterBreak="0">
+  <w:abstractNum w:abstractNumId="14" w15:restartNumberingAfterBreak="0">
+    <w:nsid w:val="2AD90ADC"/>
+    <w:multiLevelType w:val="multilevel"/>
+    <w:tmpl w:val="800A5FEC"/>
+    <w:lvl w:ilvl="0">
+      <w:start w:val="1"/>
+      <w:numFmt w:val="bullet"/>
+      <w:lvlText w:val=""/>
+      <w:lvlJc w:val="left"/>
+      <w:pPr>
+        <w:tabs>
+          <w:tab w:val="num" w:pos="720"/>
+        </w:tabs>
+        <w:ind w:left="720" w:hanging="360"/>
+      </w:pPr>
+      <w:rPr>
+        <w:rFonts w:ascii="Symbol" w:hAnsi="Symbol" w:hint="default"/>
+        <w:sz w:val="20"/>
+      </w:rPr>
+    </w:lvl>
+    <w:lvl w:ilvl="1" w:tentative="1">
+      <w:start w:val="1"/>
+      <w:numFmt w:val="bullet"/>
+      <w:lvlText w:val=""/>
+      <w:lvlJc w:val="left"/>
+      <w:pPr>
+        <w:tabs>
+          <w:tab w:val="num" w:pos="1440"/>
+        </w:tabs>
+        <w:ind w:left="1440" w:hanging="360"/>
+      </w:pPr>
+      <w:rPr>
+        <w:rFonts w:ascii="Symbol" w:hAnsi="Symbol" w:hint="default"/>
+        <w:sz w:val="20"/>
+      </w:rPr>
+    </w:lvl>
+    <w:lvl w:ilvl="2" w:tentative="1">
+      <w:start w:val="1"/>
+      <w:numFmt w:val="bullet"/>
+      <w:lvlText w:val=""/>
+      <w:lvlJc w:val="left"/>
+      <w:pPr>
+        <w:tabs>
+          <w:tab w:val="num" w:pos="2160"/>
+        </w:tabs>
+        <w:ind w:left="2160" w:hanging="360"/>
+      </w:pPr>
+      <w:rPr>
+        <w:rFonts w:ascii="Symbol" w:hAnsi="Symbol" w:hint="default"/>
+        <w:sz w:val="20"/>
+      </w:rPr>
+    </w:lvl>
+    <w:lvl w:ilvl="3" w:tentative="1">
+      <w:start w:val="1"/>
+      <w:numFmt w:val="bullet"/>
+      <w:lvlText w:val=""/>
+      <w:lvlJc w:val="left"/>
+      <w:pPr>
+        <w:tabs>
+          <w:tab w:val="num" w:pos="2880"/>
+        </w:tabs>
+        <w:ind w:left="2880" w:hanging="360"/>
+      </w:pPr>
+      <w:rPr>
+        <w:rFonts w:ascii="Symbol" w:hAnsi="Symbol" w:hint="default"/>
+        <w:sz w:val="20"/>
+      </w:rPr>
+    </w:lvl>
+    <w:lvl w:ilvl="4" w:tentative="1">
+      <w:start w:val="1"/>
+      <w:numFmt w:val="bullet"/>
+      <w:lvlText w:val=""/>
+      <w:lvlJc w:val="left"/>
+      <w:pPr>
+        <w:tabs>
+          <w:tab w:val="num" w:pos="3600"/>
+        </w:tabs>
+        <w:ind w:left="3600" w:hanging="360"/>
+      </w:pPr>
+      <w:rPr>
+        <w:rFonts w:ascii="Symbol" w:hAnsi="Symbol" w:hint="default"/>
+        <w:sz w:val="20"/>
+      </w:rPr>
+    </w:lvl>
+    <w:lvl w:ilvl="5" w:tentative="1">
+      <w:start w:val="1"/>
+      <w:numFmt w:val="bullet"/>
+      <w:lvlText w:val=""/>
+      <w:lvlJc w:val="left"/>
+      <w:pPr>
+        <w:tabs>
+          <w:tab w:val="num" w:pos="4320"/>
+        </w:tabs>
+        <w:ind w:left="4320" w:hanging="360"/>
+      </w:pPr>
+      <w:rPr>
+        <w:rFonts w:ascii="Symbol" w:hAnsi="Symbol" w:hint="default"/>
+        <w:sz w:val="20"/>
+      </w:rPr>
+    </w:lvl>
+    <w:lvl w:ilvl="6" w:tentative="1">
+      <w:start w:val="1"/>
+      <w:numFmt w:val="bullet"/>
+      <w:lvlText w:val=""/>
+      <w:lvlJc w:val="left"/>
+      <w:pPr>
+        <w:tabs>
+          <w:tab w:val="num" w:pos="5040"/>
+        </w:tabs>
+        <w:ind w:left="5040" w:hanging="360"/>
+      </w:pPr>
+      <w:rPr>
+        <w:rFonts w:ascii="Symbol" w:hAnsi="Symbol" w:hint="default"/>
+        <w:sz w:val="20"/>
+      </w:rPr>
+    </w:lvl>
+    <w:lvl w:ilvl="7" w:tentative="1">
+      <w:start w:val="1"/>
+      <w:numFmt w:val="bullet"/>
+      <w:lvlText w:val=""/>
+      <w:lvlJc w:val="left"/>
+      <w:pPr>
+        <w:tabs>
+          <w:tab w:val="num" w:pos="5760"/>
+        </w:tabs>
+        <w:ind w:left="5760" w:hanging="360"/>
+      </w:pPr>
+      <w:rPr>
+        <w:rFonts w:ascii="Symbol" w:hAnsi="Symbol" w:hint="default"/>
+        <w:sz w:val="20"/>
+      </w:rPr>
+    </w:lvl>
+    <w:lvl w:ilvl="8" w:tentative="1">
+      <w:start w:val="1"/>
+      <w:numFmt w:val="bullet"/>
+      <w:lvlText w:val=""/>
+      <w:lvlJc w:val="left"/>
+      <w:pPr>
+        <w:tabs>
+          <w:tab w:val="num" w:pos="6480"/>
+        </w:tabs>
+        <w:ind w:left="6480" w:hanging="360"/>
+      </w:pPr>
+      <w:rPr>
+        <w:rFonts w:ascii="Symbol" w:hAnsi="Symbol" w:hint="default"/>
+        <w:sz w:val="20"/>
+      </w:rPr>
+    </w:lvl>
+  </w:abstractNum>
+  <w:abstractNum w:abstractNumId="15" w15:restartNumberingAfterBreak="0">
     <w:nsid w:val="2E6935A3"/>
     <w:multiLevelType w:val="multilevel"/>
     <w:tmpl w:val="D81EB874"/>
@@ -12242,7 +15513,7 @@
       </w:rPr>
     </w:lvl>
   </w:abstractNum>
-  <w:abstractNum w:abstractNumId="13" w15:restartNumberingAfterBreak="0">
+  <w:abstractNum w:abstractNumId="16" w15:restartNumberingAfterBreak="0">
     <w:nsid w:val="3104162A"/>
     <w:multiLevelType w:val="multilevel"/>
     <w:tmpl w:val="0FB883FA"/>
@@ -12391,7 +15662,7 @@
       </w:rPr>
     </w:lvl>
   </w:abstractNum>
-  <w:abstractNum w:abstractNumId="14" w15:restartNumberingAfterBreak="0">
+  <w:abstractNum w:abstractNumId="17" w15:restartNumberingAfterBreak="0">
     <w:nsid w:val="317934CB"/>
     <w:multiLevelType w:val="multilevel"/>
     <w:tmpl w:val="1320FDF8"/>
@@ -12540,7 +15811,7 @@
       </w:rPr>
     </w:lvl>
   </w:abstractNum>
-  <w:abstractNum w:abstractNumId="15" w15:restartNumberingAfterBreak="0">
+  <w:abstractNum w:abstractNumId="18" w15:restartNumberingAfterBreak="0">
     <w:nsid w:val="31C75F66"/>
     <w:multiLevelType w:val="multilevel"/>
     <w:tmpl w:val="0E008680"/>
@@ -12689,7 +15960,7 @@
       </w:rPr>
     </w:lvl>
   </w:abstractNum>
-  <w:abstractNum w:abstractNumId="16" w15:restartNumberingAfterBreak="0">
+  <w:abstractNum w:abstractNumId="19" w15:restartNumberingAfterBreak="0">
     <w:nsid w:val="34055E43"/>
     <w:multiLevelType w:val="multilevel"/>
     <w:tmpl w:val="EDE03CDC"/>
@@ -12838,7 +16109,7 @@
       </w:rPr>
     </w:lvl>
   </w:abstractNum>
-  <w:abstractNum w:abstractNumId="17" w15:restartNumberingAfterBreak="0">
+  <w:abstractNum w:abstractNumId="20" w15:restartNumberingAfterBreak="0">
     <w:nsid w:val="378E6F22"/>
     <w:multiLevelType w:val="multilevel"/>
     <w:tmpl w:val="7EF62AEC"/>
@@ -12987,7 +16258,7 @@
       </w:rPr>
     </w:lvl>
   </w:abstractNum>
-  <w:abstractNum w:abstractNumId="18" w15:restartNumberingAfterBreak="0">
+  <w:abstractNum w:abstractNumId="21" w15:restartNumberingAfterBreak="0">
     <w:nsid w:val="385271B9"/>
     <w:multiLevelType w:val="multilevel"/>
     <w:tmpl w:val="37C29FB2"/>
@@ -13136,7 +16407,7 @@
       </w:rPr>
     </w:lvl>
   </w:abstractNum>
-  <w:abstractNum w:abstractNumId="19" w15:restartNumberingAfterBreak="0">
+  <w:abstractNum w:abstractNumId="22" w15:restartNumberingAfterBreak="0">
     <w:nsid w:val="3F6D0562"/>
     <w:multiLevelType w:val="multilevel"/>
     <w:tmpl w:val="3CD8B62A"/>
@@ -13285,7 +16556,7 @@
       </w:rPr>
     </w:lvl>
   </w:abstractNum>
-  <w:abstractNum w:abstractNumId="20" w15:restartNumberingAfterBreak="0">
+  <w:abstractNum w:abstractNumId="23" w15:restartNumberingAfterBreak="0">
     <w:nsid w:val="3F7F3556"/>
     <w:multiLevelType w:val="multilevel"/>
     <w:tmpl w:val="BF886504"/>
@@ -13434,7 +16705,7 @@
       </w:rPr>
     </w:lvl>
   </w:abstractNum>
-  <w:abstractNum w:abstractNumId="21" w15:restartNumberingAfterBreak="0">
+  <w:abstractNum w:abstractNumId="24" w15:restartNumberingAfterBreak="0">
     <w:nsid w:val="421D1795"/>
     <w:multiLevelType w:val="multilevel"/>
     <w:tmpl w:val="A476C1D6"/>
@@ -13583,7 +16854,7 @@
       </w:rPr>
     </w:lvl>
   </w:abstractNum>
-  <w:abstractNum w:abstractNumId="22" w15:restartNumberingAfterBreak="0">
+  <w:abstractNum w:abstractNumId="25" w15:restartNumberingAfterBreak="0">
     <w:nsid w:val="446B7538"/>
     <w:multiLevelType w:val="multilevel"/>
     <w:tmpl w:val="814E0718"/>
@@ -13732,7 +17003,7 @@
       </w:rPr>
     </w:lvl>
   </w:abstractNum>
-  <w:abstractNum w:abstractNumId="23" w15:restartNumberingAfterBreak="0">
+  <w:abstractNum w:abstractNumId="26" w15:restartNumberingAfterBreak="0">
     <w:nsid w:val="44D7286D"/>
     <w:multiLevelType w:val="multilevel"/>
     <w:tmpl w:val="11040D9A"/>
@@ -13881,7 +17152,7 @@
       </w:rPr>
     </w:lvl>
   </w:abstractNum>
-  <w:abstractNum w:abstractNumId="24" w15:restartNumberingAfterBreak="0">
+  <w:abstractNum w:abstractNumId="27" w15:restartNumberingAfterBreak="0">
     <w:nsid w:val="48757210"/>
     <w:multiLevelType w:val="multilevel"/>
     <w:tmpl w:val="4B961D9A"/>
@@ -14030,7 +17301,7 @@
       </w:rPr>
     </w:lvl>
   </w:abstractNum>
-  <w:abstractNum w:abstractNumId="25" w15:restartNumberingAfterBreak="0">
+  <w:abstractNum w:abstractNumId="28" w15:restartNumberingAfterBreak="0">
     <w:nsid w:val="4B8A443A"/>
     <w:multiLevelType w:val="multilevel"/>
     <w:tmpl w:val="29D8ABA8"/>
@@ -14179,7 +17450,7 @@
       </w:rPr>
     </w:lvl>
   </w:abstractNum>
-  <w:abstractNum w:abstractNumId="26" w15:restartNumberingAfterBreak="0">
+  <w:abstractNum w:abstractNumId="29" w15:restartNumberingAfterBreak="0">
     <w:nsid w:val="4E514672"/>
     <w:multiLevelType w:val="multilevel"/>
     <w:tmpl w:val="8CFC05F8"/>
@@ -14328,7 +17599,7 @@
       </w:rPr>
     </w:lvl>
   </w:abstractNum>
-  <w:abstractNum w:abstractNumId="27" w15:restartNumberingAfterBreak="0">
+  <w:abstractNum w:abstractNumId="30" w15:restartNumberingAfterBreak="0">
     <w:nsid w:val="4EE3161D"/>
     <w:multiLevelType w:val="multilevel"/>
     <w:tmpl w:val="16CAB49C"/>
@@ -14477,7 +17748,7 @@
       </w:rPr>
     </w:lvl>
   </w:abstractNum>
-  <w:abstractNum w:abstractNumId="28" w15:restartNumberingAfterBreak="0">
+  <w:abstractNum w:abstractNumId="31" w15:restartNumberingAfterBreak="0">
     <w:nsid w:val="52776809"/>
     <w:multiLevelType w:val="multilevel"/>
     <w:tmpl w:val="F8904DF8"/>
@@ -14590,7 +17861,7 @@
       </w:pPr>
     </w:lvl>
   </w:abstractNum>
-  <w:abstractNum w:abstractNumId="29" w15:restartNumberingAfterBreak="0">
+  <w:abstractNum w:abstractNumId="32" w15:restartNumberingAfterBreak="0">
     <w:nsid w:val="56DC099A"/>
     <w:multiLevelType w:val="multilevel"/>
     <w:tmpl w:val="2924D7E0"/>
@@ -14739,7 +18010,156 @@
       </w:rPr>
     </w:lvl>
   </w:abstractNum>
-  <w:abstractNum w:abstractNumId="30" w15:restartNumberingAfterBreak="0">
+  <w:abstractNum w:abstractNumId="33" w15:restartNumberingAfterBreak="0">
+    <w:nsid w:val="58161DAD"/>
+    <w:multiLevelType w:val="multilevel"/>
+    <w:tmpl w:val="4560064E"/>
+    <w:lvl w:ilvl="0">
+      <w:start w:val="1"/>
+      <w:numFmt w:val="bullet"/>
+      <w:lvlText w:val=""/>
+      <w:lvlJc w:val="left"/>
+      <w:pPr>
+        <w:tabs>
+          <w:tab w:val="num" w:pos="720"/>
+        </w:tabs>
+        <w:ind w:left="720" w:hanging="360"/>
+      </w:pPr>
+      <w:rPr>
+        <w:rFonts w:ascii="Symbol" w:hAnsi="Symbol" w:hint="default"/>
+        <w:sz w:val="20"/>
+      </w:rPr>
+    </w:lvl>
+    <w:lvl w:ilvl="1" w:tentative="1">
+      <w:start w:val="1"/>
+      <w:numFmt w:val="bullet"/>
+      <w:lvlText w:val=""/>
+      <w:lvlJc w:val="left"/>
+      <w:pPr>
+        <w:tabs>
+          <w:tab w:val="num" w:pos="1440"/>
+        </w:tabs>
+        <w:ind w:left="1440" w:hanging="360"/>
+      </w:pPr>
+      <w:rPr>
+        <w:rFonts w:ascii="Symbol" w:hAnsi="Symbol" w:hint="default"/>
+        <w:sz w:val="20"/>
+      </w:rPr>
+    </w:lvl>
+    <w:lvl w:ilvl="2" w:tentative="1">
+      <w:start w:val="1"/>
+      <w:numFmt w:val="bullet"/>
+      <w:lvlText w:val=""/>
+      <w:lvlJc w:val="left"/>
+      <w:pPr>
+        <w:tabs>
+          <w:tab w:val="num" w:pos="2160"/>
+        </w:tabs>
+        <w:ind w:left="2160" w:hanging="360"/>
+      </w:pPr>
+      <w:rPr>
+        <w:rFonts w:ascii="Symbol" w:hAnsi="Symbol" w:hint="default"/>
+        <w:sz w:val="20"/>
+      </w:rPr>
+    </w:lvl>
+    <w:lvl w:ilvl="3" w:tentative="1">
+      <w:start w:val="1"/>
+      <w:numFmt w:val="bullet"/>
+      <w:lvlText w:val=""/>
+      <w:lvlJc w:val="left"/>
+      <w:pPr>
+        <w:tabs>
+          <w:tab w:val="num" w:pos="2880"/>
+        </w:tabs>
+        <w:ind w:left="2880" w:hanging="360"/>
+      </w:pPr>
+      <w:rPr>
+        <w:rFonts w:ascii="Symbol" w:hAnsi="Symbol" w:hint="default"/>
+        <w:sz w:val="20"/>
+      </w:rPr>
+    </w:lvl>
+    <w:lvl w:ilvl="4" w:tentative="1">
+      <w:start w:val="1"/>
+      <w:numFmt w:val="bullet"/>
+      <w:lvlText w:val=""/>
+      <w:lvlJc w:val="left"/>
+      <w:pPr>
+        <w:tabs>
+          <w:tab w:val="num" w:pos="3600"/>
+        </w:tabs>
+        <w:ind w:left="3600" w:hanging="360"/>
+      </w:pPr>
+      <w:rPr>
+        <w:rFonts w:ascii="Symbol" w:hAnsi="Symbol" w:hint="default"/>
+        <w:sz w:val="20"/>
+      </w:rPr>
+    </w:lvl>
+    <w:lvl w:ilvl="5" w:tentative="1">
+      <w:start w:val="1"/>
+      <w:numFmt w:val="bullet"/>
+      <w:lvlText w:val=""/>
+      <w:lvlJc w:val="left"/>
+      <w:pPr>
+        <w:tabs>
+          <w:tab w:val="num" w:pos="4320"/>
+        </w:tabs>
+        <w:ind w:left="4320" w:hanging="360"/>
+      </w:pPr>
+      <w:rPr>
+        <w:rFonts w:ascii="Symbol" w:hAnsi="Symbol" w:hint="default"/>
+        <w:sz w:val="20"/>
+      </w:rPr>
+    </w:lvl>
+    <w:lvl w:ilvl="6" w:tentative="1">
+      <w:start w:val="1"/>
+      <w:numFmt w:val="bullet"/>
+      <w:lvlText w:val=""/>
+      <w:lvlJc w:val="left"/>
+      <w:pPr>
+        <w:tabs>
+          <w:tab w:val="num" w:pos="5040"/>
+        </w:tabs>
+        <w:ind w:left="5040" w:hanging="360"/>
+      </w:pPr>
+      <w:rPr>
+        <w:rFonts w:ascii="Symbol" w:hAnsi="Symbol" w:hint="default"/>
+        <w:sz w:val="20"/>
+      </w:rPr>
+    </w:lvl>
+    <w:lvl w:ilvl="7" w:tentative="1">
+      <w:start w:val="1"/>
+      <w:numFmt w:val="bullet"/>
+      <w:lvlText w:val=""/>
+      <w:lvlJc w:val="left"/>
+      <w:pPr>
+        <w:tabs>
+          <w:tab w:val="num" w:pos="5760"/>
+        </w:tabs>
+        <w:ind w:left="5760" w:hanging="360"/>
+      </w:pPr>
+      <w:rPr>
+        <w:rFonts w:ascii="Symbol" w:hAnsi="Symbol" w:hint="default"/>
+        <w:sz w:val="20"/>
+      </w:rPr>
+    </w:lvl>
+    <w:lvl w:ilvl="8" w:tentative="1">
+      <w:start w:val="1"/>
+      <w:numFmt w:val="bullet"/>
+      <w:lvlText w:val=""/>
+      <w:lvlJc w:val="left"/>
+      <w:pPr>
+        <w:tabs>
+          <w:tab w:val="num" w:pos="6480"/>
+        </w:tabs>
+        <w:ind w:left="6480" w:hanging="360"/>
+      </w:pPr>
+      <w:rPr>
+        <w:rFonts w:ascii="Symbol" w:hAnsi="Symbol" w:hint="default"/>
+        <w:sz w:val="20"/>
+      </w:rPr>
+    </w:lvl>
+  </w:abstractNum>
+  <w:abstractNum w:abstractNumId="34" w15:restartNumberingAfterBreak="0">
     <w:nsid w:val="58EF0101"/>
     <w:multiLevelType w:val="multilevel"/>
     <w:tmpl w:val="4BC67002"/>
@@ -14888,7 +18308,7 @@
       </w:rPr>
     </w:lvl>
   </w:abstractNum>
-  <w:abstractNum w:abstractNumId="31" w15:restartNumberingAfterBreak="0">
+  <w:abstractNum w:abstractNumId="35" w15:restartNumberingAfterBreak="0">
     <w:nsid w:val="59B65569"/>
     <w:multiLevelType w:val="multilevel"/>
     <w:tmpl w:val="DFE26B24"/>
@@ -15037,7 +18457,7 @@
       </w:rPr>
     </w:lvl>
   </w:abstractNum>
-  <w:abstractNum w:abstractNumId="32" w15:restartNumberingAfterBreak="0">
+  <w:abstractNum w:abstractNumId="36" w15:restartNumberingAfterBreak="0">
     <w:nsid w:val="5C38212C"/>
     <w:multiLevelType w:val="multilevel"/>
     <w:tmpl w:val="791EF862"/>
@@ -15186,7 +18606,7 @@
       </w:rPr>
     </w:lvl>
   </w:abstractNum>
-  <w:abstractNum w:abstractNumId="33" w15:restartNumberingAfterBreak="0">
+  <w:abstractNum w:abstractNumId="37" w15:restartNumberingAfterBreak="0">
     <w:nsid w:val="641C4558"/>
     <w:multiLevelType w:val="multilevel"/>
     <w:tmpl w:val="2608828E"/>
@@ -15335,7 +18755,156 @@
       </w:rPr>
     </w:lvl>
   </w:abstractNum>
-  <w:abstractNum w:abstractNumId="34" w15:restartNumberingAfterBreak="0">
+  <w:abstractNum w:abstractNumId="38" w15:restartNumberingAfterBreak="0">
+    <w:nsid w:val="67DE7BE5"/>
+    <w:multiLevelType w:val="multilevel"/>
+    <w:tmpl w:val="8D1C12BE"/>
+    <w:lvl w:ilvl="0">
+      <w:start w:val="1"/>
+      <w:numFmt w:val="bullet"/>
+      <w:lvlText w:val=""/>
+      <w:lvlJc w:val="left"/>
+      <w:pPr>
+        <w:tabs>
+          <w:tab w:val="num" w:pos="720"/>
+        </w:tabs>
+        <w:ind w:left="720" w:hanging="360"/>
+      </w:pPr>
+      <w:rPr>
+        <w:rFonts w:ascii="Symbol" w:hAnsi="Symbol" w:hint="default"/>
+        <w:sz w:val="20"/>
+      </w:rPr>
+    </w:lvl>
+    <w:lvl w:ilvl="1" w:tentative="1">
+      <w:start w:val="1"/>
+      <w:numFmt w:val="bullet"/>
+      <w:lvlText w:val=""/>
+      <w:lvlJc w:val="left"/>
+      <w:pPr>
+        <w:tabs>
+          <w:tab w:val="num" w:pos="1440"/>
+        </w:tabs>
+        <w:ind w:left="1440" w:hanging="360"/>
+      </w:pPr>
+      <w:rPr>
+        <w:rFonts w:ascii="Symbol" w:hAnsi="Symbol" w:hint="default"/>
+        <w:sz w:val="20"/>
+      </w:rPr>
+    </w:lvl>
+    <w:lvl w:ilvl="2" w:tentative="1">
+      <w:start w:val="1"/>
+      <w:numFmt w:val="bullet"/>
+      <w:lvlText w:val=""/>
+      <w:lvlJc w:val="left"/>
+      <w:pPr>
+        <w:tabs>
+          <w:tab w:val="num" w:pos="2160"/>
+        </w:tabs>
+        <w:ind w:left="2160" w:hanging="360"/>
+      </w:pPr>
+      <w:rPr>
+        <w:rFonts w:ascii="Symbol" w:hAnsi="Symbol" w:hint="default"/>
+        <w:sz w:val="20"/>
+      </w:rPr>
+    </w:lvl>
+    <w:lvl w:ilvl="3" w:tentative="1">
+      <w:start w:val="1"/>
+      <w:numFmt w:val="bullet"/>
+      <w:lvlText w:val=""/>
+      <w:lvlJc w:val="left"/>
+      <w:pPr>
+        <w:tabs>
+          <w:tab w:val="num" w:pos="2880"/>
+        </w:tabs>
+        <w:ind w:left="2880" w:hanging="360"/>
+      </w:pPr>
+      <w:rPr>
+        <w:rFonts w:ascii="Symbol" w:hAnsi="Symbol" w:hint="default"/>
+        <w:sz w:val="20"/>
+      </w:rPr>
+    </w:lvl>
+    <w:lvl w:ilvl="4" w:tentative="1">
+      <w:start w:val="1"/>
+      <w:numFmt w:val="bullet"/>
+      <w:lvlText w:val=""/>
+      <w:lvlJc w:val="left"/>
+      <w:pPr>
+        <w:tabs>
+          <w:tab w:val="num" w:pos="3600"/>
+        </w:tabs>
+        <w:ind w:left="3600" w:hanging="360"/>
+      </w:pPr>
+      <w:rPr>
+        <w:rFonts w:ascii="Symbol" w:hAnsi="Symbol" w:hint="default"/>
+        <w:sz w:val="20"/>
+      </w:rPr>
+    </w:lvl>
+    <w:lvl w:ilvl="5" w:tentative="1">
+      <w:start w:val="1"/>
+      <w:numFmt w:val="bullet"/>
+      <w:lvlText w:val=""/>
+      <w:lvlJc w:val="left"/>
+      <w:pPr>
+        <w:tabs>
+          <w:tab w:val="num" w:pos="4320"/>
+        </w:tabs>
+        <w:ind w:left="4320" w:hanging="360"/>
+      </w:pPr>
+      <w:rPr>
+        <w:rFonts w:ascii="Symbol" w:hAnsi="Symbol" w:hint="default"/>
+        <w:sz w:val="20"/>
+      </w:rPr>
+    </w:lvl>
+    <w:lvl w:ilvl="6" w:tentative="1">
+      <w:start w:val="1"/>
+      <w:numFmt w:val="bullet"/>
+      <w:lvlText w:val=""/>
+      <w:lvlJc w:val="left"/>
+      <w:pPr>
+        <w:tabs>
+          <w:tab w:val="num" w:pos="5040"/>
+        </w:tabs>
+        <w:ind w:left="5040" w:hanging="360"/>
+      </w:pPr>
+      <w:rPr>
+        <w:rFonts w:ascii="Symbol" w:hAnsi="Symbol" w:hint="default"/>
+        <w:sz w:val="20"/>
+      </w:rPr>
+    </w:lvl>
+    <w:lvl w:ilvl="7" w:tentative="1">
+      <w:start w:val="1"/>
+      <w:numFmt w:val="bullet"/>
+      <w:lvlText w:val=""/>
+      <w:lvlJc w:val="left"/>
+      <w:pPr>
+        <w:tabs>
+          <w:tab w:val="num" w:pos="5760"/>
+        </w:tabs>
+        <w:ind w:left="5760" w:hanging="360"/>
+      </w:pPr>
+      <w:rPr>
+        <w:rFonts w:ascii="Symbol" w:hAnsi="Symbol" w:hint="default"/>
+        <w:sz w:val="20"/>
+      </w:rPr>
+    </w:lvl>
+    <w:lvl w:ilvl="8" w:tentative="1">
+      <w:start w:val="1"/>
+      <w:numFmt w:val="bullet"/>
+      <w:lvlText w:val=""/>
+      <w:lvlJc w:val="left"/>
+      <w:pPr>
+        <w:tabs>
+          <w:tab w:val="num" w:pos="6480"/>
+        </w:tabs>
+        <w:ind w:left="6480" w:hanging="360"/>
+      </w:pPr>
+      <w:rPr>
+        <w:rFonts w:ascii="Symbol" w:hAnsi="Symbol" w:hint="default"/>
+        <w:sz w:val="20"/>
+      </w:rPr>
+    </w:lvl>
+  </w:abstractNum>
+  <w:abstractNum w:abstractNumId="39" w15:restartNumberingAfterBreak="0">
     <w:nsid w:val="69FB2059"/>
     <w:multiLevelType w:val="multilevel"/>
     <w:tmpl w:val="7F38EA20"/>
@@ -15484,7 +19053,7 @@
       </w:rPr>
     </w:lvl>
   </w:abstractNum>
-  <w:abstractNum w:abstractNumId="35" w15:restartNumberingAfterBreak="0">
+  <w:abstractNum w:abstractNumId="40" w15:restartNumberingAfterBreak="0">
     <w:nsid w:val="6B8C1CCD"/>
     <w:multiLevelType w:val="multilevel"/>
     <w:tmpl w:val="555C44D0"/>
@@ -15633,7 +19202,7 @@
       </w:rPr>
     </w:lvl>
   </w:abstractNum>
-  <w:abstractNum w:abstractNumId="36" w15:restartNumberingAfterBreak="0">
+  <w:abstractNum w:abstractNumId="41" w15:restartNumberingAfterBreak="0">
     <w:nsid w:val="6C1528C4"/>
     <w:multiLevelType w:val="multilevel"/>
     <w:tmpl w:val="41802A76"/>
@@ -15782,7 +19351,156 @@
       </w:rPr>
     </w:lvl>
   </w:abstractNum>
-  <w:abstractNum w:abstractNumId="37" w15:restartNumberingAfterBreak="0">
+  <w:abstractNum w:abstractNumId="42" w15:restartNumberingAfterBreak="0">
+    <w:nsid w:val="6D785B61"/>
+    <w:multiLevelType w:val="multilevel"/>
+    <w:tmpl w:val="D92CF2FE"/>
+    <w:lvl w:ilvl="0">
+      <w:start w:val="1"/>
+      <w:numFmt w:val="bullet"/>
+      <w:lvlText w:val=""/>
+      <w:lvlJc w:val="left"/>
+      <w:pPr>
+        <w:tabs>
+          <w:tab w:val="num" w:pos="720"/>
+        </w:tabs>
+        <w:ind w:left="720" w:hanging="360"/>
+      </w:pPr>
+      <w:rPr>
+        <w:rFonts w:ascii="Symbol" w:hAnsi="Symbol" w:hint="default"/>
+        <w:sz w:val="20"/>
+      </w:rPr>
+    </w:lvl>
+    <w:lvl w:ilvl="1" w:tentative="1">
+      <w:start w:val="1"/>
+      <w:numFmt w:val="bullet"/>
+      <w:lvlText w:val=""/>
+      <w:lvlJc w:val="left"/>
+      <w:pPr>
+        <w:tabs>
+          <w:tab w:val="num" w:pos="1440"/>
+        </w:tabs>
+        <w:ind w:left="1440" w:hanging="360"/>
+      </w:pPr>
+      <w:rPr>
+        <w:rFonts w:ascii="Symbol" w:hAnsi="Symbol" w:hint="default"/>
+        <w:sz w:val="20"/>
+      </w:rPr>
+    </w:lvl>
+    <w:lvl w:ilvl="2" w:tentative="1">
+      <w:start w:val="1"/>
+      <w:numFmt w:val="bullet"/>
+      <w:lvlText w:val=""/>
+      <w:lvlJc w:val="left"/>
+      <w:pPr>
+        <w:tabs>
+          <w:tab w:val="num" w:pos="2160"/>
+        </w:tabs>
+        <w:ind w:left="2160" w:hanging="360"/>
+      </w:pPr>
+      <w:rPr>
+        <w:rFonts w:ascii="Symbol" w:hAnsi="Symbol" w:hint="default"/>
+        <w:sz w:val="20"/>
+      </w:rPr>
+    </w:lvl>
+    <w:lvl w:ilvl="3" w:tentative="1">
+      <w:start w:val="1"/>
+      <w:numFmt w:val="bullet"/>
+      <w:lvlText w:val=""/>
+      <w:lvlJc w:val="left"/>
+      <w:pPr>
+        <w:tabs>
+          <w:tab w:val="num" w:pos="2880"/>
+        </w:tabs>
+        <w:ind w:left="2880" w:hanging="360"/>
+      </w:pPr>
+      <w:rPr>
+        <w:rFonts w:ascii="Symbol" w:hAnsi="Symbol" w:hint="default"/>
+        <w:sz w:val="20"/>
+      </w:rPr>
+    </w:lvl>
+    <w:lvl w:ilvl="4" w:tentative="1">
+      <w:start w:val="1"/>
+      <w:numFmt w:val="bullet"/>
+      <w:lvlText w:val=""/>
+      <w:lvlJc w:val="left"/>
+      <w:pPr>
+        <w:tabs>
+          <w:tab w:val="num" w:pos="3600"/>
+        </w:tabs>
+        <w:ind w:left="3600" w:hanging="360"/>
+      </w:pPr>
+      <w:rPr>
+        <w:rFonts w:ascii="Symbol" w:hAnsi="Symbol" w:hint="default"/>
+        <w:sz w:val="20"/>
+      </w:rPr>
+    </w:lvl>
+    <w:lvl w:ilvl="5" w:tentative="1">
+      <w:start w:val="1"/>
+      <w:numFmt w:val="bullet"/>
+      <w:lvlText w:val=""/>
+      <w:lvlJc w:val="left"/>
+      <w:pPr>
+        <w:tabs>
+          <w:tab w:val="num" w:pos="4320"/>
+        </w:tabs>
+        <w:ind w:left="4320" w:hanging="360"/>
+      </w:pPr>
+      <w:rPr>
+        <w:rFonts w:ascii="Symbol" w:hAnsi="Symbol" w:hint="default"/>
+        <w:sz w:val="20"/>
+      </w:rPr>
+    </w:lvl>
+    <w:lvl w:ilvl="6" w:tentative="1">
+      <w:start w:val="1"/>
+      <w:numFmt w:val="bullet"/>
+      <w:lvlText w:val=""/>
+      <w:lvlJc w:val="left"/>
+      <w:pPr>
+        <w:tabs>
+          <w:tab w:val="num" w:pos="5040"/>
+        </w:tabs>
+        <w:ind w:left="5040" w:hanging="360"/>
+      </w:pPr>
+      <w:rPr>
+        <w:rFonts w:ascii="Symbol" w:hAnsi="Symbol" w:hint="default"/>
+        <w:sz w:val="20"/>
+      </w:rPr>
+    </w:lvl>
+    <w:lvl w:ilvl="7" w:tentative="1">
+      <w:start w:val="1"/>
+      <w:numFmt w:val="bullet"/>
+      <w:lvlText w:val=""/>
+      <w:lvlJc w:val="left"/>
+      <w:pPr>
+        <w:tabs>
+          <w:tab w:val="num" w:pos="5760"/>
+        </w:tabs>
+        <w:ind w:left="5760" w:hanging="360"/>
+      </w:pPr>
+      <w:rPr>
+        <w:rFonts w:ascii="Symbol" w:hAnsi="Symbol" w:hint="default"/>
+        <w:sz w:val="20"/>
+      </w:rPr>
+    </w:lvl>
+    <w:lvl w:ilvl="8" w:tentative="1">
+      <w:start w:val="1"/>
+      <w:numFmt w:val="bullet"/>
+      <w:lvlText w:val=""/>
+      <w:lvlJc w:val="left"/>
+      <w:pPr>
+        <w:tabs>
+          <w:tab w:val="num" w:pos="6480"/>
+        </w:tabs>
+        <w:ind w:left="6480" w:hanging="360"/>
+      </w:pPr>
+      <w:rPr>
+        <w:rFonts w:ascii="Symbol" w:hAnsi="Symbol" w:hint="default"/>
+        <w:sz w:val="20"/>
+      </w:rPr>
+    </w:lvl>
+  </w:abstractNum>
+  <w:abstractNum w:abstractNumId="43" w15:restartNumberingAfterBreak="0">
     <w:nsid w:val="6D9776A1"/>
     <w:multiLevelType w:val="multilevel"/>
     <w:tmpl w:val="C0A2A936"/>
@@ -15931,7 +19649,7 @@
       </w:rPr>
     </w:lvl>
   </w:abstractNum>
-  <w:abstractNum w:abstractNumId="38" w15:restartNumberingAfterBreak="0">
+  <w:abstractNum w:abstractNumId="44" w15:restartNumberingAfterBreak="0">
     <w:nsid w:val="73861B31"/>
     <w:multiLevelType w:val="multilevel"/>
     <w:tmpl w:val="998630D8"/>
@@ -16080,7 +19798,7 @@
       </w:rPr>
     </w:lvl>
   </w:abstractNum>
-  <w:abstractNum w:abstractNumId="39" w15:restartNumberingAfterBreak="0">
+  <w:abstractNum w:abstractNumId="45" w15:restartNumberingAfterBreak="0">
     <w:nsid w:val="758D70C2"/>
     <w:multiLevelType w:val="multilevel"/>
     <w:tmpl w:val="181E789C"/>
@@ -16229,7 +19947,7 @@
       </w:rPr>
     </w:lvl>
   </w:abstractNum>
-  <w:abstractNum w:abstractNumId="40" w15:restartNumberingAfterBreak="0">
+  <w:abstractNum w:abstractNumId="46" w15:restartNumberingAfterBreak="0">
     <w:nsid w:val="767D737B"/>
     <w:multiLevelType w:val="multilevel"/>
     <w:tmpl w:val="2D661062"/>
@@ -16378,7 +20096,7 @@
       </w:rPr>
     </w:lvl>
   </w:abstractNum>
-  <w:abstractNum w:abstractNumId="41" w15:restartNumberingAfterBreak="0">
+  <w:abstractNum w:abstractNumId="47" w15:restartNumberingAfterBreak="0">
     <w:nsid w:val="782502B9"/>
     <w:multiLevelType w:val="multilevel"/>
     <w:tmpl w:val="4D2A9206"/>
@@ -16527,7 +20245,7 @@
       </w:rPr>
     </w:lvl>
   </w:abstractNum>
-  <w:abstractNum w:abstractNumId="42" w15:restartNumberingAfterBreak="0">
+  <w:abstractNum w:abstractNumId="48" w15:restartNumberingAfterBreak="0">
     <w:nsid w:val="7D6A2409"/>
     <w:multiLevelType w:val="multilevel"/>
     <w:tmpl w:val="41FCB66A"/>
@@ -16676,7 +20394,7 @@
       </w:rPr>
     </w:lvl>
   </w:abstractNum>
-  <w:abstractNum w:abstractNumId="43" w15:restartNumberingAfterBreak="0">
+  <w:abstractNum w:abstractNumId="49" w15:restartNumberingAfterBreak="0">
     <w:nsid w:val="7E350755"/>
     <w:multiLevelType w:val="multilevel"/>
     <w:tmpl w:val="FF449E44"/>
@@ -16826,136 +20544,154 @@
     </w:lvl>
   </w:abstractNum>
   <w:num w:numId="1">
-    <w:abstractNumId w:val="17"/>
+    <w:abstractNumId w:val="20"/>
   </w:num>
   <w:num w:numId="2">
+    <w:abstractNumId w:val="3"/>
+  </w:num>
+  <w:num w:numId="3">
+    <w:abstractNumId w:val="36"/>
+  </w:num>
+  <w:num w:numId="4">
+    <w:abstractNumId w:val="22"/>
+  </w:num>
+  <w:num w:numId="5">
     <w:abstractNumId w:val="2"/>
   </w:num>
-  <w:num w:numId="3">
+  <w:num w:numId="6">
+    <w:abstractNumId w:val="49"/>
+  </w:num>
+  <w:num w:numId="7">
+    <w:abstractNumId w:val="5"/>
+  </w:num>
+  <w:num w:numId="8">
     <w:abstractNumId w:val="32"/>
   </w:num>
-  <w:num w:numId="4">
-    <w:abstractNumId w:val="19"/>
-  </w:num>
-  <w:num w:numId="5">
-    <w:abstractNumId w:val="1"/>
-  </w:num>
-  <w:num w:numId="6">
-    <w:abstractNumId w:val="43"/>
-  </w:num>
-  <w:num w:numId="7">
-    <w:abstractNumId w:val="4"/>
-  </w:num>
-  <w:num w:numId="8">
-    <w:abstractNumId w:val="29"/>
-  </w:num>
   <w:num w:numId="9">
-    <w:abstractNumId w:val="5"/>
+    <w:abstractNumId w:val="6"/>
   </w:num>
   <w:num w:numId="10">
+    <w:abstractNumId w:val="40"/>
+  </w:num>
+  <w:num w:numId="11">
+    <w:abstractNumId w:val="10"/>
+  </w:num>
+  <w:num w:numId="12">
+    <w:abstractNumId w:val="12"/>
+  </w:num>
+  <w:num w:numId="13">
     <w:abstractNumId w:val="35"/>
   </w:num>
-  <w:num w:numId="11">
-    <w:abstractNumId w:val="8"/>
-  </w:num>
-  <w:num w:numId="12">
-    <w:abstractNumId w:val="10"/>
-  </w:num>
-  <w:num w:numId="13">
-    <w:abstractNumId w:val="31"/>
-  </w:num>
   <w:num w:numId="14">
-    <w:abstractNumId w:val="34"/>
+    <w:abstractNumId w:val="39"/>
   </w:num>
   <w:num w:numId="15">
-    <w:abstractNumId w:val="37"/>
+    <w:abstractNumId w:val="43"/>
   </w:num>
   <w:num w:numId="16">
     <w:abstractNumId w:val="0"/>
   </w:num>
   <w:num w:numId="17">
-    <w:abstractNumId w:val="36"/>
+    <w:abstractNumId w:val="41"/>
   </w:num>
   <w:num w:numId="18">
+    <w:abstractNumId w:val="19"/>
+  </w:num>
+  <w:num w:numId="19">
+    <w:abstractNumId w:val="7"/>
+  </w:num>
+  <w:num w:numId="20">
+    <w:abstractNumId w:val="37"/>
+  </w:num>
+  <w:num w:numId="21">
+    <w:abstractNumId w:val="48"/>
+  </w:num>
+  <w:num w:numId="22">
+    <w:abstractNumId w:val="24"/>
+  </w:num>
+  <w:num w:numId="23">
+    <w:abstractNumId w:val="44"/>
+  </w:num>
+  <w:num w:numId="24">
+    <w:abstractNumId w:val="8"/>
+  </w:num>
+  <w:num w:numId="25">
+    <w:abstractNumId w:val="18"/>
+  </w:num>
+  <w:num w:numId="26">
+    <w:abstractNumId w:val="17"/>
+  </w:num>
+  <w:num w:numId="27">
+    <w:abstractNumId w:val="31"/>
+  </w:num>
+  <w:num w:numId="28">
+    <w:abstractNumId w:val="25"/>
+  </w:num>
+  <w:num w:numId="29">
+    <w:abstractNumId w:val="27"/>
+  </w:num>
+  <w:num w:numId="30">
+    <w:abstractNumId w:val="46"/>
+  </w:num>
+  <w:num w:numId="31">
+    <w:abstractNumId w:val="13"/>
+  </w:num>
+  <w:num w:numId="32">
+    <w:abstractNumId w:val="21"/>
+  </w:num>
+  <w:num w:numId="33">
+    <w:abstractNumId w:val="45"/>
+  </w:num>
+  <w:num w:numId="34">
+    <w:abstractNumId w:val="23"/>
+  </w:num>
+  <w:num w:numId="35">
+    <w:abstractNumId w:val="34"/>
+  </w:num>
+  <w:num w:numId="36">
+    <w:abstractNumId w:val="26"/>
+  </w:num>
+  <w:num w:numId="37">
+    <w:abstractNumId w:val="4"/>
+  </w:num>
+  <w:num w:numId="38">
     <w:abstractNumId w:val="16"/>
   </w:num>
-  <w:num w:numId="19">
-    <w:abstractNumId w:val="6"/>
+  <w:num w:numId="39">
+    <w:abstractNumId w:val="28"/>
   </w:num>
-  <w:num w:numId="20">
+  <w:num w:numId="40">
+    <w:abstractNumId w:val="47"/>
+  </w:num>
+  <w:num w:numId="41">
+    <w:abstractNumId w:val="30"/>
+  </w:num>
+  <w:num w:numId="42">
+    <w:abstractNumId w:val="11"/>
+  </w:num>
+  <w:num w:numId="43">
+    <w:abstractNumId w:val="29"/>
+  </w:num>
+  <w:num w:numId="44">
+    <w:abstractNumId w:val="15"/>
+  </w:num>
+  <w:num w:numId="45">
+    <w:abstractNumId w:val="42"/>
+  </w:num>
+  <w:num w:numId="46">
     <w:abstractNumId w:val="33"/>
   </w:num>
-  <w:num w:numId="21">
-    <w:abstractNumId w:val="42"/>
+  <w:num w:numId="47">
+    <w:abstractNumId w:val="9"/>
   </w:num>
-  <w:num w:numId="22">
-    <w:abstractNumId w:val="21"/>
+  <w:num w:numId="48">
+    <w:abstractNumId w:val="1"/>
   </w:num>
-  <w:num w:numId="23">
-    <w:abstractNumId w:val="38"/>
-  </w:num>
-  <w:num w:numId="24">
-    <w:abstractNumId w:val="7"/>
-  </w:num>
-  <w:num w:numId="25">
-    <w:abstractNumId w:val="15"/>
-  </w:num>
-  <w:num w:numId="26">
+  <w:num w:numId="49">
     <w:abstractNumId w:val="14"/>
   </w:num>
-  <w:num w:numId="27">
-    <w:abstractNumId w:val="28"/>
-  </w:num>
-  <w:num w:numId="28">
-    <w:abstractNumId w:val="22"/>
-  </w:num>
-  <w:num w:numId="29">
-    <w:abstractNumId w:val="24"/>
-  </w:num>
-  <w:num w:numId="30">
-    <w:abstractNumId w:val="40"/>
-  </w:num>
-  <w:num w:numId="31">
-    <w:abstractNumId w:val="11"/>
-  </w:num>
-  <w:num w:numId="32">
-    <w:abstractNumId w:val="18"/>
-  </w:num>
-  <w:num w:numId="33">
-    <w:abstractNumId w:val="39"/>
-  </w:num>
-  <w:num w:numId="34">
-    <w:abstractNumId w:val="20"/>
-  </w:num>
-  <w:num w:numId="35">
-    <w:abstractNumId w:val="30"/>
-  </w:num>
-  <w:num w:numId="36">
-    <w:abstractNumId w:val="23"/>
-  </w:num>
-  <w:num w:numId="37">
-    <w:abstractNumId w:val="3"/>
-  </w:num>
-  <w:num w:numId="38">
-    <w:abstractNumId w:val="13"/>
-  </w:num>
-  <w:num w:numId="39">
-    <w:abstractNumId w:val="25"/>
-  </w:num>
-  <w:num w:numId="40">
-    <w:abstractNumId w:val="41"/>
-  </w:num>
-  <w:num w:numId="41">
-    <w:abstractNumId w:val="27"/>
-  </w:num>
-  <w:num w:numId="42">
-    <w:abstractNumId w:val="9"/>
-  </w:num>
-  <w:num w:numId="43">
-    <w:abstractNumId w:val="26"/>
-  </w:num>
-  <w:num w:numId="44">
-    <w:abstractNumId w:val="12"/>
+  <w:num w:numId="50">
+    <w:abstractNumId w:val="38"/>
   </w:num>
 </w:numbering>
 </file>
@@ -17557,6 +21293,81 @@
     <w:basedOn w:val="DefaultParagraphFont"/>
     <w:rsid w:val="00FE67C2"/>
   </w:style>
+  <w:style w:type="paragraph" w:styleId="HTMLPreformatted">
+    <w:name w:val="HTML Preformatted"/>
+    <w:basedOn w:val="Normal"/>
+    <w:link w:val="HTMLPreformattedChar"/>
+    <w:uiPriority w:val="99"/>
+    <w:semiHidden/>
+    <w:unhideWhenUsed/>
+    <w:rsid w:val="00E20BBF"/>
+    <w:pPr>
+      <w:tabs>
+        <w:tab w:val="left" w:pos="916"/>
+        <w:tab w:val="left" w:pos="1832"/>
+        <w:tab w:val="left" w:pos="2748"/>
+        <w:tab w:val="left" w:pos="3664"/>
+        <w:tab w:val="left" w:pos="4580"/>
+        <w:tab w:val="left" w:pos="5496"/>
+        <w:tab w:val="left" w:pos="6412"/>
+        <w:tab w:val="left" w:pos="7328"/>
+        <w:tab w:val="left" w:pos="8244"/>
+        <w:tab w:val="left" w:pos="9160"/>
+        <w:tab w:val="left" w:pos="10076"/>
+        <w:tab w:val="left" w:pos="10992"/>
+        <w:tab w:val="left" w:pos="11908"/>
+        <w:tab w:val="left" w:pos="12824"/>
+        <w:tab w:val="left" w:pos="13740"/>
+        <w:tab w:val="left" w:pos="14656"/>
+      </w:tabs>
+      <w:spacing w:after="0" w:line="240" w:lineRule="auto"/>
+    </w:pPr>
+    <w:rPr>
+      <w:rFonts w:ascii="Courier New" w:eastAsia="Times New Roman" w:hAnsi="Courier New" w:cs="Courier New"/>
+      <w:kern w:val="0"/>
+      <w:sz w:val="20"/>
+      <w:szCs w:val="20"/>
+      <w14:ligatures w14:val="none"/>
+    </w:rPr>
+  </w:style>
+  <w:style w:type="character" w:customStyle="1" w:styleId="HTMLPreformattedChar">
+    <w:name w:val="HTML Preformatted Char"/>
+    <w:basedOn w:val="DefaultParagraphFont"/>
+    <w:link w:val="HTMLPreformatted"/>
+    <w:uiPriority w:val="99"/>
+    <w:semiHidden/>
+    <w:rsid w:val="00E20BBF"/>
+    <w:rPr>
+      <w:rFonts w:ascii="Courier New" w:eastAsia="Times New Roman" w:hAnsi="Courier New" w:cs="Courier New"/>
+      <w:kern w:val="0"/>
+      <w:sz w:val="20"/>
+      <w:szCs w:val="20"/>
+      <w14:ligatures w14:val="none"/>
+    </w:rPr>
+  </w:style>
+  <w:style w:type="character" w:customStyle="1" w:styleId="text-var--slate-11">
+    <w:name w:val="text-[var(--slate-11)]"/>
+    <w:basedOn w:val="DefaultParagraphFont"/>
+    <w:rsid w:val="00E20BBF"/>
+  </w:style>
+  <w:style w:type="character" w:styleId="HTMLCode">
+    <w:name w:val="HTML Code"/>
+    <w:basedOn w:val="DefaultParagraphFont"/>
+    <w:uiPriority w:val="99"/>
+    <w:semiHidden/>
+    <w:unhideWhenUsed/>
+    <w:rsid w:val="00E20BBF"/>
+    <w:rPr>
+      <w:rFonts w:ascii="Courier New" w:eastAsia="Times New Roman" w:hAnsi="Courier New" w:cs="Courier New"/>
+      <w:sz w:val="20"/>
+      <w:szCs w:val="20"/>
+    </w:rPr>
+  </w:style>
+  <w:style w:type="character" w:customStyle="1" w:styleId="token">
+    <w:name w:val="token"/>
+    <w:basedOn w:val="DefaultParagraphFont"/>
+    <w:rsid w:val="00E20BBF"/>
+  </w:style>
 </w:styles>
 </file>
 
